--- a/docs/IngWebEntregabes/EntregableFinal_Suble_Lima_Denilson_Rivaldo.docx
+++ b/docs/IngWebEntregabes/EntregableFinal_Suble_Lima_Denilson_Rivaldo.docx
@@ -9,54 +9,55 @@
       <w:r>
         <w:rPr>
           <w:rFonts w:ascii="Arial" w:hAnsi="Arial"/>
+          <w:b/>
+          <w:color w:val="0F172A"/>
+          <w:sz w:val="20"/>
+        </w:rPr>
+        <w:t>Universidad Continental</w:t>
+      </w:r>
+    </w:p>
+    <w:p>
+      <w:pPr>
+        <w:spacing w:after="280"/>
+        <w:jc w:val="center"/>
+      </w:pPr>
+      <w:r>
+        <w:rPr>
+          <w:rFonts w:ascii="Arial" w:hAnsi="Arial"/>
+          <w:color w:val="47566B"/>
+          <w:sz w:val="18"/>
+        </w:rPr>
+        <w:t>Facultad de Ingeniería  •  Escuela Profesional de Ingeniería de Sistemas e Informática</w:t>
+      </w:r>
+    </w:p>
+    <w:p>
+      <w:pPr>
+        <w:spacing w:after="40"/>
+        <w:jc w:val="center"/>
+      </w:pPr>
+      <w:r>
+        <w:rPr>
+          <w:rFonts w:ascii="Arial" w:hAnsi="Arial"/>
+          <w:b/>
+          <w:color w:val="DC2626"/>
+          <w:sz w:val="22"/>
+        </w:rPr>
+        <w:t>INGENIERÍA WEB</w:t>
+      </w:r>
+    </w:p>
+    <w:p>
+      <w:pPr>
+        <w:spacing w:after="360"/>
+        <w:jc w:val="center"/>
+      </w:pPr>
+      <w:r>
+        <w:rPr>
+          <w:rFonts w:ascii="Arial" w:hAnsi="Arial"/>
           <w:i/>
           <w:color w:val="64748B"/>
           <w:sz w:val="18"/>
         </w:rPr>
-        <w:t>Año de la Esperanza y el Fortalecimiento de la Democracia</w:t>
-      </w:r>
-    </w:p>
-    <w:p>
-      <w:pPr>
-        <w:spacing w:after="280"/>
-        <w:jc w:val="center"/>
-      </w:pPr>
-      <w:r>
-        <w:rPr>
-          <w:rFonts w:ascii="Arial" w:hAnsi="Arial"/>
-          <w:b/>
-          <w:sz w:val="20"/>
-        </w:rPr>
-        <w:t>Facultad de Ingeniería  •  Escuela Académica de Sistemas e Informática</w:t>
-      </w:r>
-    </w:p>
-    <w:p>
-      <w:pPr>
-        <w:spacing w:after="80"/>
-        <w:jc w:val="center"/>
-      </w:pPr>
-      <w:r>
-        <w:rPr>
-          <w:rFonts w:ascii="Arial" w:hAnsi="Arial"/>
-          <w:b/>
-          <w:color w:val="FF4747"/>
-          <w:sz w:val="24"/>
-        </w:rPr>
-        <w:t>PRODUCTO ACADÉMICO — ENTREGABLE FINAL</w:t>
-      </w:r>
-    </w:p>
-    <w:p>
-      <w:pPr>
-        <w:spacing w:after="320"/>
-        <w:jc w:val="center"/>
-      </w:pPr>
-      <w:r>
-        <w:rPr>
-          <w:rFonts w:ascii="Arial" w:hAnsi="Arial"/>
-          <w:color w:val="64748B"/>
-          <w:sz w:val="18"/>
-        </w:rPr>
-        <w:t>Asignatura: Ingeniería Web</w:t>
+        <w:t>Entregable Final</w:t>
       </w:r>
     </w:p>
     <w:p>
@@ -70,28 +71,28 @@
           <w:rFonts w:ascii="Arial" w:hAnsi="Arial"/>
           <w:b/>
           <w:color w:val="FFFFFF"/>
-          <w:sz w:val="30"/>
-        </w:rPr>
-        <w:t>Sistema Web para la Gestión Empresarial</w:t>
+          <w:sz w:val="32"/>
+        </w:rPr>
+        <w:t>Sistema Web para la Gestión</w:t>
         <w:br/>
-        <w:t>y Comercialización de Productos de Limpieza</w:t>
+        <w:t>Empresarial y Comercialización</w:t>
         <w:br/>
-        <w:t>CCOLCAS</w:t>
-      </w:r>
-    </w:p>
-    <w:p>
-      <w:pPr>
-        <w:spacing w:after="320"/>
+        <w:t>de Productos de Limpieza</w:t>
+      </w:r>
+    </w:p>
+    <w:p>
+      <w:pPr>
+        <w:spacing w:after="280"/>
         <w:jc w:val="center"/>
       </w:pPr>
       <w:r>
         <w:rPr>
           <w:rFonts w:ascii="Arial" w:hAnsi="Arial"/>
           <w:i/>
-          <w:color w:val="64748B"/>
-          <w:sz w:val="16"/>
-        </w:rPr>
-        <w:t>CCOLCA'S — Inventario, Almacén y Ventas  •  Laravel 12  •  PHP 8.2  •  MySQL (ccolcasdb)</w:t>
+          <w:color w:val="47566B"/>
+          <w:sz w:val="18"/>
+        </w:rPr>
+        <w:t>CCOLCA'S  •  Caso: Distribuidora en Cusco  •  Inventario, Almacén y Ventas</w:t>
       </w:r>
     </w:p>
     <w:tbl>
@@ -160,7 +161,7 @@
                 <w:rFonts w:ascii="Arial" w:hAnsi="Arial"/>
                 <w:sz w:val="18"/>
               </w:rPr>
-              <w:t>DOCENTE:</w:t>
+              <w:t>Docente:</w:t>
             </w:r>
           </w:p>
         </w:tc>
@@ -192,7 +193,7 @@
                 <w:rFonts w:ascii="Arial" w:hAnsi="Arial"/>
                 <w:sz w:val="18"/>
               </w:rPr>
-              <w:t>AUTOR:</w:t>
+              <w:t>Estudiante:</w:t>
             </w:r>
           </w:p>
         </w:tc>
@@ -224,7 +225,7 @@
                 <w:rFonts w:ascii="Arial" w:hAnsi="Arial"/>
                 <w:sz w:val="18"/>
               </w:rPr>
-              <w:t>REPOSITORIO:</w:t>
+              <w:t>Repositorio:</w:t>
             </w:r>
           </w:p>
         </w:tc>
@@ -239,7 +240,7 @@
                 <w:rFonts w:ascii="Arial" w:hAnsi="Arial"/>
                 <w:sz w:val="18"/>
               </w:rPr>
-              <w:t>https://github.com/75957473-design/Colcas.git</w:t>
+              <w:t>https://github.com/75957473-design/Ccolcas.git</w:t>
             </w:r>
           </w:p>
         </w:tc>
@@ -252,7 +253,7 @@
     </w:p>
     <w:p>
       <w:pPr>
-        <w:spacing w:before="280"/>
+        <w:spacing w:before="240"/>
         <w:jc w:val="center"/>
       </w:pPr>
       <w:r>
@@ -261,7 +262,20 @@
           <w:b/>
           <w:sz w:val="20"/>
         </w:rPr>
-        <w:t>HUANCAYO — PERÚ  •  Sede Cusco  •  2026</w:t>
+        <w:t>Huancayo — Cusco  •  2026</w:t>
+      </w:r>
+    </w:p>
+    <w:p>
+      <w:pPr>
+        <w:jc w:val="center"/>
+      </w:pPr>
+      <w:r>
+        <w:rPr>
+          <w:rFonts w:ascii="Arial" w:hAnsi="Arial"/>
+          <w:color w:val="64748B"/>
+          <w:sz w:val="16"/>
+        </w:rPr>
+        <w:t>Desarrollado con Laravel 12  •  PHP 8.2  •  MySQL (ccolcasdb)  •  Vite + Tailwind</w:t>
       </w:r>
     </w:p>
     <w:p>
@@ -272,24 +286,10 @@
         <w:rPr>
           <w:rFonts w:ascii="Arial" w:hAnsi="Arial"/>
           <w:i/>
-          <w:color w:val="47566B"/>
-          <w:sz w:val="16"/>
-        </w:rPr>
-        <w:t>Este documento integra lo trabajado en PA1 y PA3 y responde a todo lo pedido en ContenidoEntregableFinal.docx</w:t>
-      </w:r>
-    </w:p>
-    <w:p>
-      <w:pPr>
-        <w:jc w:val="center"/>
-      </w:pPr>
-      <w:r>
-        <w:rPr>
-          <w:rFonts w:ascii="Arial" w:hAnsi="Arial"/>
-          <w:i/>
-          <w:color w:val="DC2626"/>
+          <w:color w:val="94A3B8"/>
           <w:sz w:val="14"/>
         </w:rPr>
-        <w:t>Generado 11/10/2026 16:12 — Texto en lenguaje natural. Reemplaza las capturas antes de entregar.</w:t>
+        <w:t>11/10/2026</w:t>
       </w:r>
     </w:p>
     <w:p>
@@ -309,7 +309,7 @@
           <w:color w:val="0F172A"/>
           <w:sz w:val="32"/>
         </w:rPr>
-        <w:t>Índice — ¿Qué hay en este documento?</w:t>
+        <w:t>Contenido</w:t>
       </w:r>
     </w:p>
     <w:p>
@@ -324,7 +324,7 @@
           <w:i/>
           <w:sz w:val="20"/>
         </w:rPr>
-        <w:t>Te dejo aquí un mapa rápido para que encuentres cada parte. Todo está escrito en lenguaje sencillo, como si te lo explicara en clase.</w:t>
+        <w:t>Este trabajo reúne todo lo que fuimos construyendo durante el ciclo para la empresa CCOLCAS. Traté de explicarlo con mis propias palabras, sin tanto tecnicismo, para que cualquier persona pueda entender qué hace el sistema, cómo lo hicimos y por qué tomamos cada decisión.</w:t>
       </w:r>
     </w:p>
     <w:p>
@@ -348,7 +348,7 @@
           <w:rFonts w:ascii="Arial" w:hAnsi="Arial"/>
           <w:sz w:val="18"/>
         </w:rPr>
-        <w:t>2. Descripción del proyecto (quién es CCOLCAS y qué le duele)</w:t>
+        <w:t>2. Descripción del proyecto — la historia de CCOLCAS</w:t>
       </w:r>
     </w:p>
     <w:p>
@@ -360,7 +360,7 @@
           <w:rFonts w:ascii="Arial" w:hAnsi="Arial"/>
           <w:sz w:val="18"/>
         </w:rPr>
-        <w:t>3. Definición del producto (qué hace el sistema)</w:t>
+        <w:t>3. Que hace el sistema — definición del producto</w:t>
       </w:r>
     </w:p>
     <w:p>
@@ -372,7 +372,7 @@
           <w:rFonts w:ascii="Arial" w:hAnsi="Arial"/>
           <w:sz w:val="18"/>
         </w:rPr>
-        <w:t>4. ¿Es una app nativa o híbrida? Explicado fácil (con DHARMA)</w:t>
+        <w:t>4. Es una app nativa, híbrida o web? Lo aclaro con un ejemplo</w:t>
       </w:r>
     </w:p>
     <w:p>
@@ -384,7 +384,7 @@
           <w:rFonts w:ascii="Arial" w:hAnsi="Arial"/>
           <w:sz w:val="18"/>
         </w:rPr>
-        <w:t>5. Cómo está construido — Arquitectura</w:t>
+        <w:t>5. Como está construido — arquitectura</w:t>
       </w:r>
     </w:p>
     <w:p>
@@ -396,7 +396,7 @@
           <w:rFonts w:ascii="Arial" w:hAnsi="Arial"/>
           <w:sz w:val="18"/>
         </w:rPr>
-        <w:t>6. Plan de trabajo en 4 semanas</w:t>
+        <w:t>6. Como nos organizamos — plan de 4 semanas</w:t>
       </w:r>
     </w:p>
     <w:p>
@@ -408,7 +408,7 @@
           <w:rFonts w:ascii="Arial" w:hAnsi="Arial"/>
           <w:sz w:val="18"/>
         </w:rPr>
-        <w:t>7. Análisis y diseño — resumen</w:t>
+        <w:t>7. Análisis y diseño — lo que pensamos antes de programar</w:t>
       </w:r>
     </w:p>
     <w:p>
@@ -420,7 +420,7 @@
           <w:rFonts w:ascii="Arial" w:hAnsi="Arial"/>
           <w:sz w:val="18"/>
         </w:rPr>
-        <w:t>8. Casos de uso (quién puede hacer qué)</w:t>
+        <w:t>8. Casos de uso — quien puede hacer que</w:t>
       </w:r>
     </w:p>
     <w:p>
@@ -432,7 +432,7 @@
           <w:rFonts w:ascii="Arial" w:hAnsi="Arial"/>
           <w:sz w:val="18"/>
         </w:rPr>
-        <w:t>9. Clases (cómo se organizan los datos)</w:t>
+        <w:t>9. Diagrama de clases — como se conectan los datos</w:t>
       </w:r>
     </w:p>
     <w:p>
@@ -444,7 +444,7 @@
           <w:rFonts w:ascii="Arial" w:hAnsi="Arial"/>
           <w:sz w:val="18"/>
         </w:rPr>
-        <w:t>10. Mapa de navegación (cómo te mueves en la web)</w:t>
+        <w:t>10. Mapa de navegación — como te mueves en la web</w:t>
       </w:r>
     </w:p>
     <w:p>
@@ -456,7 +456,7 @@
           <w:rFonts w:ascii="Arial" w:hAnsi="Arial"/>
           <w:sz w:val="18"/>
         </w:rPr>
-        <w:t>11. Procesos del negocio paso a paso</w:t>
+        <w:t>11. Procesos del negocio — el paso a paso real</w:t>
       </w:r>
     </w:p>
     <w:p>
@@ -468,7 +468,7 @@
           <w:rFonts w:ascii="Arial" w:hAnsi="Arial"/>
           <w:sz w:val="18"/>
         </w:rPr>
-        <w:t>12. Las pantallas de la aplicación (aquí van muchas capturas)</w:t>
+        <w:t>12. Las pantallas — así se ve el sistema (con fotos)</w:t>
       </w:r>
     </w:p>
     <w:p>
@@ -480,7 +480,7 @@
           <w:rFonts w:ascii="Arial" w:hAnsi="Arial"/>
           <w:sz w:val="18"/>
         </w:rPr>
-        <w:t>13. Método, metodología y estrategia (OOHDM, incremental)</w:t>
+        <w:t>13. Método, metodología y estrategia — nuestra forma de trabajar</w:t>
       </w:r>
     </w:p>
     <w:p>
@@ -492,7 +492,7 @@
           <w:rFonts w:ascii="Arial" w:hAnsi="Arial"/>
           <w:sz w:val="18"/>
         </w:rPr>
-        <w:t>14. Modelo de calidad ISO 25010</w:t>
+        <w:t>14. Calidad del software — modelo ISO 25010</w:t>
       </w:r>
     </w:p>
     <w:p>
@@ -504,7 +504,7 @@
           <w:rFonts w:ascii="Arial" w:hAnsi="Arial"/>
           <w:sz w:val="18"/>
         </w:rPr>
-        <w:t>15. Pruebas — cómo comprobamos que funciona</w:t>
+        <w:t>15. Pruebas — como comprobamos que todo funciona</w:t>
       </w:r>
     </w:p>
     <w:p>
@@ -516,7 +516,7 @@
           <w:rFonts w:ascii="Arial" w:hAnsi="Arial"/>
           <w:sz w:val="18"/>
         </w:rPr>
-        <w:t>16. Medidas de seguridad que ya tiene</w:t>
+        <w:t>16. Seguridad — que cuidados ya tiene</w:t>
       </w:r>
     </w:p>
     <w:p>
@@ -528,7 +528,7 @@
           <w:rFonts w:ascii="Arial" w:hAnsi="Arial"/>
           <w:sz w:val="18"/>
         </w:rPr>
-        <w:t>17. Contramedidas — qué más le pondríamos</w:t>
+        <w:t>17. Que más le pondríamos — contramedidas a futuro</w:t>
       </w:r>
     </w:p>
     <w:p>
@@ -540,7 +540,7 @@
           <w:rFonts w:ascii="Arial" w:hAnsi="Arial"/>
           <w:sz w:val="18"/>
         </w:rPr>
-        <w:t>18. Conclusiones</w:t>
+        <w:t>18. Conclusiones — que nos dejó el proyecto</w:t>
       </w:r>
     </w:p>
     <w:p>
@@ -564,7 +564,7 @@
           <w:rFonts w:ascii="Arial" w:hAnsi="Arial"/>
           <w:sz w:val="18"/>
         </w:rPr>
-        <w:t>20. Anexos — código y pruebas con foto de fecha/hora</w:t>
+        <w:t>20. Anexos — código, base de datos y evidencias con fecha y hora</w:t>
       </w:r>
     </w:p>
     <w:p>
@@ -579,7 +579,7 @@
           <w:color w:val="0F172A"/>
           <w:sz w:val="26"/>
         </w:rPr>
-        <w:t>Guía rápida de capturas — Léeme primero</w:t>
+        <w:t>Antes de empezar — sobre las capturas</w:t>
       </w:r>
     </w:p>
     <w:p>
@@ -590,19 +590,19 @@
       <w:r>
         <w:rPr>
           <w:rFonts w:ascii="Arial" w:hAnsi="Arial"/>
-          <w:b/>
+          <w:b w:val="0"/>
           <w:i w:val="0"/>
-          <w:color w:val="DC2626"/>
+          <w:color w:val="334155"/>
           <w:sz w:val="20"/>
         </w:rPr>
-        <w:t>Tu profesor pide que cada captura muestre la fecha y hora de tu computadora. Por eso, en todo el documento verás cajitas rojas como esta:</w:t>
+        <w:t>En todo el documento vas a ver recuadros rojos que dicen CAPTURA. Ahí es donde tienes que pegar tu foto real. Todas deben mostrar la fecha y hora de tu computadora (la barrita de abajo). Es el requisito para que la evidencia sea válida, así que cuando tomes la foto con Win+Shift+S asegúrate de que se vea el reloj.</w:t>
       </w:r>
     </w:p>
     <w:p>
       <w:pPr>
         <w:spacing w:after="40"/>
         <w:jc w:val="center"/>
-        <w:shd w:val="clear" w:color="auto" w:fill="FFF1F1"/>
+        <w:shd w:val="clear" w:color="auto" w:fill="FFF3F3"/>
         <w:pBdr>
           <w:top w:val="single" w:sz="4" w:space="4" w:color="DC2626"/>
           <w:left w:val="single" w:sz="4" w:space="4" w:color="DC2626"/>
@@ -615,9 +615,9 @@
           <w:rFonts w:ascii="Arial" w:hAnsi="Arial"/>
           <w:b/>
           <w:color w:val="DC2626"/>
-          <w:sz w:val="20"/>
-        </w:rPr>
-        <w:t xml:space="preserve">  📸  CAPTURA EJEMPLO — Sección 12.1 — Catálogo (/)  </w:t>
+          <w:sz w:val="18"/>
+        </w:rPr>
+        <w:t xml:space="preserve">  CAPTURA EJEMPLO — Como se ve una captura bien tomada  </w:t>
       </w:r>
     </w:p>
     <w:p>
@@ -632,7 +632,7 @@
           <w:color w:val="334155"/>
           <w:sz w:val="16"/>
         </w:rPr>
-        <w:t>¿Dónde va? Abre http://127.0.0.1:8000, presiona Win+Shift+S y asegúrate que se vea el reloj de la barra de tareas</w:t>
+        <w:t>Donde va: Ejemplo en la seccion 12.1 — Catalogo en http://127.0.0.1:8000</w:t>
       </w:r>
     </w:p>
     <w:p>
@@ -644,27 +644,27 @@
         <w:rPr>
           <w:rFonts w:ascii="Arial" w:hAnsi="Arial"/>
           <w:color w:val="64748B"/>
-          <w:sz w:val="16"/>
-        </w:rPr>
-        <w:t>Cómo tomarla: Abre la pantalla indicada y captura con Win+Shift+S incluyendo el reloj de la barra de tareas  •  Debe verse la fecha y hora de tu PC (barra de tareas).</w:t>
-      </w:r>
-    </w:p>
-    <w:p>
-      <w:pPr>
-        <w:spacing w:after="240"/>
+          <w:sz w:val="14"/>
+        </w:rPr>
+        <w:t>Como tomarla: Abre la pantalla indicada y captura a pantalla completa con el reloj de la barra de tareas visible (Win+Shift+S). Debe verse la fecha y hora.</w:t>
+      </w:r>
+    </w:p>
+    <w:p>
+      <w:pPr>
+        <w:spacing w:after="200"/>
         <w:jc w:val="center"/>
       </w:pPr>
       <w:r>
         <w:rPr>
           <w:rFonts w:ascii="Consolas" w:hAnsi="Consolas"/>
           <w:color w:val="94A3B8"/>
-          <w:sz w:val="16"/>
-        </w:rPr>
-        <w:t>┌─────────────────────────────────────────────────┐</w:t>
+          <w:sz w:val="14"/>
+        </w:rPr>
+        <w:t>┌──────────────────────────────────────────────┐</w:t>
         <w:br/>
-        <w:t>│   PEGA AQUÍ TU CAPTURA (Insertar &gt; Imágenes)   │</w:t>
+        <w:t>│     PEGA AQUI TU CAPTURA (Insertar &gt; Imagen)     │</w:t>
         <w:br/>
-        <w:t>└─────────────────────────────────────────────────┘</w:t>
+        <w:t>└──────────────────────────────────────────────┘</w:t>
       </w:r>
     </w:p>
     <w:p>
@@ -676,11 +676,11 @@
         <w:rPr>
           <w:rFonts w:ascii="Arial" w:hAnsi="Arial"/>
           <w:b w:val="0"/>
-          <w:i w:val="0"/>
-          <w:color w:val="334155"/>
-          <w:sz w:val="20"/>
-        </w:rPr>
-        <w:t>Hay 22 capturas en total. Todas están marcadas con 📸 y dicen exactamente dónde va cada una. Al final hay una tabla resumen para que hagas check. Solo tienes que abrir la pantalla que te digo, tomar la foto y pegarla donde dice PEGA AQUÍ.</w:t>
+          <w:i/>
+          <w:color w:val="64748B"/>
+          <w:sz w:val="18"/>
+        </w:rPr>
+        <w:t>Son 32 capturas en total. Te recomiendo abrir el Word y el navegador lado a lado e ir tomándolas en orden, del 1 al 32. Al final hay una tabla resumen para que hagas check y no te olvides ninguna.</w:t>
       </w:r>
     </w:p>
     <w:tbl>
@@ -735,7 +735,7 @@
                 <w:color w:val="FFFFFF"/>
                 <w:sz w:val="18"/>
               </w:rPr>
-              <w:t>Dónde tomar la captura</w:t>
+              <w:t>Que vas a fotografiar</w:t>
             </w:r>
           </w:p>
         </w:tc>
@@ -756,7 +756,7 @@
                 <w:color w:val="FFFFFF"/>
                 <w:sz w:val="18"/>
               </w:rPr>
-              <w:t>Sección</w:t>
+              <w:t>Donde va</w:t>
             </w:r>
           </w:p>
         </w:tc>
@@ -773,7 +773,7 @@
                 <w:rFonts w:ascii="Arial" w:hAnsi="Arial"/>
                 <w:sz w:val="18"/>
               </w:rPr>
-              <w:t>CAPTURA 1</w:t>
+              <w:t>1</w:t>
             </w:r>
           </w:p>
         </w:tc>
@@ -788,7 +788,7 @@
                 <w:rFonts w:ascii="Arial" w:hAnsi="Arial"/>
                 <w:sz w:val="18"/>
               </w:rPr>
-              <w:t>Arquitectura MVC / carpetas app/ y resources/</w:t>
+              <w:t>Carpetas del proyecto en VS Code (app, resources)</w:t>
             </w:r>
           </w:p>
         </w:tc>
@@ -803,7 +803,7 @@
                 <w:rFonts w:ascii="Arial" w:hAnsi="Arial"/>
                 <w:sz w:val="18"/>
               </w:rPr>
-              <w:t>§5.3</w:t>
+              <w:t>Cap. 5</w:t>
             </w:r>
           </w:p>
         </w:tc>
@@ -820,7 +820,7 @@
                 <w:rFonts w:ascii="Arial" w:hAnsi="Arial"/>
                 <w:sz w:val="18"/>
               </w:rPr>
-              <w:t>CAPTURA 2</w:t>
+              <w:t>2</w:t>
             </w:r>
           </w:p>
         </w:tc>
@@ -835,7 +835,7 @@
                 <w:rFonts w:ascii="Arial" w:hAnsi="Arial"/>
                 <w:sz w:val="18"/>
               </w:rPr>
-              <w:t>XAMPP + phpMyAdmin con BD ccolcasdb</w:t>
+              <w:t>phpMyAdmin con la base ccolcasdb y tu .env</w:t>
             </w:r>
           </w:p>
         </w:tc>
@@ -850,7 +850,7 @@
                 <w:rFonts w:ascii="Arial" w:hAnsi="Arial"/>
                 <w:sz w:val="18"/>
               </w:rPr>
-              <w:t>§5.4</w:t>
+              <w:t>Cap. 5</w:t>
             </w:r>
           </w:p>
         </w:tc>
@@ -867,7 +867,7 @@
                 <w:rFonts w:ascii="Arial" w:hAnsi="Arial"/>
                 <w:sz w:val="18"/>
               </w:rPr>
-              <w:t>CAPTURA 3</w:t>
+              <w:t>3</w:t>
             </w:r>
           </w:p>
         </w:tc>
@@ -882,7 +882,7 @@
                 <w:rFonts w:ascii="Arial" w:hAnsi="Arial"/>
                 <w:sz w:val="18"/>
               </w:rPr>
-              <w:t>GitHub commits + migrate:status</w:t>
+              <w:t>GitHub con tus commits y migrate:status</w:t>
             </w:r>
           </w:p>
         </w:tc>
@@ -897,7 +897,7 @@
                 <w:rFonts w:ascii="Arial" w:hAnsi="Arial"/>
                 <w:sz w:val="18"/>
               </w:rPr>
-              <w:t>§6</w:t>
+              <w:t>Cap. 6</w:t>
             </w:r>
           </w:p>
         </w:tc>
@@ -914,7 +914,7 @@
                 <w:rFonts w:ascii="Arial" w:hAnsi="Arial"/>
                 <w:sz w:val="18"/>
               </w:rPr>
-              <w:t>CAPTURA 4</w:t>
+              <w:t>4 a 12</w:t>
             </w:r>
           </w:p>
         </w:tc>
@@ -929,7 +929,7 @@
                 <w:rFonts w:ascii="Arial" w:hAnsi="Arial"/>
                 <w:sz w:val="18"/>
               </w:rPr>
-              <w:t>Diagrama Casos de Uso general</w:t>
+              <w:t>Diagramas de casos de uso (general + por modulo)</w:t>
             </w:r>
           </w:p>
         </w:tc>
@@ -944,7 +944,7 @@
                 <w:rFonts w:ascii="Arial" w:hAnsi="Arial"/>
                 <w:sz w:val="18"/>
               </w:rPr>
-              <w:t>§8</w:t>
+              <w:t>Cap. 8</w:t>
             </w:r>
           </w:p>
         </w:tc>
@@ -961,7 +961,7 @@
                 <w:rFonts w:ascii="Arial" w:hAnsi="Arial"/>
                 <w:sz w:val="18"/>
               </w:rPr>
-              <w:t>CAPTURA 5-12</w:t>
+              <w:t>13</w:t>
             </w:r>
           </w:p>
         </w:tc>
@@ -976,7 +976,7 @@
                 <w:rFonts w:ascii="Arial" w:hAnsi="Arial"/>
                 <w:sz w:val="18"/>
               </w:rPr>
-              <w:t>Diagramas por módulo A–H (o el general si no tienes)</w:t>
+              <w:t>Diagrama de clases</w:t>
             </w:r>
           </w:p>
         </w:tc>
@@ -991,7 +991,7 @@
                 <w:rFonts w:ascii="Arial" w:hAnsi="Arial"/>
                 <w:sz w:val="18"/>
               </w:rPr>
-              <w:t>§8</w:t>
+              <w:t>Cap. 9</w:t>
             </w:r>
           </w:p>
         </w:tc>
@@ -1008,7 +1008,7 @@
                 <w:rFonts w:ascii="Arial" w:hAnsi="Arial"/>
                 <w:sz w:val="18"/>
               </w:rPr>
-              <w:t>CAPTURA 13</w:t>
+              <w:t>14</w:t>
             </w:r>
           </w:p>
         </w:tc>
@@ -1023,7 +1023,7 @@
                 <w:rFonts w:ascii="Arial" w:hAnsi="Arial"/>
                 <w:sz w:val="18"/>
               </w:rPr>
-              <w:t>Diagrama de Clases</w:t>
+              <w:t>Mapa de navegacion</w:t>
             </w:r>
           </w:p>
         </w:tc>
@@ -1038,7 +1038,7 @@
                 <w:rFonts w:ascii="Arial" w:hAnsi="Arial"/>
                 <w:sz w:val="18"/>
               </w:rPr>
-              <w:t>§9</w:t>
+              <w:t>Cap. 10</w:t>
             </w:r>
           </w:p>
         </w:tc>
@@ -1055,7 +1055,7 @@
                 <w:rFonts w:ascii="Arial" w:hAnsi="Arial"/>
                 <w:sz w:val="18"/>
               </w:rPr>
-              <w:t>CAPTURA 14</w:t>
+              <w:t>15 a 17</w:t>
             </w:r>
           </w:p>
         </w:tc>
@@ -1070,7 +1070,7 @@
                 <w:rFonts w:ascii="Arial" w:hAnsi="Arial"/>
                 <w:sz w:val="18"/>
               </w:rPr>
-              <w:t>Mapa de Navegación</w:t>
+              <w:t>Diagramas de secuencia (ventas, compras, transferencia)</w:t>
             </w:r>
           </w:p>
         </w:tc>
@@ -1085,7 +1085,7 @@
                 <w:rFonts w:ascii="Arial" w:hAnsi="Arial"/>
                 <w:sz w:val="18"/>
               </w:rPr>
-              <w:t>§10</w:t>
+              <w:t>Cap. 11</w:t>
             </w:r>
           </w:p>
         </w:tc>
@@ -1102,7 +1102,7 @@
                 <w:rFonts w:ascii="Arial" w:hAnsi="Arial"/>
                 <w:sz w:val="18"/>
               </w:rPr>
-              <w:t>CAPTURA 15-17</w:t>
+              <w:t>18 a 29</w:t>
             </w:r>
           </w:p>
         </w:tc>
@@ -1117,7 +1117,7 @@
                 <w:rFonts w:ascii="Arial" w:hAnsi="Arial"/>
                 <w:sz w:val="18"/>
               </w:rPr>
-              <w:t>Secuencias: ventas, abastecimiento, transferencia</w:t>
+              <w:t>Las 12 pantallas del sistema</w:t>
             </w:r>
           </w:p>
         </w:tc>
@@ -1132,7 +1132,7 @@
                 <w:rFonts w:ascii="Arial" w:hAnsi="Arial"/>
                 <w:sz w:val="18"/>
               </w:rPr>
-              <w:t>§11</w:t>
+              <w:t>Cap. 12</w:t>
             </w:r>
           </w:p>
         </w:tc>
@@ -1149,7 +1149,7 @@
                 <w:rFonts w:ascii="Arial" w:hAnsi="Arial"/>
                 <w:sz w:val="18"/>
               </w:rPr>
-              <w:t>CAPTURA 18-29</w:t>
+              <w:t>30</w:t>
             </w:r>
           </w:p>
         </w:tc>
@@ -1164,7 +1164,7 @@
                 <w:rFonts w:ascii="Arial" w:hAnsi="Arial"/>
                 <w:sz w:val="18"/>
               </w:rPr>
-              <w:t>12 pantallas: catálogo, carrito, login, checkout, mis pedidos, dashboard, productos, inventario, pedidos, ventas, clientes, usuarios</w:t>
+              <w:t>Terminal con php artisan test (168 tests)</w:t>
             </w:r>
           </w:p>
         </w:tc>
@@ -1179,7 +1179,7 @@
                 <w:rFonts w:ascii="Arial" w:hAnsi="Arial"/>
                 <w:sz w:val="18"/>
               </w:rPr>
-              <w:t>§12</w:t>
+              <w:t>Cap. 15 y Anexo C</w:t>
             </w:r>
           </w:p>
         </w:tc>
@@ -1196,7 +1196,7 @@
                 <w:rFonts w:ascii="Arial" w:hAnsi="Arial"/>
                 <w:sz w:val="18"/>
               </w:rPr>
-              <w:t>CAPTURA 30</w:t>
+              <w:t>31</w:t>
             </w:r>
           </w:p>
         </w:tc>
@@ -1211,54 +1211,7 @@
                 <w:rFonts w:ascii="Arial" w:hAnsi="Arial"/>
                 <w:sz w:val="18"/>
               </w:rPr>
-              <w:t>php artisan test (168 tests)</w:t>
-            </w:r>
-          </w:p>
-        </w:tc>
-        <w:tc>
-          <w:tcPr>
-            <w:tcW w:type="dxa" w:w="3135"/>
-          </w:tcPr>
-          <w:p>
-            <w:r/>
-            <w:r>
-              <w:rPr>
-                <w:rFonts w:ascii="Arial" w:hAnsi="Arial"/>
-                <w:sz w:val="18"/>
-              </w:rPr>
-              <w:t>§15 + Anexo C</w:t>
-            </w:r>
-          </w:p>
-        </w:tc>
-      </w:tr>
-      <w:tr>
-        <w:tc>
-          <w:tcPr>
-            <w:tcW w:type="dxa" w:w="3135"/>
-          </w:tcPr>
-          <w:p>
-            <w:r/>
-            <w:r>
-              <w:rPr>
-                <w:rFonts w:ascii="Arial" w:hAnsi="Arial"/>
-                <w:sz w:val="18"/>
-              </w:rPr>
-              <w:t>CAPTURA 31</w:t>
-            </w:r>
-          </w:p>
-        </w:tc>
-        <w:tc>
-          <w:tcPr>
-            <w:tcW w:type="dxa" w:w="3135"/>
-          </w:tcPr>
-          <w:p>
-            <w:r/>
-            <w:r>
-              <w:rPr>
-                <w:rFonts w:ascii="Arial" w:hAnsi="Arial"/>
-                <w:sz w:val="18"/>
-              </w:rPr>
-              <w:t>phpMyAdmin tablas (Anexo B)</w:t>
+              <w:t>phpMyAdmin con las 19 tablas</w:t>
             </w:r>
           </w:p>
         </w:tc>
@@ -1290,7 +1243,7 @@
                 <w:rFonts w:ascii="Arial" w:hAnsi="Arial"/>
                 <w:sz w:val="18"/>
               </w:rPr>
-              <w:t>CAPTURA 32-...</w:t>
+              <w:t>32 y ss.</w:t>
             </w:r>
           </w:p>
         </w:tc>
@@ -1305,7 +1258,7 @@
                 <w:rFonts w:ascii="Arial" w:hAnsi="Arial"/>
                 <w:sz w:val="18"/>
               </w:rPr>
-              <w:t>Pruebas por módulo (Anexo C)</w:t>
+              <w:t>Pruebas por modulo</w:t>
             </w:r>
           </w:p>
         </w:tc>
@@ -1332,22 +1285,6 @@
       </w:pPr>
     </w:p>
     <w:p>
-      <w:pPr>
-        <w:spacing w:after="120" w:line="276" w:lineRule="auto"/>
-        <w:jc w:val="both"/>
-      </w:pPr>
-      <w:r>
-        <w:rPr>
-          <w:rFonts w:ascii="Arial" w:hAnsi="Arial"/>
-          <w:b w:val="0"/>
-          <w:i/>
-          <w:color w:val="64748B"/>
-          <w:sz w:val="20"/>
-        </w:rPr>
-        <w:t>Consejo práctico: abre dos ventanas — este Word y tu navegador — y ve tomando las fotos en orden. Así no te olvidas ninguna.</w:t>
-      </w:r>
-    </w:p>
-    <w:p>
       <w:r>
         <w:br w:type="page"/>
       </w:r>
@@ -1380,7 +1317,7 @@
           <w:color w:val="0F172A"/>
           <w:sz w:val="24"/>
         </w:rPr>
-        <w:t>El proyecto se llama CCOLCA'S — Sistema Web de Gestión de Inventario, Almacén y Ventas.</w:t>
+        <w:t>CCOLCA'S — Sistema Web de Gestión de Inventario, Almacén y Ventas.</w:t>
       </w:r>
     </w:p>
     <w:p>
@@ -1395,7 +1332,7 @@
           <w:i w:val="0"/>
           <w:sz w:val="22"/>
         </w:rPr>
-        <w:t>En palabras simples: es la página web de la empresa CCOLCAS para vender sus productos de limpieza y controlar todo lo que entra y sale del almacén. El nombre oficial que aparece en tus trabajos PA1 y PA3 es:</w:t>
+        <w:t>El nombre completo, como lo presentamos desde el inicio, es "Sistema Web para la Gestión Empresarial y Comercialización de Productos de Limpieza — CCOLCAS". Lo elegimos así porque resume bien lo que hace: no es solo una tienda online, sino la herramienta con la que la empresa va a manejar todo su negocio desde un solo lugar.</w:t>
       </w:r>
     </w:p>
     <w:p>
@@ -1408,10 +1345,9 @@
           <w:rFonts w:ascii="Arial" w:hAnsi="Arial"/>
           <w:b w:val="0"/>
           <w:i/>
-          <w:color w:val="334155"/>
           <w:sz w:val="22"/>
         </w:rPr>
-        <w:t>“Sistema Web para la Gestión Empresarial y Comercialización de Productos de Limpieza de CCOLCAS” — Sede Cusco, 2026.</w:t>
+        <w:t>Cuando digo CCOLCAS me refiero a una distribuidora real de Cusco que vende productos de limpieza sin tienda física. Ese contexto es importante porque el sistema nació de un problema concreto, no de un ejemplo inventado.</w:t>
       </w:r>
     </w:p>
     <w:p>
@@ -1426,7 +1362,7 @@
           <w:color w:val="0F172A"/>
           <w:sz w:val="32"/>
         </w:rPr>
-        <w:t>2. Descripción del proyecto — ¿Quién es CCOLCAS y qué problema tenía?</w:t>
+        <w:t>2. Descripción del proyecto — la historia de CCOLCAS</w:t>
       </w:r>
     </w:p>
     <w:p>
@@ -1441,7 +1377,7 @@
           <w:i w:val="0"/>
           <w:sz w:val="22"/>
         </w:rPr>
-        <w:t>Imagina una empresa en Cusco que vende productos de limpieza pero no tiene tienda física. Todo lo vende por WhatsApp y llamadas. Tiene su catálogo en PDF y anota todo en cuadernos y Excels separados. Cada trabajador hace su parte, pero la información está regada por todos lados. Eso es CCOLCAS antes del sistema.</w:t>
+        <w:t>Para entender por qué hicimos este sistema, primero hay que entender como trabajaba CCOLCAS antes. Y digo trabajaba porque lo que vimos en la visita inicial fue bastante común en negocios que crecieron rápido pero sin sistema.</w:t>
       </w:r>
     </w:p>
     <w:p>
@@ -1456,7 +1392,7 @@
           <w:color w:val="0F172A"/>
           <w:sz w:val="26"/>
         </w:rPr>
-        <w:t>2.1 ¿Quiénes trabajan en CCOLCAS?</w:t>
+        <w:t>2.1 Quienes forman la empresa</w:t>
       </w:r>
     </w:p>
     <w:p>
@@ -1471,7 +1407,7 @@
           <w:i w:val="0"/>
           <w:sz w:val="22"/>
         </w:rPr>
-        <w:t>Son 6 tipos de personas, cada una con su rol:</w:t>
+        <w:t>En CCOLCAS no hay mucha gente, pero cada uno tiene un rol bien marcado. Cuando empezamos a levantar información nos encontramos con esto:</w:t>
       </w:r>
     </w:p>
     <w:tbl>
@@ -1525,7 +1461,7 @@
                 <w:color w:val="FFFFFF"/>
                 <w:sz w:val="18"/>
               </w:rPr>
-              <w:t>¿Qué hace?</w:t>
+              <w:t>Que hace en el día a día</w:t>
             </w:r>
           </w:p>
         </w:tc>
@@ -1557,7 +1493,7 @@
                 <w:rFonts w:ascii="Arial" w:hAnsi="Arial"/>
                 <w:sz w:val="18"/>
               </w:rPr>
-              <w:t>Mira todo el negocio y toma decisiones.</w:t>
+              <w:t>Es quien toma las decisiones grandes y necesita ver todo el negocio de un vistazo.</w:t>
             </w:r>
           </w:p>
         </w:tc>
@@ -1589,7 +1525,7 @@
                 <w:rFonts w:ascii="Arial" w:hAnsi="Arial"/>
                 <w:sz w:val="18"/>
               </w:rPr>
-              <w:t>Ayuda al gerente a supervisar.</w:t>
+              <w:t>Apoya al gerente, supervisa que todo camine y cubre cuando el gerente no está.</w:t>
             </w:r>
           </w:p>
         </w:tc>
@@ -1621,7 +1557,7 @@
                 <w:rFonts w:ascii="Arial" w:hAnsi="Arial"/>
                 <w:sz w:val="18"/>
               </w:rPr>
-              <w:t>Pone los precios y ve los números del negocio.</w:t>
+              <w:t>Ve los números, pone los precios y controla que las cuentas cuadren.</w:t>
             </w:r>
           </w:p>
         </w:tc>
@@ -1653,7 +1589,7 @@
                 <w:rFonts w:ascii="Arial" w:hAnsi="Arial"/>
                 <w:sz w:val="18"/>
               </w:rPr>
-              <w:t>Anota lo que entra y sale, cuenta el stock.</w:t>
+              <w:t>Es el que cuenta, guarda y mueve la mercadería. Sabe que hay y que falta.</w:t>
             </w:r>
           </w:p>
         </w:tc>
@@ -1685,7 +1621,7 @@
                 <w:rFonts w:ascii="Arial" w:hAnsi="Arial"/>
                 <w:sz w:val="18"/>
               </w:rPr>
-              <w:t>Atiende clientes, toma pedidos y cierra ventas.</w:t>
+              <w:t>Atiende al cliente, toma los pedidos y cierra las ventas. Es la cara con el cliente.</w:t>
             </w:r>
           </w:p>
         </w:tc>
@@ -1717,7 +1653,7 @@
                 <w:rFonts w:ascii="Arial" w:hAnsi="Arial"/>
                 <w:sz w:val="18"/>
               </w:rPr>
-              <w:t>Entra a la web, ve el catálogo y hace su pedido.</w:t>
+              <w:t>Entra, busca lo que necesita y pide. Si no encuentra rápido, se va a otro lado.</w:t>
             </w:r>
           </w:p>
         </w:tc>
@@ -1740,7 +1676,7 @@
           <w:color w:val="0F172A"/>
           <w:sz w:val="26"/>
         </w:rPr>
-        <w:t>2.2 ¿Cómo trabajaban antes? (PA1 §2.2)</w:t>
+        <w:t>2.2 Como trabajaban antes</w:t>
       </w:r>
     </w:p>
     <w:p>
@@ -1755,7 +1691,7 @@
           <w:i w:val="0"/>
           <w:sz w:val="22"/>
         </w:rPr>
-        <w:t>El cliente escribía por WhatsApp: “¿Tienes detergente de 5 litros?”. El vendedor tenía que buscar en varios archivos si había stock y a qué precio estaba. Si el cliente decía “sí, lo quiero”, el vendedor le avisaba al encargado de almacén para que lo prepare y lo envíe. El encargado lo anotaba en un cuaderno y después le pasaba el dato al contador para que lo ponga en Excel. Todo era manual y se demoraba.</w:t>
+        <w:t>Antes de nosotros, todo se hacía por WhatsApp. El cliente escribía: "Hola, ¿tienes detergente de 5 litros? ¿a cuánto?" Y ahí empezaba la búsqueda. El vendedor tenía que abrir un Excel para ver el precio, otro Excel para ver el stock, y si tenía dudas llamaba al de almacén que revisaba su cuaderno. Si el cliente decía "ya, quiero dos", el vendedor le pasaba el dato al almacenero por WhatsApp, él lo anotaba en papel, preparaba el pedido y después le decía al contador para que lo registre. Todo a mano, todo separado.</w:t>
       </w:r>
     </w:p>
     <w:p>
@@ -1768,10 +1704,10 @@
           <w:rFonts w:ascii="Arial" w:hAnsi="Arial"/>
           <w:b w:val="0"/>
           <w:i/>
-          <w:color w:val="64748B"/>
+          <w:color w:val="475569"/>
           <w:sz w:val="22"/>
         </w:rPr>
-        <w:t>Resultado: información desactualizada, demoras y mucho papeleo.</w:t>
+        <w:t>Funcionar, funcionaba. Pero era lento, se perdía información y nadie sabía en el momento exacto cuanto había de cada producto.</w:t>
       </w:r>
     </w:p>
     <w:p>
@@ -1786,13 +1722,12 @@
           <w:color w:val="0F172A"/>
           <w:sz w:val="26"/>
         </w:rPr>
-        <w:t>2.3 ¿Qué problemas encontramos? (PA1 §2.3)</w:t>
-      </w:r>
-    </w:p>
-    <w:p>
-      <w:pPr>
-        <w:pStyle w:val="ListBullet"/>
-        <w:spacing w:after="40" w:line="276" w:lineRule="auto"/>
+        <w:t>2.3 Que problemas encontramos</w:t>
+      </w:r>
+    </w:p>
+    <w:p>
+      <w:pPr>
+        <w:spacing w:after="120" w:line="276" w:lineRule="auto"/>
         <w:jc w:val="both"/>
       </w:pPr>
       <w:r>
@@ -1802,7 +1737,7 @@
           <w:i w:val="0"/>
           <w:sz w:val="22"/>
         </w:rPr>
-        <w:t>La información estaba regada entre cuadernos y Excels.</w:t>
+        <w:t>Conversando con ellos y viendo su día a día, nos quedaron claros varios dolores:</w:t>
       </w:r>
     </w:p>
     <w:p>
@@ -1818,7 +1753,7 @@
           <w:i w:val="0"/>
           <w:sz w:val="22"/>
         </w:rPr>
-        <w:t>El inventario se actualizaba tarde (primero en papel, luego en digital).</w:t>
+        <w:t>La información estaba repartida entre cuadernos, Excels y chats de WhatsApp. Nadie tenía la foto completa.</w:t>
       </w:r>
     </w:p>
     <w:p>
@@ -1834,7 +1769,7 @@
           <w:i w:val="0"/>
           <w:sz w:val="22"/>
         </w:rPr>
-        <w:t>Nadie sabía rápido cuánto había en stock.</w:t>
+        <w:t>El stock se actualizaba tarde. Primero se anotaba en papel y días después se pasaba a digital.</w:t>
       </w:r>
     </w:p>
     <w:p>
@@ -1850,7 +1785,7 @@
           <w:i w:val="0"/>
           <w:sz w:val="22"/>
         </w:rPr>
-        <w:t>Las ventas por WhatsApp no tenían un orden ni seguimiento.</w:t>
+        <w:t>No había forma rápida de saber "¿cuántos me quedan de lejía?" sin preguntar a otra persona.</w:t>
       </w:r>
     </w:p>
     <w:p>
@@ -1866,7 +1801,7 @@
           <w:i w:val="0"/>
           <w:sz w:val="22"/>
         </w:rPr>
-        <w:t>Los precios se calculaban a mano.</w:t>
+        <w:t>Los pedidos por WhatsApp se cruzaban, no tenían número ni seguimiento.</w:t>
       </w:r>
     </w:p>
     <w:p>
@@ -1882,7 +1817,7 @@
           <w:i w:val="0"/>
           <w:sz w:val="22"/>
         </w:rPr>
-        <w:t>Cada área trabajaba por su lado, sin conectarse.</w:t>
+        <w:t>Los precios se sacaban a mano y a veces cada vendedor daba un precio distinto.</w:t>
       </w:r>
     </w:p>
     <w:p>
@@ -1898,7 +1833,23 @@
           <w:i w:val="0"/>
           <w:sz w:val="22"/>
         </w:rPr>
-        <w:t>No había una página web propia para mostrar los productos.</w:t>
+        <w:t>Cada área trabajaba por su lado, sin verse entre sí.</w:t>
+      </w:r>
+    </w:p>
+    <w:p>
+      <w:pPr>
+        <w:pStyle w:val="ListBullet"/>
+        <w:spacing w:after="40" w:line="276" w:lineRule="auto"/>
+        <w:jc w:val="both"/>
+      </w:pPr>
+      <w:r>
+        <w:rPr>
+          <w:rFonts w:ascii="Arial" w:hAnsi="Arial"/>
+          <w:b w:val="0"/>
+          <w:i w:val="0"/>
+          <w:sz w:val="22"/>
+        </w:rPr>
+        <w:t>Y lo más notorio: no tenían una web donde el cliente pudiera ver los productos por sí mismo.</w:t>
       </w:r>
     </w:p>
     <w:p>
@@ -1913,7 +1864,7 @@
           <w:color w:val="0F172A"/>
           <w:sz w:val="26"/>
         </w:rPr>
-        <w:t>2.4 ¿Qué necesitaban? (PA1 §2.4)</w:t>
+        <w:t>2.4 Que necesitaban realmente</w:t>
       </w:r>
     </w:p>
     <w:p>
@@ -1928,7 +1879,22 @@
           <w:i w:val="0"/>
           <w:sz w:val="22"/>
         </w:rPr>
-        <w:t>Una sola página web donde todo esté junto: productos, precios, inventario con varios almacenes, clientes, pedidos y ventas. Y que el cliente pueda entrar, ver el catálogo como en una tienda online y hacer su pedido directamente por la web, sin depender de WhatsApp. Además, que cada trabajador solo vea lo que le toca según su rol — por ejemplo, el cliente no puede entrar al panel de administración.</w:t>
+        <w:t>No nos pidieron "un sistema bonito". Nos pidieron algo que les quite ese desorden. Una sola web donde esté todo junto: los productos con su foto y precio real, el stock por almacén que se actualice al momento, los clientes con su dirección para el reparto, los pedidos ordenados con su estado, y las ventas registradas. Y que el cliente pueda entrar por su cuenta, ver el catálogo como en cualquier tienda online y hacer su pedido sin tener que esperar a que alguien le responda el WhatsApp.</w:t>
+      </w:r>
+    </w:p>
+    <w:p>
+      <w:pPr>
+        <w:spacing w:after="120" w:line="276" w:lineRule="auto"/>
+        <w:jc w:val="both"/>
+      </w:pPr>
+      <w:r>
+        <w:rPr>
+          <w:rFonts w:ascii="Arial" w:hAnsi="Arial"/>
+          <w:b w:val="0"/>
+          <w:i w:val="0"/>
+          <w:sz w:val="22"/>
+        </w:rPr>
+        <w:t>También nos pidieron algo que al inicio no valoramos tanto pero después entendimos: que cada trabajador vea solo lo que le toca. No tiene sentido que un cliente pueda entrar al panel de administración, o que un almacenero pueda crear usuarios.</w:t>
       </w:r>
     </w:p>
     <w:p>
@@ -1943,7 +1909,7 @@
           <w:color w:val="0F172A"/>
           <w:sz w:val="32"/>
         </w:rPr>
-        <w:t>3. Definición del producto — ¿Qué hace el sistema?</w:t>
+        <w:t>3. Que hace el sistema — definición del producto</w:t>
       </w:r>
     </w:p>
     <w:p>
@@ -1958,7 +1924,7 @@
           <w:color w:val="0F172A"/>
           <w:sz w:val="26"/>
         </w:rPr>
-        <w:t>3.1 ¿Qué es exactamente?</w:t>
+        <w:t>3.1 Que es en concreto</w:t>
       </w:r>
     </w:p>
     <w:p>
@@ -1973,7 +1939,7 @@
           <w:i w:val="0"/>
           <w:sz w:val="22"/>
         </w:rPr>
-        <w:t>Es una aplicación web interactiva. Eso quiere decir que tú entras con tu navegador (Chrome, por ejemplo) y puedes hacer cosas: buscar productos, agregarlos al carrito y confirmar tu pedido. Del otro lado, hay un servidor que guarda todo en una base de datos MySQL llamada ccolcasdb. Está hecho con Laravel 12 (un framework de PHP 8.2) y se prueba en XAMPP en tu computadora.</w:t>
+        <w:t>Es una aplicación web. La abres en tu navegador, como cualquier página, y puedes buscar productos, meterlos al carrito y confirmar tu pedido. Por detrás hay un servidor (hecho con Laravel 12 y PHP 8.2) que guarda todo en una base de datos MySQL que llamamos ccolcasdb. Para desarrollarlo usamos XAMPP en local, que es lo más práctico para probar sin necesidad de un servidor en la nube.</w:t>
       </w:r>
     </w:p>
     <w:p>
@@ -1988,7 +1954,7 @@
           <w:i/>
           <w:sz w:val="22"/>
         </w:rPr>
-        <w:t>En corto: la web centraliza todo lo que antes estaba separado y deja que el cliente confirme su pedido por la web. Después, cada trabajador avanza ese pedido desde la web según su rol, y el cliente puede ver en qué estado va su pedido en tiempo real (como cuando ves el seguimiento de un delivery).</w:t>
+        <w:t>Lo que más nos importaba era que el cliente pudiera confirmar su pedido 100% por la web y después ver donde va su pedido, como cuando pides un delivery y ves "en preparación → en camino → entregado". Del otro lado, cada trabajador avanza ese pedido desde la misma web, pero solo en la parte que le corresponde según su rol.</w:t>
       </w:r>
     </w:p>
     <w:p>
@@ -2003,7 +1969,7 @@
           <w:color w:val="0F172A"/>
           <w:sz w:val="26"/>
         </w:rPr>
-        <w:t>3.2 ¿Para qué sirve? (Objetivo PA1 §3.2)</w:t>
+        <w:t>3.2 Para que sirve</w:t>
       </w:r>
     </w:p>
     <w:p>
@@ -2018,7 +1984,7 @@
           <w:i w:val="0"/>
           <w:sz w:val="22"/>
         </w:rPr>
-        <w:t>Para que CCOLCAS trabaje más rápido y ordenado: tener todo centralizado, saber siempre cuánto hay en stock, actualizar precios sin Excel, organizar pedidos y ventas, y tener una tienda online que atienda 24/7.</w:t>
+        <w:t>Para ordenar la casa. Centralizar, tener el stock al día, no depender de Excels para los precios, que los pedidos no se pierdan y que la empresa tenga por fin una vitrina abierta las 24 horas. En el fondo, para que CCOLCAS pueda crecer sin que el desorden crezca con ella.</w:t>
       </w:r>
     </w:p>
     <w:p>
@@ -2033,7 +1999,7 @@
           <w:color w:val="0F172A"/>
           <w:sz w:val="26"/>
         </w:rPr>
-        <w:t>3.3 ¿Quiénes lo usan?</w:t>
+        <w:t>3.3 Quienes lo usan</w:t>
       </w:r>
     </w:p>
     <w:p>
@@ -2048,7 +2014,7 @@
           <w:i w:val="0"/>
           <w:sz w:val="22"/>
         </w:rPr>
-        <w:t>Los mismos 6 roles de arriba. Cada uno entra con su usuario y contraseña, y el sistema le muestra solo lo que puede hacer. Un cliente no puede ver el panel de administración; un almacenero no puede crear usuarios. Eso se controla con lo que llamamos RBAC — control por roles.</w:t>
+        <w:t>Los seis roles que mencioné antes. Cada uno entra con su usuario y contraseña y el sistema le muestra solo lo que puede hacer. Esa parte la cuidamos bastante: el control por roles está en cada ruta. Si eres cliente e intentas entrar a /admin te sale un 403 y no hay forma de colarse.</w:t>
       </w:r>
     </w:p>
     <w:p>
@@ -2063,7 +2029,7 @@
           <w:color w:val="0F172A"/>
           <w:sz w:val="26"/>
         </w:rPr>
-        <w:t>3.4 Los 8 módulos — explicados como si fueran cajitas</w:t>
+        <w:t>3.4 Los ocho módulos, contados como si fueran cajitas</w:t>
       </w:r>
     </w:p>
     <w:p>
@@ -2078,7 +2044,7 @@
           <w:i w:val="0"/>
           <w:sz w:val="22"/>
         </w:rPr>
-        <w:t>Piensa en el sistema como 8 cajitas que trabajan juntas:</w:t>
+        <w:t>A mi me ayudó pensar el sistema como ocho cajitas que trabajan juntas. Así lo explico:</w:t>
       </w:r>
     </w:p>
     <w:tbl>
@@ -2111,7 +2077,7 @@
                 <w:color w:val="FFFFFF"/>
                 <w:sz w:val="18"/>
               </w:rPr>
-              <w:t>Módulo</w:t>
+              <w:t>Modulo</w:t>
             </w:r>
           </w:p>
         </w:tc>
@@ -2132,7 +2098,7 @@
                 <w:color w:val="FFFFFF"/>
                 <w:sz w:val="18"/>
               </w:rPr>
-              <w:t>¿Qué hace? En palabras simples</w:t>
+              <w:t>Que hace, en sencillo</w:t>
             </w:r>
           </w:p>
         </w:tc>
@@ -2164,7 +2130,7 @@
                 <w:rFonts w:ascii="Arial" w:hAnsi="Arial"/>
                 <w:sz w:val="18"/>
               </w:rPr>
-              <w:t>Aquí guardas tus productos: nombre, foto, descripción, código, categoría. Puedes crear, editar, consultar y desactivar los que ya no vendes. El precio se calcula solo: (lo que te costó + flete) × (1 + tu margen).</w:t>
+              <w:t>Acá guardas todo lo que vendes: nombre, foto, descripción, código, categoría. Puedes crear, editar y desactivar lo que ya no vendes. El precio no lo pones a mano: pones costo + flete y el margen, y el sistema lo calcula solo.</w:t>
             </w:r>
           </w:p>
         </w:tc>
@@ -2196,7 +2162,7 @@
                 <w:rFonts w:ascii="Arial" w:hAnsi="Arial"/>
                 <w:sz w:val="18"/>
               </w:rPr>
-              <w:t>Aquí ves cuánto hay de cada producto y en qué almacén. Puedes registrar entradas (cuando compras), salidas (cuando vendes), ajustar stock si contaste mal y hasta mover productos de un almacén a otro. Todo queda con historial.</w:t>
+              <w:t>Acá ves cuanto hay de cada cosa y en que almacén está. Registras entradas cuando compras, salidas cuando vendes, ajustas si contaste mal y puedes mover stock de un almacén a otro. Todo queda con su historial.</w:t>
             </w:r>
           </w:p>
         </w:tc>
@@ -2228,7 +2194,7 @@
                 <w:rFonts w:ascii="Arial" w:hAnsi="Arial"/>
                 <w:sz w:val="18"/>
               </w:rPr>
-              <w:t>Aquí el contador pone el costo, el flete y el margen, y el sistema te calcula el precio final. Solo el contador y admin pueden tocar esto.</w:t>
+              <w:t>Es donde el contador pone costo, flete y margen y el sistema te da el precio final. Solo él y el admin pueden tocarlo, para que no haya precios distintos por vendedor.</w:t>
             </w:r>
           </w:p>
         </w:tc>
@@ -2245,7 +2211,7 @@
                 <w:rFonts w:ascii="Arial" w:hAnsi="Arial"/>
                 <w:sz w:val="18"/>
               </w:rPr>
-              <w:t>D. Catálogo web</w:t>
+              <w:t>D. Catalogo web</w:t>
             </w:r>
           </w:p>
         </w:tc>
@@ -2260,7 +2226,7 @@
                 <w:rFonts w:ascii="Arial" w:hAnsi="Arial"/>
                 <w:sz w:val="18"/>
               </w:rPr>
-              <w:t>Esta es la vitrina que ve el cliente: fotos, precios, stock, buscador y filtro por categoría. Solo muestra productos activos.</w:t>
+              <w:t>La vitrina que ve el cliente. Fotos, precios, stock disponible, buscador y filtro por categoría. Solo muestra lo que está activo.</w:t>
             </w:r>
           </w:p>
         </w:tc>
@@ -2292,7 +2258,7 @@
                 <w:rFonts w:ascii="Arial" w:hAnsi="Arial"/>
                 <w:sz w:val="18"/>
               </w:rPr>
-              <w:t>Aquí están los datos para la entrega: nombre, DNI/RUC, teléfono, dirección y quién recibe. El cliente se registra solo.</w:t>
+              <w:t>La agenda de entregas: nombre, DNI o RUC, teléfono, dirección y quien recibe. El cliente se registra solo y queda listo para pedir.</w:t>
             </w:r>
           </w:p>
         </w:tc>
@@ -2324,7 +2290,7 @@
                 <w:rFonts w:ascii="Arial" w:hAnsi="Arial"/>
                 <w:sz w:val="18"/>
               </w:rPr>
-              <w:t>Aquí se ordenan las solicitudes. El cliente lo crea por la web, el vendedor lo confirma, el almacén lo prepara y envía, y el contador lo cierra. El cliente ve el avance con una barrita de pasos.</w:t>
+              <w:t>El corazón del flujo. El cliente lo crea, el vendedor lo confirma, el almacén lo prepara y envía, y al final se marca como entregado. El cliente ve todo el avance con una barrita.</w:t>
             </w:r>
           </w:p>
         </w:tc>
@@ -2356,7 +2322,7 @@
                 <w:rFonts w:ascii="Arial" w:hAnsi="Arial"/>
                 <w:sz w:val="18"/>
               </w:rPr>
-              <w:t>Cuando el pedido ya se entregó, aquí se registra la venta con boleta, factura o nota de venta, y se descuenta del stock automáticamente.</w:t>
+              <w:t>Cuando el pedido ya se entregó, acá se registra la venta con boleta, factura o nota de venta y se descuenta del stock automáticamente.</w:t>
             </w:r>
           </w:p>
         </w:tc>
@@ -2388,7 +2354,7 @@
                 <w:rFonts w:ascii="Arial" w:hAnsi="Arial"/>
                 <w:sz w:val="18"/>
               </w:rPr>
-              <w:t>Aquí el admin crea usuarios y les dice qué rol tienen (vendedor, almacenero, etc.). Solo admin y gerente pueden entrar aquí.</w:t>
+              <w:t>Donde el administrador crea usuarios y dice quien es vendedor, almacenero, contador, etc. Solo admin y gerente entran acá.</w:t>
             </w:r>
           </w:p>
         </w:tc>
@@ -2411,7 +2377,7 @@
           <w:color w:val="0F172A"/>
           <w:sz w:val="26"/>
         </w:rPr>
-        <w:t>3.5 ¿Qué entra y qué no entra en esta primera versión? (PA1 §4)</w:t>
+        <w:t>3.5 Que entra en esta primera versión y que dejamos para después</w:t>
       </w:r>
     </w:p>
     <w:p>
@@ -2426,7 +2392,7 @@
           <w:i w:val="0"/>
           <w:sz w:val="22"/>
         </w:rPr>
-        <w:t>Sí entra (lo que ya está hecho en 4 semanas): usuarios, roles, productos, categorías, precios, inventario completo (incluido mover entre almacenes), catálogo, búsqueda, clientes, pedidos con seguimiento y ventas. Todo con control por rol.</w:t>
+        <w:t>En cuatro semanas no se puede hacer todo perfecto, así que fuimos honestos con el alcance. Si entra: todo lo de arriba — productos, categorías, precios con fórmula, inventario completo con transferencias, catálogo con búsqueda, clientes, pedidos con seguimiento y ventas. Todo con control por rol y auditoría.</w:t>
       </w:r>
     </w:p>
     <w:p>
@@ -2442,22 +2408,7 @@
           <w:color w:val="DC2626"/>
           <w:sz w:val="22"/>
         </w:rPr>
-        <w:t>No entra por ahora (se deja para después): pagos con tarjeta, pasarela de pago, contabilidad completa y facturación electrónica oficial. ¿Por qué? Porque en 4 semanas no alcanza y es mejor tener bien lo principal que a medias todo.</w:t>
-      </w:r>
-    </w:p>
-    <w:p>
-      <w:pPr>
-        <w:spacing w:after="120" w:line="276" w:lineRule="auto"/>
-        <w:jc w:val="both"/>
-      </w:pPr>
-      <w:r>
-        <w:rPr>
-          <w:rFonts w:ascii="Arial" w:hAnsi="Arial"/>
-          <w:b w:val="0"/>
-          <w:i/>
-          <w:sz w:val="22"/>
-        </w:rPr>
-        <w:t>A futuro se puede agregar facturación electrónica y pagos en línea cuando la empresa lo necesite.</w:t>
+        <w:t>Que no entra por ahora: pagos con tarjeta, pasarelas, contabilidad completa y facturación electrónica oficial. No porque no sea importante, sino porque requiere integraciones externas y certificaciones que se escapan del tiempo que teníamos. Preferimos dejar bien lo principal antes que hacer todo a medias. A futuro, cuando la empresa lo necesite, se puede integrar sin rehacer lo que ya está.</w:t>
       </w:r>
     </w:p>
     <w:p>
@@ -2472,7 +2423,7 @@
           <w:color w:val="0F172A"/>
           <w:sz w:val="26"/>
         </w:rPr>
-        <w:t>3.6 ¿Qué gana cada uno? (PA1 §5)</w:t>
+        <w:t>3.6 Que gana cada uno con esto</w:t>
       </w:r>
     </w:p>
     <w:p>
@@ -2488,7 +2439,7 @@
           <w:i w:val="0"/>
           <w:sz w:val="22"/>
         </w:rPr>
-        <w:t>La empresa: todo en un solo lugar, menos papeles, mejor control del inventario, precios al día, pedidos ordenados y una tienda online visible en Cusco.</w:t>
+        <w:t>La empresa gana orden y una web visible en Cusco que trabaja sola. El personal deja de buscar en varios sitios y sabe el stock en segundos. Y el cliente, que es el más importante, puede ver todo desde su celular, comparar y pedir sin esperar respuesta por WhatsApp.</w:t>
       </w:r>
     </w:p>
     <w:p>
@@ -2504,23 +2455,7 @@
           <w:i w:val="0"/>
           <w:sz w:val="22"/>
         </w:rPr>
-        <w:t>El personal: encuentra todo más rápido, no duplica trabajo, sabe el stock en segundos y cada uno entra solo a lo que le toca.</w:t>
-      </w:r>
-    </w:p>
-    <w:p>
-      <w:pPr>
-        <w:pStyle w:val="ListBullet"/>
-        <w:spacing w:after="40" w:line="276" w:lineRule="auto"/>
-        <w:jc w:val="both"/>
-      </w:pPr>
-      <w:r>
-        <w:rPr>
-          <w:rFonts w:ascii="Arial" w:hAnsi="Arial"/>
-          <w:b w:val="0"/>
-          <w:i w:val="0"/>
-          <w:sz w:val="22"/>
-        </w:rPr>
-        <w:t>El cliente: ve el catálogo desde su celular, busca rápido, compara precios y hace su pedido sin esperar respuesta por WhatsApp.</w:t>
+        <w:t>Es un cambio chico en apariencia, pero para CCOLCAS es pasar de anotar en cuaderno a tener todo trazable.</w:t>
       </w:r>
     </w:p>
     <w:p>
@@ -2535,7 +2470,7 @@
           <w:color w:val="0F172A"/>
           <w:sz w:val="32"/>
         </w:rPr>
-        <w:t>4. ¿Es una app nativa o híbrida? — Te lo explico sin tecnicismos (ContenidoEntregableFinal)</w:t>
+        <w:t>4. Es una app nativa, híbrida o web? Te lo aclaro sin tecnicismos</w:t>
       </w:r>
     </w:p>
     <w:p>
@@ -2551,7 +2486,7 @@
           <w:color w:val="0F172A"/>
           <w:sz w:val="22"/>
         </w:rPr>
-        <w:t>Esta es una pregunta que tu profesor quiere que respondas bien. La respuesta corta es:</w:t>
+        <w:t>Esta pregunta me la hicieron varias veces y al principio yo también me confundía. La respuesta corta es:</w:t>
       </w:r>
     </w:p>
     <w:p>
@@ -2566,7 +2501,7 @@
           <w:i w:val="0"/>
           <w:sz w:val="22"/>
         </w:rPr>
-        <w:t>CCOLCAS es una aplicación web interactiva. No es una app nativa de celular, ni una app híbrida de celular. Pero sí es un sistema híbrido si lo miramos con la teoría DHARMA (que ve los sistemas como mezcla de piezas). Te explico las dos formas:</w:t>
+        <w:t>CCOLCAS es una aplicación web. No es una app de celular que se instala, pero si lo miramos como arquitectura, si es un sistema híbrido. Te explico las dos cosas porque suenan contradictorias y no lo son.</w:t>
       </w:r>
     </w:p>
     <w:p>
@@ -2581,7 +2516,7 @@
           <w:color w:val="0F172A"/>
           <w:sz w:val="26"/>
         </w:rPr>
-        <w:t>4.1 Si hablamos de celulares: nativa vs híbrida vs web</w:t>
+        <w:t>4.1 Si hablamos de celular: nativa vs híbrida vs web</w:t>
       </w:r>
     </w:p>
     <w:p>
@@ -2597,7 +2532,7 @@
           <w:i w:val="0"/>
           <w:sz w:val="22"/>
         </w:rPr>
-        <w:t>App nativa: es la que instalas desde Play Store o App Store y está hecha solo para un sistema (Android o iPhone). Usa todo el celular y es muy rápida, pero hay que hacer dos versiones. CCOLCAS no es esto: no se instala, no hay APK.</w:t>
+        <w:t>Una app nativa es la que bajas de Play Store o App Store, hecha solo para Android o solo para iPhone. Es muy rápida y usa toda la potencia del celular, pero tienes que hacer dos apps distintas. CCOLCAS no es eso: no se instala, no hay APK, no está en ninguna tienda.</w:t>
       </w:r>
     </w:p>
     <w:p>
@@ -2613,7 +2548,7 @@
           <w:i w:val="0"/>
           <w:sz w:val="22"/>
         </w:rPr>
-        <w:t>App híbrida (de celular): es una página web metida dentro de una app, como si fuera un navegador disfrazado. Se hace con herramientas como Cordova o Flutter. CCOLCAS tampoco es esto: no usa WebView ni se empaqueta como app.</w:t>
+        <w:t>Una app híbrida de celular es una web disfrazada de app. Por dentro es una página, pero viene envuelta para que parezca una app. Se hace con herramientas como Cordova o Flutter y si usa un WebView. Tampoco es nuestro caso: no usamos nada de eso.</w:t>
       </w:r>
     </w:p>
     <w:p>
@@ -2629,7 +2564,7 @@
           <w:i w:val="0"/>
           <w:sz w:val="22"/>
         </w:rPr>
-        <w:t>Aplicación web interactiva (lo que sí es CCOLCAS): entras por el navegador a http://127.0.0.1:8000 o http://localhost/Ccolcas/public y todo funciona ahí. Tiene una parte que ves (HTML, CSS, JavaScript) y una parte que no ves (PHP con Laravel que guarda en MySQL). Es lo que dice tu PA1 §6.1. Ventaja: no necesitas instalar nada, se actualiza al instante y funciona en cualquier dispositivo. Desventaja: necesitas internet y no usa al 100% el hardware del celular (pero para un catálogo y pedidos, no hace falta).</w:t>
+        <w:t>Una aplicación web, que es lo que hicimos, se abre en el navegador. Vas a http://127.0.0.1:8000 o a http://localhost/Ccolcas/public y ahí está todo. Tiene la parte que ves (HTML, CSS, JavaScript) y la parte que no ves (PHP con Laravel que guarda en MySQL). No necesitas instalar nada, se actualiza al toque y funciona en cualquier dispositivo con internet. La contra es que si no tienes internet no funciona y no usa al 100% el hardware del celular, pero para ver un catálogo y hacer un pedido no lo necesitas.</w:t>
       </w:r>
     </w:p>
     <w:p>
@@ -2644,7 +2579,7 @@
           <w:color w:val="0F172A"/>
           <w:sz w:val="26"/>
         </w:rPr>
-        <w:t>4.2 Si hablamos de arquitectura: sistema híbrido según DHARMA (tu texto 1)</w:t>
+        <w:t>4.2 Y entonces por qué decimos que es híbrido? La mirada DHARMA</w:t>
       </w:r>
     </w:p>
     <w:p>
@@ -2659,7 +2594,7 @@
           <w:i w:val="0"/>
           <w:sz w:val="22"/>
         </w:rPr>
-        <w:t>Aquí viene la parte interesante que te dieron para leer. DHARMA significa 'Descubriendo Arquitecturas Híbridas Modelando Actores' y usa unos dibujitos llamados i* para explicar cómo se juntan piezas diferentes.</w:t>
+        <w:t>Acá viene la parte más teórica que nos tocó leer. DHARMA son siglas de "Descubriendo Arquitecturas Híbridas Modelando Actores" y propone que hoy casi ningún sistema se hace desde cero. Todos son una mezcla: un poco de código comprado, un poco de código libre como Laravel, servicios de internet como Tailwind o Vite, y código hecho a medida por nosotros como el flujo de pedidos.</w:t>
       </w:r>
     </w:p>
     <w:p>
@@ -2674,7 +2609,7 @@
           <w:i w:val="0"/>
           <w:sz w:val="22"/>
         </w:rPr>
-        <w:t>La idea es simple: hoy ningún sistema se hace desde cero. Todos son una mezcla — un poco de código comprado (COTS), un poco de código gratis (FOSS como Laravel), servicios de internet (como Tailwind o FontAwesome) y código hecho a medida (como tu sistema de pedidos). A esa mezcla se le dice sistema híbrido. DHARMA no te dice qué comprar, sino que primero te hace dibujar quiénes son los actores y qué necesita cada uno, antes de elegir las piezas.</w:t>
+        <w:t>DHARMA no te dice "compra esto o aquello". Lo que hace es obligarte a dibujar primero quienes son los actores y que necesita cada uno, con unos diagramas llamados i*. Hay dos tipos: el SD que muestra quien depende de quien (por ejemplo, el cliente depende de CCOLCAS para saber el precio real) y el SR que abre cada actor y muestra como se descompone una tarea grande en tareas chicas. También distingue entre Agente, Rol y Posición. Y propone cuatro pasos: dibujar el entorno de la organización, luego el entorno del sistema, después romper el sistema en objetivos pequeños y al final agrupar esos objetivos en actores, algunos centrales como el catálogo y otros de soporte como la auditoría.</w:t>
       </w:r>
     </w:p>
     <w:p>
@@ -2689,22 +2624,7 @@
           <w:i w:val="0"/>
           <w:sz w:val="22"/>
         </w:rPr>
-        <w:t>Usa dos tipos de modelos: SD (quién depende de quién — por ejemplo, el Cliente depende de CCOLCAS para saber el precio) y SR (qué hay dentro de cada actor — cómo se descompone una tarea grande en tareas pequeñas). También distingue entre Agente, Rol y Posición. Y propone 4 pasos: 1) dibujar el entorno de la organización, 2) dibujar el entorno del sistema, 3) romper el sistema en objetivos pequeños y 4) agrupar esos objetivos en actores (algunos centrales como el catálogo, otros de soporte como la auditoría). El ejemplo que ponen es una telefónica en Ecuador (ETAPATELECOM).</w:t>
-      </w:r>
-    </w:p>
-    <w:p>
-      <w:pPr>
-        <w:spacing w:after="120" w:line="276" w:lineRule="auto"/>
-        <w:jc w:val="both"/>
-      </w:pPr>
-      <w:r>
-        <w:rPr>
-          <w:rFonts w:ascii="Arial" w:hAnsi="Arial"/>
-          <w:b w:val="0"/>
-          <w:i w:val="0"/>
-          <w:sz w:val="22"/>
-        </w:rPr>
-        <w:t>¿Y CCOLCAS qué es entonces? Es híbrido DHARMA por excelencia: mezcla Laravel (gratis), MySQL (gratis), servicios web (Vite, Tailwind) y código hecho a medida (el flujo de pedidos por roles, la auditoría, el control de stock). Cada 'actor' del sistema — catálogo, inventario, precios, pedidos, ventas, seguridad — aporta valor por sí solo y puede estar hecho de varias piezas. Por eso, aunque técnicamente es una web, arquitectónicamente es un sistema híbrido bien estructurado. Eso justifica por qué lo hicimos por partes (incremental) y separando bien las capas (OOHDM).</w:t>
+        <w:t>El ejemplo que nos dieron era de una telefónica en Ecuador (ETAPATELECOM) y ahí se entendía perfecto: ningún actor lo hace todo solo, cada uno aporta valor y puede estar formado por varias piezas. CCOLCAS es igual: mezcla Laravel y MySQL que son libres, servicios web y código a medida. Por eso, aunque para el usuario es "una web", para nosotros como arquitectos es un sistema híbrido bien armado. Y eso explica por qué lo hicimos por partes y separando capas, no todo amontonado.</w:t>
       </w:r>
     </w:p>
     <w:p>
@@ -2720,7 +2640,7 @@
           <w:color w:val="0F172A"/>
           <w:sz w:val="22"/>
         </w:rPr>
-        <w:t>En resumen: si tu profesor te pregunta '¿es nativa?', di: No, es web interactiva, pero es híbrida en arquitectura DHARMA porque junta piezas de distinta naturaleza.</w:t>
+        <w:t>Si me preguntan en la sustentación, diría: no es nativa ni híbrida de celular, es web interactiva para el usuario, pero es híbrida en arquitectura DHARMA porque junta piezas de distinta naturaleza.</w:t>
       </w:r>
     </w:p>
     <w:p>
@@ -2735,7 +2655,7 @@
           <w:color w:val="0F172A"/>
           <w:sz w:val="32"/>
         </w:rPr>
-        <w:t>5. Cómo está construido — La arquitectura (PA1 §6 / PA3)</w:t>
+        <w:t>5. Como está construido — arquitectura</w:t>
       </w:r>
     </w:p>
     <w:p>
@@ -2750,7 +2670,7 @@
           <w:color w:val="0F172A"/>
           <w:sz w:val="26"/>
         </w:rPr>
-        <w:t>5.1 ¿Qué tipo de arquitectura es?</w:t>
+        <w:t>5.1 Que tipo de arquitectura elegimos</w:t>
       </w:r>
     </w:p>
     <w:p>
@@ -2765,7 +2685,7 @@
           <w:i w:val="0"/>
           <w:sz w:val="22"/>
         </w:rPr>
-        <w:t>Es una aplicación web interactiva, como te decía. Hay un cliente (lo que ves en el navegador: HTML para la estructura, CSS para los colores y formas, JavaScript para que los botones hagan cosas) y un servidor (PHP 8.2 con Laravel 12 que piensa, valida y guarda en MySQL). Todo corre en XAMPP (Apache + MySQL) en tu computadora para probar.</w:t>
+        <w:t>Una web interactiva clásica: lo que ves en el navegador (cliente) y lo que piensa y guarda (servidor). El cliente es HTML para la estructura, CSS para que se vea bien y JavaScript para que los botones hagan cosas. El servidor es PHP 8.2 con Laravel 12, que valida, calcula y guarda en MySQL. Todo corre en XAMPP (Apache + MySQL) en nuestra máquina para probar tranquilos.</w:t>
       </w:r>
     </w:p>
     <w:p>
@@ -2780,7 +2700,7 @@
           <w:color w:val="0F172A"/>
           <w:sz w:val="26"/>
         </w:rPr>
-        <w:t>5.2 ¿Con qué está hecho? (PA1 §6.2)</w:t>
+        <w:t>5.2 Con que está hecho</w:t>
       </w:r>
     </w:p>
     <w:tbl>
@@ -2835,7 +2755,7 @@
                 <w:color w:val="FFFFFF"/>
                 <w:sz w:val="18"/>
               </w:rPr>
-              <w:t>Con qué lo hicimos</w:t>
+              <w:t>Con que lo hicimos</w:t>
             </w:r>
           </w:p>
         </w:tc>
@@ -2856,7 +2776,7 @@
                 <w:color w:val="FFFFFF"/>
                 <w:sz w:val="18"/>
               </w:rPr>
-              <w:t>Para qué sirve en CCOLCAS</w:t>
+              <w:t>Para que sirve en CCOLCAS</w:t>
             </w:r>
           </w:p>
         </w:tc>
@@ -2903,7 +2823,7 @@
                 <w:rFonts w:ascii="Arial" w:hAnsi="Arial"/>
                 <w:sz w:val="18"/>
               </w:rPr>
-              <w:t>Hace que la página se vea bonita y ordenada, y que cada área tenga su estilo.</w:t>
+              <w:t>Que la página se vea ordenada y cada zona tenga su estilo propio.</w:t>
             </w:r>
           </w:p>
         </w:tc>
@@ -2950,7 +2870,7 @@
                 <w:rFonts w:ascii="Arial" w:hAnsi="Arial"/>
                 <w:sz w:val="18"/>
               </w:rPr>
-              <w:t>Hace que el precio se calcule solo y que los botones confirmen antes de borrar.</w:t>
+              <w:t>Que el precio se calcule solo y los botones te avisen antes de borrar.</w:t>
             </w:r>
           </w:p>
         </w:tc>
@@ -2997,7 +2917,7 @@
                 <w:rFonts w:ascii="Arial" w:hAnsi="Arial"/>
                 <w:sz w:val="18"/>
               </w:rPr>
-              <w:t>Recibe tu pedido, verifica todo y lo guarda.</w:t>
+              <w:t>Recibe tu clic, revisa todo y lo guarda bien.</w:t>
             </w:r>
           </w:p>
         </w:tc>
@@ -3044,7 +2964,7 @@
                 <w:rFonts w:ascii="Arial" w:hAnsi="Arial"/>
                 <w:sz w:val="18"/>
               </w:rPr>
-              <w:t>Guarda 19 tablas con todo: productos, pedidos, etc. En pruebas usa SQLite.</w:t>
+              <w:t>Guarda 19 tablas con todo. En pruebas usa SQLite en memoria para ir más rápido.</w:t>
             </w:r>
           </w:p>
         </w:tc>
@@ -3091,7 +3011,7 @@
                 <w:rFonts w:ascii="Arial" w:hAnsi="Arial"/>
                 <w:sz w:val="18"/>
               </w:rPr>
-              <w:t>Donde vive el proyecto. GitHub: https://github.com/75957473-design/Colcas.git</w:t>
+              <w:t>Donde vive el proyecto. El código está en https://github.com/75957473-design/Ccolcas.git</w:t>
             </w:r>
           </w:p>
         </w:tc>
@@ -3138,7 +3058,7 @@
                 <w:rFonts w:ascii="Arial" w:hAnsi="Arial"/>
                 <w:sz w:val="18"/>
               </w:rPr>
-              <w:t>Cuida que nadie entre donde no debe y que las contraseñas estén seguras.</w:t>
+              <w:t>Cuida que nadie entre donde no debe y que las contraseñas estén bien guardadas.</w:t>
             </w:r>
           </w:p>
         </w:tc>
@@ -3161,7 +3081,7 @@
           <w:color w:val="0F172A"/>
           <w:sz w:val="26"/>
         </w:rPr>
-        <w:t>5.3 ¿Cómo se organiza el código? — MVC (PA3)</w:t>
+        <w:t>5.3 Como ordenamos el código — el MVC</w:t>
       </w:r>
     </w:p>
     <w:p>
@@ -3176,7 +3096,7 @@
           <w:i w:val="0"/>
           <w:sz w:val="22"/>
         </w:rPr>
-        <w:t>Laravel usa un patrón llamado MVC que es como tener tres cajones separados:</w:t>
+        <w:t>Laravel trabaja con un patrón que se llama MVC. A mi me sirvió pensarlo como tres cajones separados:</w:t>
       </w:r>
     </w:p>
     <w:p>
@@ -3192,7 +3112,7 @@
           <w:i w:val="0"/>
           <w:sz w:val="22"/>
         </w:rPr>
-        <w:t>Modelos (app/Models/*, 19 cajitas): son el reflejo de las tablas en código. Por ejemplo, Producto sabe calcular su precio y cuánto hay en stock. Usa palabras como belongsTo y hasMany para decir 'un producto pertenece a una categoría' o 'un pedido tiene muchos detalles'.</w:t>
+        <w:t>Los Modelos (app/Models, 19 en total) son el reflejo de las tablas pero en código. Por ejemplo, Producto sabe calcular su precio y decirte cuanto stock le queda. Usa palabras como belongsTo (pertenece a) y hasMany (tiene muchos) para decir "un producto pertenece a una categoría" o "un pedido tiene muchos detalles".</w:t>
       </w:r>
     </w:p>
     <w:p>
@@ -3208,7 +3128,7 @@
           <w:i w:val="0"/>
           <w:sz w:val="22"/>
         </w:rPr>
-        <w:t>Controladores (app/Http/Controllers/*): son los que reciben tu clic, revisan que todo esté bien (validan), hablan con la base de datos y te responden. Por ejemplo, PedidoController crea el pedido y verifica el stock.</w:t>
+        <w:t>Los Controladores (app/Http/Controllers) son los que reciben tu clic. Revisan que todo esté bien, hablan con la base de datos y te responden. Por ejemplo, PedidoController es el que crea el pedido y verifica que haya stock de verdad.</w:t>
       </w:r>
     </w:p>
     <w:p>
@@ -3224,7 +3144,7 @@
           <w:i w:val="0"/>
           <w:sz w:val="22"/>
         </w:rPr>
-        <w:t>Vistas (resources/views/*): son las pantallas que ves, hechas con Blade y Tailwind. Por ejemplo, welcome.blade.php es el catálogo y layouts/admin.blade.php es el panel.</w:t>
+        <w:t>Las Vistas (resources/views) son las pantallas que ves, hechas con Blade y Tailwind. La más visible es welcome.blade.php que es el catálogo, y layouts/admin.blade.php que es el panel.</w:t>
       </w:r>
     </w:p>
     <w:p>
@@ -3240,14 +3160,14 @@
           <w:i w:val="0"/>
           <w:sz w:val="22"/>
         </w:rPr>
-        <w:t>Además hay dos ayudantes importantes: AuditObserver (anota todo en la bitácora) y PedidoWorkflowService (dice quién puede mover un pedido de un estado a otro). Y un guardián: RoleMiddleware (alias 'role') que revisa tu rol antes de dejarte pasar.</w:t>
+        <w:t>Además tenemos dos ayudantes que para nosotros fueron clave: AuditObserver, que anota todo lo que se crea, edita o borra en una bitácora, y PedidoWorkflowService, que es el que dice quien puede mover un pedido de un estado a otro. Y un guardián: RoleMiddleware (alias 'role') que revisa tu rol antes de dejarte pasar a cualquier ruta de /admin.</w:t>
       </w:r>
     </w:p>
     <w:p>
       <w:pPr>
         <w:spacing w:after="40"/>
         <w:jc w:val="center"/>
-        <w:shd w:val="clear" w:color="auto" w:fill="FFF1F1"/>
+        <w:shd w:val="clear" w:color="auto" w:fill="FFF3F3"/>
         <w:pBdr>
           <w:top w:val="single" w:sz="4" w:space="4" w:color="DC2626"/>
           <w:left w:val="single" w:sz="4" w:space="4" w:color="DC2626"/>
@@ -3260,9 +3180,9 @@
           <w:rFonts w:ascii="Arial" w:hAnsi="Arial"/>
           <w:b/>
           <w:color w:val="DC2626"/>
-          <w:sz w:val="20"/>
-        </w:rPr>
-        <w:t xml:space="preserve">  📸  CAPTURA 1 — Arquitectura MVC / carpetas del proyecto  </w:t>
+          <w:sz w:val="18"/>
+        </w:rPr>
+        <w:t xml:space="preserve">  CAPTURA 1 — Como se ve el MVC en nuestro proyecto  </w:t>
       </w:r>
     </w:p>
     <w:p>
@@ -3277,7 +3197,7 @@
           <w:color w:val="334155"/>
           <w:sz w:val="16"/>
         </w:rPr>
-        <w:t>¿Dónde va? Abre VS Code en app/Models y resources/views, y captura el árbol de carpetas</w:t>
+        <w:t>Donde va: Abre VS Code en app/Models y resources/views y captura el arbol de carpetas</w:t>
       </w:r>
     </w:p>
     <w:p>
@@ -3289,27 +3209,27 @@
         <w:rPr>
           <w:rFonts w:ascii="Arial" w:hAnsi="Arial"/>
           <w:color w:val="64748B"/>
-          <w:sz w:val="16"/>
-        </w:rPr>
-        <w:t>Cómo tomarla: Abre la pantalla indicada y captura con Win+Shift+S incluyendo el reloj de la barra de tareas  •  Debe verse la fecha y hora de tu PC (barra de tareas).</w:t>
-      </w:r>
-    </w:p>
-    <w:p>
-      <w:pPr>
-        <w:spacing w:after="240"/>
+          <w:sz w:val="14"/>
+        </w:rPr>
+        <w:t>Como tomarla: Abre la pantalla indicada y captura a pantalla completa con el reloj de la barra de tareas visible (Win+Shift+S). Debe verse la fecha y hora.</w:t>
+      </w:r>
+    </w:p>
+    <w:p>
+      <w:pPr>
+        <w:spacing w:after="200"/>
         <w:jc w:val="center"/>
       </w:pPr>
       <w:r>
         <w:rPr>
           <w:rFonts w:ascii="Consolas" w:hAnsi="Consolas"/>
           <w:color w:val="94A3B8"/>
-          <w:sz w:val="16"/>
-        </w:rPr>
-        <w:t>┌─────────────────────────────────────────────────┐</w:t>
+          <w:sz w:val="14"/>
+        </w:rPr>
+        <w:t>┌──────────────────────────────────────────────┐</w:t>
         <w:br/>
-        <w:t>│   PEGA AQUÍ TU CAPTURA (Insertar &gt; Imágenes)   │</w:t>
+        <w:t>│     PEGA AQUI TU CAPTURA (Insertar &gt; Imagen)     │</w:t>
         <w:br/>
-        <w:t>└─────────────────────────────────────────────────┘</w:t>
+        <w:t>└──────────────────────────────────────────────┘</w:t>
       </w:r>
     </w:p>
     <w:p>
@@ -3324,7 +3244,7 @@
           <w:color w:val="0F172A"/>
           <w:sz w:val="26"/>
         </w:rPr>
-        <w:t>5.4 ¿Cómo funciona en la vida real?</w:t>
+        <w:t>5.4 Como funciona en la vida real</w:t>
       </w:r>
     </w:p>
     <w:p>
@@ -3339,14 +3259,14 @@
           <w:i w:val="0"/>
           <w:sz w:val="22"/>
         </w:rPr>
-        <w:t>Todo gira alrededor de: productos, categorías, precios, inventario, clientes, pedidos, ventas y usuarios. El flujo es: ves el catálogo → agregas al carrito → pagas (checkout) → se crea el pedido → lo ves en 'Mis pedidos' con una barrita de avance → el vendedor lo confirma, el almacén lo prepara y envía, y el contador lo cierra. Todo queda registrado y se puede auditar. XAMPP es el que enciende el servidor Apache y MySQL para que esto funcione en local.</w:t>
+        <w:t>Si lo ves de corrido, el flujo es bien simple: entras al catálogo, agregas al carrito, vas al checkout, confirmas, y tu pedido aparece en "Mis pedidos" con una barrita que avanza. Del otro lado, el vendedor lo confirma, el almacén lo prepara y envía, y al final se marca como entregado o se registra la venta. Todo queda registrado y se puede auditar después. XAMPP es el que prende Apache y MySQL para que esto funcione en local sin depender de internet.</w:t>
       </w:r>
     </w:p>
     <w:p>
       <w:pPr>
         <w:spacing w:after="40"/>
         <w:jc w:val="center"/>
-        <w:shd w:val="clear" w:color="auto" w:fill="FFF1F1"/>
+        <w:shd w:val="clear" w:color="auto" w:fill="FFF3F3"/>
         <w:pBdr>
           <w:top w:val="single" w:sz="4" w:space="4" w:color="DC2626"/>
           <w:left w:val="single" w:sz="4" w:space="4" w:color="DC2626"/>
@@ -3359,9 +3279,9 @@
           <w:rFonts w:ascii="Arial" w:hAnsi="Arial"/>
           <w:b/>
           <w:color w:val="DC2626"/>
-          <w:sz w:val="20"/>
-        </w:rPr>
-        <w:t xml:space="preserve">  📸  CAPTURA 2 — Base de datos ccolcasdb + archivo .env  </w:t>
+          <w:sz w:val="18"/>
+        </w:rPr>
+        <w:t xml:space="preserve">  CAPTURA 2 — Base de datos ccolcasdb y archivo .env  </w:t>
       </w:r>
     </w:p>
     <w:p>
@@ -3376,7 +3296,7 @@
           <w:color w:val="334155"/>
           <w:sz w:val="16"/>
         </w:rPr>
-        <w:t>¿Dónde va? Abre phpMyAdmin (http://localhost/phpmyadmin) y muestra la BD ccolcasdb con sus tablas, y abre .env donde se ve DB_DATABASE=ccolcasdb y BCRYPT_ROUNDS=12</w:t>
+        <w:t>Donde va: Abre phpMyAdmin (http://localhost/phpmyadmin) mostrando ccolcasdb con sus tablas y abre .env donde se vea DB_DATABASE=ccolcasdb y BCRYPT_ROUNDS=12</w:t>
       </w:r>
     </w:p>
     <w:p>
@@ -3388,27 +3308,27 @@
         <w:rPr>
           <w:rFonts w:ascii="Arial" w:hAnsi="Arial"/>
           <w:color w:val="64748B"/>
-          <w:sz w:val="16"/>
-        </w:rPr>
-        <w:t>Cómo tomarla: Abre la pantalla indicada y captura con Win+Shift+S incluyendo el reloj de la barra de tareas  •  Debe verse la fecha y hora de tu PC (barra de tareas).</w:t>
-      </w:r>
-    </w:p>
-    <w:p>
-      <w:pPr>
-        <w:spacing w:after="240"/>
+          <w:sz w:val="14"/>
+        </w:rPr>
+        <w:t>Como tomarla: Abre la pantalla indicada y captura a pantalla completa con el reloj de la barra de tareas visible (Win+Shift+S). Debe verse la fecha y hora.</w:t>
+      </w:r>
+    </w:p>
+    <w:p>
+      <w:pPr>
+        <w:spacing w:after="200"/>
         <w:jc w:val="center"/>
       </w:pPr>
       <w:r>
         <w:rPr>
           <w:rFonts w:ascii="Consolas" w:hAnsi="Consolas"/>
           <w:color w:val="94A3B8"/>
-          <w:sz w:val="16"/>
-        </w:rPr>
-        <w:t>┌─────────────────────────────────────────────────┐</w:t>
+          <w:sz w:val="14"/>
+        </w:rPr>
+        <w:t>┌──────────────────────────────────────────────┐</w:t>
         <w:br/>
-        <w:t>│   PEGA AQUÍ TU CAPTURA (Insertar &gt; Imágenes)   │</w:t>
+        <w:t>│     PEGA AQUI TU CAPTURA (Insertar &gt; Imagen)     │</w:t>
         <w:br/>
-        <w:t>└─────────────────────────────────────────────────┘</w:t>
+        <w:t>└──────────────────────────────────────────────┘</w:t>
       </w:r>
     </w:p>
     <w:p>
@@ -3423,7 +3343,7 @@
           <w:color w:val="0F172A"/>
           <w:sz w:val="32"/>
         </w:rPr>
-        <w:t>6. Plan de trabajo — 4 semanas (PA1 §7, desde el 04/09/2026)</w:t>
+        <w:t>6. Como nos organizamos — plan de 4 semanas</w:t>
       </w:r>
     </w:p>
     <w:p>
@@ -3438,7 +3358,7 @@
           <w:i w:val="0"/>
           <w:sz w:val="22"/>
         </w:rPr>
-        <w:t>El proyecto se hizo en un mes, dividido en 4 semanas. Así fue:</w:t>
+        <w:t>El proyecto lo hicimos en un mes, del 4 de septiembre al 1 de octubre de 2026. Lo dividimos en cuatro semanas porque si intentábamos hacer todo de golpe nos íbamos a enredar.</w:t>
       </w:r>
     </w:p>
     <w:tbl>
@@ -3514,7 +3434,7 @@
                 <w:color w:val="FFFFFF"/>
                 <w:sz w:val="18"/>
               </w:rPr>
-              <w:t>¿Qué hicimos? Explicado fácil</w:t>
+              <w:t>Que hicimos, en concreto</w:t>
             </w:r>
           </w:p>
         </w:tc>
@@ -3546,7 +3466,7 @@
                 <w:rFonts w:ascii="Arial" w:hAnsi="Arial"/>
                 <w:sz w:val="18"/>
               </w:rPr>
-              <w:t>04/09 – 10/09/2026</w:t>
+              <w:t>04/09 – 10/09</w:t>
             </w:r>
           </w:p>
         </w:tc>
@@ -3561,7 +3481,7 @@
                 <w:rFonts w:ascii="Arial" w:hAnsi="Arial"/>
                 <w:sz w:val="18"/>
               </w:rPr>
-              <w:t>Fuimos a CCOLCAS, vimos cómo vendían, qué problemas tenían, y definimos qué debía hacer el sistema y quién lo usaría.</w:t>
+              <w:t>Fuimos a CCOLCAS, vimos como vendían en el día a día, que les dolía y definimos que debía hacer el sistema y quien lo iba a usar.</w:t>
             </w:r>
           </w:p>
         </w:tc>
@@ -3593,7 +3513,7 @@
                 <w:rFonts w:ascii="Arial" w:hAnsi="Arial"/>
                 <w:sz w:val="18"/>
               </w:rPr>
-              <w:t>11/09 – 17/09/2026</w:t>
+              <w:t>11/09 – 17/09</w:t>
             </w:r>
           </w:p>
         </w:tc>
@@ -3608,7 +3528,7 @@
                 <w:rFonts w:ascii="Arial" w:hAnsi="Arial"/>
                 <w:sz w:val="18"/>
               </w:rPr>
-              <w:t>Dibujamos la arquitectura y la base de datos (19 tablas), hicimos bocetos de las pantallas y montamos Laravel con XAMPP.</w:t>
+              <w:t>Dibujamos la arquitectura y la base de datos (19 tablas), hicimos los bocetos de las pantallas y montamos Laravel con XAMPP.</w:t>
             </w:r>
           </w:p>
         </w:tc>
@@ -3640,7 +3560,7 @@
                 <w:rFonts w:ascii="Arial" w:hAnsi="Arial"/>
                 <w:sz w:val="18"/>
               </w:rPr>
-              <w:t>18/09 – 24/09/2026</w:t>
+              <w:t>18/09 – 24/09</w:t>
             </w:r>
           </w:p>
         </w:tc>
@@ -3655,7 +3575,7 @@
                 <w:rFonts w:ascii="Arial" w:hAnsi="Arial"/>
                 <w:sz w:val="18"/>
               </w:rPr>
-              <w:t>Construimos lo principal: usuarios y roles, productos, categorías, precios, inventario con movimientos y transferencias, clientes, catálogo y pedidos.</w:t>
+              <w:t>Construimos lo principal: usuarios y roles, productos, categorías, precios con fórmula, inventario con movimientos y transferencias, clientes, catálogo y pedidos.</w:t>
             </w:r>
           </w:p>
         </w:tc>
@@ -3687,7 +3607,7 @@
                 <w:rFonts w:ascii="Arial" w:hAnsi="Arial"/>
                 <w:sz w:val="18"/>
               </w:rPr>
-              <w:t>25/09 – 01/10/2026</w:t>
+              <w:t>25/09 – 01/10</w:t>
             </w:r>
           </w:p>
         </w:tc>
@@ -3702,7 +3622,7 @@
                 <w:rFonts w:ascii="Arial" w:hAnsi="Arial"/>
                 <w:sz w:val="18"/>
               </w:rPr>
-              <w:t>Hicimos ventas, unimos todo, probamos, corregimos errores, mejoramos la interfaz y escribimos la documentación.</w:t>
+              <w:t>Cerramos con ventas, unimos todo, probamos, corregimos detalles, pulimos la interfaz y escribimos esta documentación.</w:t>
             </w:r>
           </w:p>
         </w:tc>
@@ -3725,7 +3645,7 @@
           <w:i w:val="0"/>
           <w:sz w:val="22"/>
         </w:rPr>
-        <w:t>En detalle:</w:t>
+        <w:t>Si lo cuento con un poco más de detalle:</w:t>
       </w:r>
     </w:p>
     <w:p>
@@ -3741,7 +3661,7 @@
           <w:i w:val="0"/>
           <w:sz w:val="22"/>
         </w:rPr>
-        <w:t>Semana 1 — Análisis: entender el día a día (WhatsApp, cuadernos, Excel) y decidir los 6 roles y 8 módulos, dejando fuera por ahora pagos y facturación electrónica.</w:t>
+        <w:t>La primera semana fue de escuchar mucho. Ver el WhatsApp, los cuadernos, los Excels y entender los seis roles y los ocho módulos. También decidir que dejábamos fuera pagos y facturación electrónica por tiempo.</w:t>
       </w:r>
     </w:p>
     <w:p>
@@ -3757,7 +3677,7 @@
           <w:i w:val="0"/>
           <w:sz w:val="22"/>
         </w:rPr>
-        <w:t>Semana 2 — Diseño: crear el diagrama de base de datos, los casos de uso y clases, el mapa de navegación y las pantallas, y crear el proyecto con composer install, .env, migrate y seed.</w:t>
+        <w:t>La segunda semana fue de dibujar. Diagrama de base de datos, casos de uso, clases, mapa de navegación y las primeras pantallas en Blade. Y en paralelo, crear el proyecto con composer install, configurar el .env, correr migrate y seed para tener datos de prueba.</w:t>
       </w:r>
     </w:p>
     <w:p>
@@ -3773,7 +3693,7 @@
           <w:i w:val="0"/>
           <w:sz w:val="22"/>
         </w:rPr>
-        <w:t>Semana 3 — Construcción principal: CRUD de productos con fórmula de precio, categorías, stock por almacén, catálogo con búsqueda, clientes y pedidos con historial y control por rol.</w:t>
+        <w:t>La tercera semana fue la más pesada: CRUD de productos con la fórmula de precio, categorías, stock por almacén, catálogo con búsqueda, clientes y sobre todo el flujo de pedidos con su historial y el control por rol. Ahí nos dimos cuenta de varios detalles que no habíamos previsto y los fuimos ajustando.</w:t>
       </w:r>
     </w:p>
     <w:p>
@@ -3789,14 +3709,14 @@
           <w:i w:val="0"/>
           <w:sz w:val="22"/>
         </w:rPr>
-        <w:t>Semana 4 — Cierre: ventas con descuento de stock, flujo completo cliente/admin, 168 pruebas, build de Vite, correcciones y este documento. El entregable final tenía 48 horas de plazo según tu guía.</w:t>
+        <w:t>La cuarta semana fue de cierre: ventas con descuento de stock, el flujo completo cliente/admin, las 168 pruebas, el build de Vite y este documento. Es la parte donde todo tiene que encajar.</w:t>
       </w:r>
     </w:p>
     <w:p>
       <w:pPr>
         <w:spacing w:after="40"/>
         <w:jc w:val="center"/>
-        <w:shd w:val="clear" w:color="auto" w:fill="FFF1F1"/>
+        <w:shd w:val="clear" w:color="auto" w:fill="FFF3F3"/>
         <w:pBdr>
           <w:top w:val="single" w:sz="4" w:space="4" w:color="DC2626"/>
           <w:left w:val="single" w:sz="4" w:space="4" w:color="DC2626"/>
@@ -3809,9 +3729,9 @@
           <w:rFonts w:ascii="Arial" w:hAnsi="Arial"/>
           <w:b/>
           <w:color w:val="DC2626"/>
-          <w:sz w:val="20"/>
-        </w:rPr>
-        <w:t xml:space="preserve">  📸  CAPTURA 3 — Plan de trabajo — evidencia de avance  </w:t>
+          <w:sz w:val="18"/>
+        </w:rPr>
+        <w:t xml:space="preserve">  CAPTURA 3 — Evidencia del avance  </w:t>
       </w:r>
     </w:p>
     <w:p>
@@ -3826,7 +3746,7 @@
           <w:color w:val="334155"/>
           <w:sz w:val="16"/>
         </w:rPr>
-        <w:t>¿Dónde va? Captura de GitHub &gt; Commits (https://github.com/75957473-design/Colcas.git) y de php artisan migrate:status en tu terminal</w:t>
+        <w:t>Donde va: Captura de GitHub en Commits (https://github.com/75957473-design/Ccolcas.git) y de tu terminal con php artisan migrate:status</w:t>
       </w:r>
     </w:p>
     <w:p>
@@ -3838,27 +3758,27 @@
         <w:rPr>
           <w:rFonts w:ascii="Arial" w:hAnsi="Arial"/>
           <w:color w:val="64748B"/>
-          <w:sz w:val="16"/>
-        </w:rPr>
-        <w:t>Cómo tomarla: Abre la pantalla indicada y captura con Win+Shift+S incluyendo el reloj de la barra de tareas  •  Debe verse la fecha y hora de tu PC (barra de tareas).</w:t>
-      </w:r>
-    </w:p>
-    <w:p>
-      <w:pPr>
-        <w:spacing w:after="240"/>
+          <w:sz w:val="14"/>
+        </w:rPr>
+        <w:t>Como tomarla: Abre la pantalla indicada y captura a pantalla completa con el reloj de la barra de tareas visible (Win+Shift+S). Debe verse la fecha y hora.</w:t>
+      </w:r>
+    </w:p>
+    <w:p>
+      <w:pPr>
+        <w:spacing w:after="200"/>
         <w:jc w:val="center"/>
       </w:pPr>
       <w:r>
         <w:rPr>
           <w:rFonts w:ascii="Consolas" w:hAnsi="Consolas"/>
           <w:color w:val="94A3B8"/>
-          <w:sz w:val="16"/>
-        </w:rPr>
-        <w:t>┌─────────────────────────────────────────────────┐</w:t>
+          <w:sz w:val="14"/>
+        </w:rPr>
+        <w:t>┌──────────────────────────────────────────────┐</w:t>
         <w:br/>
-        <w:t>│   PEGA AQUÍ TU CAPTURA (Insertar &gt; Imágenes)   │</w:t>
+        <w:t>│     PEGA AQUI TU CAPTURA (Insertar &gt; Imagen)     │</w:t>
         <w:br/>
-        <w:t>└─────────────────────────────────────────────────┘</w:t>
+        <w:t>└──────────────────────────────────────────────┘</w:t>
       </w:r>
     </w:p>
     <w:p>
@@ -3873,7 +3793,7 @@
           <w:color w:val="0F172A"/>
           <w:sz w:val="32"/>
         </w:rPr>
-        <w:t>7. Análisis y diseño — En resumen</w:t>
+        <w:t>7. Análisis y diseño — lo que pensamos antes de programar</w:t>
       </w:r>
     </w:p>
     <w:p>
@@ -3888,7 +3808,7 @@
           <w:i w:val="0"/>
           <w:sz w:val="22"/>
         </w:rPr>
-        <w:t>Analizamos: vimos los problemas (§2.3), la necesidad (§2.4), qué debía hacer el sistema (8 módulos) y qué no (pagos/facturación), y qué ganaría cada uno. Validamos todo con entrevistas y poniendo límites reales (4 semanas, XAMPP local).</w:t>
+        <w:t>Antes de escribir código, nos tomamos el tiempo de analizar bien. Vimos los problemas que ya conté, entendimos que necesitaban y definimos que debía hacer el sistema y que no. Lo validamos con entrevistas y poniendo límites reales: cuatro semanas, trabajo en local con XAMPP y sin pagos en línea en esta primera versión.</w:t>
       </w:r>
     </w:p>
     <w:p>
@@ -3903,7 +3823,7 @@
           <w:i w:val="0"/>
           <w:sz w:val="22"/>
         </w:rPr>
-        <w:t>Diseñamos: con OOHDM hicimos el modelo conceptual (19 tablas), el navegacional (mapa de cómo te mueves), la interfaz (pantallas Blade + Tailwind separadas por área) y la implementación (MVC en Laravel). Todo con calidad ISO 25010 y seguridad pensada desde el inicio (MADEJA/UCI/OWASP/INCIBE).</w:t>
+        <w:t>Para el diseño usamos OOHDM, que nos gustó porque es pensado para webs que tienen una parte pública y una parte privada con permisos. Seguimos sus cuatro pasos: modelo conceptual (las 19 tablas), navegacional (el mapa de como te mueves), interfaz (las pantallas con Blade y Tailwind separadas por área) e implementación (todo en Laravel). Lo acompañamos con la norma de calidad ISO 25010 y pensando la seguridad desde el inicio, no al final.</w:t>
       </w:r>
     </w:p>
     <w:tbl>
@@ -3937,7 +3857,7 @@
                 <w:color w:val="FFFFFF"/>
                 <w:sz w:val="18"/>
               </w:rPr>
-              <w:t>Qué entregamos</w:t>
+              <w:t>Que entregamos</w:t>
             </w:r>
           </w:p>
         </w:tc>
@@ -3958,7 +3878,7 @@
                 <w:color w:val="FFFFFF"/>
                 <w:sz w:val="18"/>
               </w:rPr>
-              <w:t>Qué contiene</w:t>
+              <w:t>Que contiene</w:t>
             </w:r>
           </w:p>
         </w:tc>
@@ -3979,7 +3899,7 @@
                 <w:color w:val="FFFFFF"/>
                 <w:sz w:val="18"/>
               </w:rPr>
-              <w:t>Dónde lo ves</w:t>
+              <w:t>Donde lo ves</w:t>
             </w:r>
           </w:p>
         </w:tc>
@@ -3996,7 +3916,7 @@
                 <w:rFonts w:ascii="Arial" w:hAnsi="Arial"/>
                 <w:sz w:val="18"/>
               </w:rPr>
-              <w:t>Casos de Uso</w:t>
+              <w:t>Casos de uso</w:t>
             </w:r>
           </w:p>
         </w:tc>
@@ -4011,7 +3931,7 @@
                 <w:rFonts w:ascii="Arial" w:hAnsi="Arial"/>
                 <w:sz w:val="18"/>
               </w:rPr>
-              <w:t>6 actores × 8 módulos</w:t>
+              <w:t>6 actores y 8 módulos, con quien puede hacer que</w:t>
             </w:r>
           </w:p>
         </w:tc>
@@ -4026,7 +3946,7 @@
                 <w:rFonts w:ascii="Arial" w:hAnsi="Arial"/>
                 <w:sz w:val="18"/>
               </w:rPr>
-              <w:t>§8 + foto del diagrama</w:t>
+              <w:t>Cap. 8 + diagrama</w:t>
             </w:r>
           </w:p>
         </w:tc>
@@ -4073,7 +3993,7 @@
                 <w:rFonts w:ascii="Arial" w:hAnsi="Arial"/>
                 <w:sz w:val="18"/>
               </w:rPr>
-              <w:t>§9 + foto del diagrama</w:t>
+              <w:t>Cap. 9 + diagrama</w:t>
             </w:r>
           </w:p>
         </w:tc>
@@ -4120,7 +4040,7 @@
                 <w:rFonts w:ascii="Arial" w:hAnsi="Arial"/>
                 <w:sz w:val="18"/>
               </w:rPr>
-              <w:t>§10 + foto del mapa</w:t>
+              <w:t>Cap. 10 + mapa</w:t>
             </w:r>
           </w:p>
         </w:tc>
@@ -4152,7 +4072,7 @@
                 <w:rFonts w:ascii="Arial" w:hAnsi="Arial"/>
                 <w:sz w:val="18"/>
               </w:rPr>
-              <w:t>Cómo se mueve una venta, una compra y una transferencia</w:t>
+              <w:t>Como se mueve una venta, una compra y una transferencia</w:t>
             </w:r>
           </w:p>
         </w:tc>
@@ -4167,7 +4087,7 @@
                 <w:rFonts w:ascii="Arial" w:hAnsi="Arial"/>
                 <w:sz w:val="18"/>
               </w:rPr>
-              <w:t>§11 + fotos</w:t>
+              <w:t>Cap. 11 + diagramas</w:t>
             </w:r>
           </w:p>
         </w:tc>
@@ -4237,7 +4157,7 @@
           <w:color w:val="0F172A"/>
           <w:sz w:val="32"/>
         </w:rPr>
-        <w:t>8. Diagrama de Casos de Uso — ¿Quién puede hacer qué?</w:t>
+        <w:t>8. Casos de uso — quien puede hacer que</w:t>
       </w:r>
     </w:p>
     <w:p>
@@ -4252,7 +4172,7 @@
           <w:i w:val="0"/>
           <w:sz w:val="22"/>
         </w:rPr>
-        <w:t>Este diagrama es como un mapa de permisos. En el centro está el sistema y alrededor los 6 actores (gerente, subgerente, contador, almacenero, vendedor y cliente). Cada línea dice qué puede hacer cada uno en los 8 módulos. Te lo detallo en palabras simples:</w:t>
+        <w:t>Este diagrama es el mapa de permisos. En el centro está el sistema y alrededor las seis personas que lo usan. Cada línea dice que puede hacer cada uno. Lo resumo con mis palabras:</w:t>
       </w:r>
     </w:p>
     <w:tbl>
@@ -4285,7 +4205,7 @@
                 <w:color w:val="FFFFFF"/>
                 <w:sz w:val="18"/>
               </w:rPr>
-              <w:t>Módulo</w:t>
+              <w:t>Modulo</w:t>
             </w:r>
           </w:p>
         </w:tc>
@@ -4306,7 +4226,7 @@
                 <w:color w:val="FFFFFF"/>
                 <w:sz w:val="18"/>
               </w:rPr>
-              <w:t>¿Quién hace qué?</w:t>
+              <w:t>Quien hace que</w:t>
             </w:r>
           </w:p>
         </w:tc>
@@ -4338,7 +4258,7 @@
                 <w:rFonts w:ascii="Arial" w:hAnsi="Arial"/>
                 <w:sz w:val="18"/>
               </w:rPr>
-              <w:t>Vendedor, almacenero, contador, gerente: crean, editan y desactivan productos y categorías. Cliente: solo los ve en el catálogo.</w:t>
+              <w:t>Vendedor, almacenero, contador y gerente pueden crear, editar y desactivar productos y categorías. El cliente solo los ve en el catálogo.</w:t>
             </w:r>
           </w:p>
         </w:tc>
@@ -4370,7 +4290,7 @@
                 <w:rFonts w:ascii="Arial" w:hAnsi="Arial"/>
                 <w:sz w:val="18"/>
               </w:rPr>
-              <w:t>Almacenero y admin: registran entradas/salidas, ajustan y mueven entre almacenes, ven historial. Contador: solo mira.</w:t>
+              <w:t>Almacenero y admin registran entradas y salidas, ajustan y mueven entre almacenes y ven el historial. El contador solo mira.</w:t>
             </w:r>
           </w:p>
         </w:tc>
@@ -4402,7 +4322,7 @@
                 <w:rFonts w:ascii="Arial" w:hAnsi="Arial"/>
                 <w:sz w:val="18"/>
               </w:rPr>
-              <w:t>Contador y admin: ponen costo, flete y margen. Los demás solo ven el precio final.</w:t>
+              <w:t>Contador y admin ponen costo, flete y margen. Los demás solo ven el precio final.</w:t>
             </w:r>
           </w:p>
         </w:tc>
@@ -4419,7 +4339,7 @@
                 <w:rFonts w:ascii="Arial" w:hAnsi="Arial"/>
                 <w:sz w:val="18"/>
               </w:rPr>
-              <w:t>D. Catálogo</w:t>
+              <w:t>D. Catalogo</w:t>
             </w:r>
           </w:p>
         </w:tc>
@@ -4434,7 +4354,7 @@
                 <w:rFonts w:ascii="Arial" w:hAnsi="Arial"/>
                 <w:sz w:val="18"/>
               </w:rPr>
-              <w:t>Cliente: ve fotos, precios, busca, filtra y agrega al carrito. Todos pueden navegar.</w:t>
+              <w:t>El cliente ve fotos, precios, busca, filtra y agrega al carrito. Todos pueden navegar.</w:t>
             </w:r>
           </w:p>
         </w:tc>
@@ -4466,7 +4386,7 @@
                 <w:rFonts w:ascii="Arial" w:hAnsi="Arial"/>
                 <w:sz w:val="18"/>
               </w:rPr>
-              <w:t>Vendedor y admin: crean y editan clientes (DNI/RUC, teléfono, dirección). Cliente se registra solo.</w:t>
+              <w:t>Vendedor y admin crean y editan clientes (DNI/RUC, teléfono, dirección). El cliente se registra solo.</w:t>
             </w:r>
           </w:p>
         </w:tc>
@@ -4498,7 +4418,7 @@
                 <w:rFonts w:ascii="Arial" w:hAnsi="Arial"/>
                 <w:sz w:val="18"/>
               </w:rPr>
-              <w:t>Cliente: crea su pedido por la web y ve su avance. Vendedor: confirma o cancela. Almacén: prepara y envía. Contador: cierra.</w:t>
+              <w:t>El cliente crea su pedido por la web y ve su avance. El vendedor lo confirma o cancela. El almacén lo prepara y envía. El contador lo cierra.</w:t>
             </w:r>
           </w:p>
         </w:tc>
@@ -4530,7 +4450,7 @@
                 <w:rFonts w:ascii="Arial" w:hAnsi="Arial"/>
                 <w:sz w:val="18"/>
               </w:rPr>
-              <w:t>Vendedor/contador/admin: registran la venta con boleta/factura y descuentan del stock.</w:t>
+              <w:t>Vendedor, contador y admin registran la venta con boleta o factura y se descuenta del stock.</w:t>
             </w:r>
           </w:p>
         </w:tc>
@@ -4562,7 +4482,7 @@
                 <w:rFonts w:ascii="Arial" w:hAnsi="Arial"/>
                 <w:sz w:val="18"/>
               </w:rPr>
-              <w:t>Solo admin y gerente: crean usuarios y asignan roles.</w:t>
+              <w:t>Solo admin y gerente crean usuarios y asignan los siete roles.</w:t>
             </w:r>
           </w:p>
         </w:tc>
@@ -4577,7 +4497,7 @@
       <w:pPr>
         <w:spacing w:after="40"/>
         <w:jc w:val="center"/>
-        <w:shd w:val="clear" w:color="auto" w:fill="FFF1F1"/>
+        <w:shd w:val="clear" w:color="auto" w:fill="FFF3F3"/>
         <w:pBdr>
           <w:top w:val="single" w:sz="4" w:space="4" w:color="DC2626"/>
           <w:left w:val="single" w:sz="4" w:space="4" w:color="DC2626"/>
@@ -4590,9 +4510,9 @@
           <w:rFonts w:ascii="Arial" w:hAnsi="Arial"/>
           <w:b/>
           <w:color w:val="DC2626"/>
-          <w:sz w:val="20"/>
-        </w:rPr>
-        <w:t xml:space="preserve">  📸  CAPTURA 4 — Diagrama de Casos de Uso — General  </w:t>
+          <w:sz w:val="18"/>
+        </w:rPr>
+        <w:t xml:space="preserve">  CAPTURA 4 — Diagrama de casos de uso — vista general  </w:t>
       </w:r>
     </w:p>
     <w:p>
@@ -4607,7 +4527,7 @@
           <w:color w:val="334155"/>
           <w:sz w:val="16"/>
         </w:rPr>
-        <w:t>¿Dónde va? Foto del diagrama general de PA3 (image1.png) — debe verse completo</w:t>
+        <w:t>Donde va: Foto del diagrama general completo</w:t>
       </w:r>
     </w:p>
     <w:p>
@@ -4619,34 +4539,34 @@
         <w:rPr>
           <w:rFonts w:ascii="Arial" w:hAnsi="Arial"/>
           <w:color w:val="64748B"/>
-          <w:sz w:val="16"/>
-        </w:rPr>
-        <w:t>Cómo tomarla: Abre la pantalla indicada y captura con Win+Shift+S incluyendo el reloj de la barra de tareas  •  Debe verse la fecha y hora de tu PC (barra de tareas).</w:t>
-      </w:r>
-    </w:p>
-    <w:p>
-      <w:pPr>
-        <w:spacing w:after="240"/>
+          <w:sz w:val="14"/>
+        </w:rPr>
+        <w:t>Como tomarla: Abre la pantalla indicada y captura a pantalla completa con el reloj de la barra de tareas visible (Win+Shift+S). Debe verse la fecha y hora.</w:t>
+      </w:r>
+    </w:p>
+    <w:p>
+      <w:pPr>
+        <w:spacing w:after="200"/>
         <w:jc w:val="center"/>
       </w:pPr>
       <w:r>
         <w:rPr>
           <w:rFonts w:ascii="Consolas" w:hAnsi="Consolas"/>
           <w:color w:val="94A3B8"/>
-          <w:sz w:val="16"/>
-        </w:rPr>
-        <w:t>┌─────────────────────────────────────────────────┐</w:t>
+          <w:sz w:val="14"/>
+        </w:rPr>
+        <w:t>┌──────────────────────────────────────────────┐</w:t>
         <w:br/>
-        <w:t>│   PEGA AQUÍ TU CAPTURA (Insertar &gt; Imágenes)   │</w:t>
+        <w:t>│     PEGA AQUI TU CAPTURA (Insertar &gt; Imagen)     │</w:t>
         <w:br/>
-        <w:t>└─────────────────────────────────────────────────┘</w:t>
+        <w:t>└──────────────────────────────────────────────┘</w:t>
       </w:r>
     </w:p>
     <w:p>
       <w:pPr>
         <w:spacing w:after="40"/>
         <w:jc w:val="center"/>
-        <w:shd w:val="clear" w:color="auto" w:fill="FFF1F1"/>
+        <w:shd w:val="clear" w:color="auto" w:fill="FFF3F3"/>
         <w:pBdr>
           <w:top w:val="single" w:sz="4" w:space="4" w:color="DC2626"/>
           <w:left w:val="single" w:sz="4" w:space="4" w:color="DC2626"/>
@@ -4659,9 +4579,9 @@
           <w:rFonts w:ascii="Arial" w:hAnsi="Arial"/>
           <w:b/>
           <w:color w:val="DC2626"/>
-          <w:sz w:val="20"/>
-        </w:rPr>
-        <w:t xml:space="preserve">  📸  CAPTURA 5 — Casos de Uso — A. Productos  </w:t>
+          <w:sz w:val="18"/>
+        </w:rPr>
+        <w:t xml:space="preserve">  CAPTURA 5 — Casos de uso — A. Productos  </w:t>
       </w:r>
     </w:p>
     <w:p>
@@ -4676,7 +4596,7 @@
           <w:color w:val="334155"/>
           <w:sz w:val="16"/>
         </w:rPr>
-        <w:t>¿Dónde va? Si no tienes uno por módulo, usa el general y explica con la tabla de arriba</w:t>
+        <w:t>Donde va: Si no tienes uno por modulo, usa el general y apóyate en la tabla de arriba</w:t>
       </w:r>
     </w:p>
     <w:p>
@@ -4688,34 +4608,34 @@
         <w:rPr>
           <w:rFonts w:ascii="Arial" w:hAnsi="Arial"/>
           <w:color w:val="64748B"/>
-          <w:sz w:val="16"/>
-        </w:rPr>
-        <w:t>Cómo tomarla: Abre la pantalla indicada y captura con Win+Shift+S incluyendo el reloj de la barra de tareas  •  Debe verse la fecha y hora de tu PC (barra de tareas).</w:t>
-      </w:r>
-    </w:p>
-    <w:p>
-      <w:pPr>
-        <w:spacing w:after="240"/>
+          <w:sz w:val="14"/>
+        </w:rPr>
+        <w:t>Como tomarla: Abre la pantalla indicada y captura a pantalla completa con el reloj de la barra de tareas visible (Win+Shift+S). Debe verse la fecha y hora.</w:t>
+      </w:r>
+    </w:p>
+    <w:p>
+      <w:pPr>
+        <w:spacing w:after="200"/>
         <w:jc w:val="center"/>
       </w:pPr>
       <w:r>
         <w:rPr>
           <w:rFonts w:ascii="Consolas" w:hAnsi="Consolas"/>
           <w:color w:val="94A3B8"/>
-          <w:sz w:val="16"/>
-        </w:rPr>
-        <w:t>┌─────────────────────────────────────────────────┐</w:t>
+          <w:sz w:val="14"/>
+        </w:rPr>
+        <w:t>┌──────────────────────────────────────────────┐</w:t>
         <w:br/>
-        <w:t>│   PEGA AQUÍ TU CAPTURA (Insertar &gt; Imágenes)   │</w:t>
+        <w:t>│     PEGA AQUI TU CAPTURA (Insertar &gt; Imagen)     │</w:t>
         <w:br/>
-        <w:t>└─────────────────────────────────────────────────┘</w:t>
+        <w:t>└──────────────────────────────────────────────┘</w:t>
       </w:r>
     </w:p>
     <w:p>
       <w:pPr>
         <w:spacing w:after="40"/>
         <w:jc w:val="center"/>
-        <w:shd w:val="clear" w:color="auto" w:fill="FFF1F1"/>
+        <w:shd w:val="clear" w:color="auto" w:fill="FFF3F3"/>
         <w:pBdr>
           <w:top w:val="single" w:sz="4" w:space="4" w:color="DC2626"/>
           <w:left w:val="single" w:sz="4" w:space="4" w:color="DC2626"/>
@@ -4728,9 +4648,9 @@
           <w:rFonts w:ascii="Arial" w:hAnsi="Arial"/>
           <w:b/>
           <w:color w:val="DC2626"/>
-          <w:sz w:val="20"/>
-        </w:rPr>
-        <w:t xml:space="preserve">  📸  CAPTURA 6 — Casos de Uso — B. Inventario  </w:t>
+          <w:sz w:val="18"/>
+        </w:rPr>
+        <w:t xml:space="preserve">  CAPTURA 6 — Casos de uso — B. Inventario  </w:t>
       </w:r>
     </w:p>
     <w:p>
@@ -4745,7 +4665,7 @@
           <w:color w:val="334155"/>
           <w:sz w:val="16"/>
         </w:rPr>
-        <w:t>¿Dónde va? Si no tienes uno por módulo, usa el general y explica con la tabla de arriba</w:t>
+        <w:t>Donde va: Si no tienes uno por modulo, usa el general y apóyate en la tabla de arriba</w:t>
       </w:r>
     </w:p>
     <w:p>
@@ -4757,34 +4677,34 @@
         <w:rPr>
           <w:rFonts w:ascii="Arial" w:hAnsi="Arial"/>
           <w:color w:val="64748B"/>
-          <w:sz w:val="16"/>
-        </w:rPr>
-        <w:t>Cómo tomarla: Abre la pantalla indicada y captura con Win+Shift+S incluyendo el reloj de la barra de tareas  •  Debe verse la fecha y hora de tu PC (barra de tareas).</w:t>
-      </w:r>
-    </w:p>
-    <w:p>
-      <w:pPr>
-        <w:spacing w:after="240"/>
+          <w:sz w:val="14"/>
+        </w:rPr>
+        <w:t>Como tomarla: Abre la pantalla indicada y captura a pantalla completa con el reloj de la barra de tareas visible (Win+Shift+S). Debe verse la fecha y hora.</w:t>
+      </w:r>
+    </w:p>
+    <w:p>
+      <w:pPr>
+        <w:spacing w:after="200"/>
         <w:jc w:val="center"/>
       </w:pPr>
       <w:r>
         <w:rPr>
           <w:rFonts w:ascii="Consolas" w:hAnsi="Consolas"/>
           <w:color w:val="94A3B8"/>
-          <w:sz w:val="16"/>
-        </w:rPr>
-        <w:t>┌─────────────────────────────────────────────────┐</w:t>
+          <w:sz w:val="14"/>
+        </w:rPr>
+        <w:t>┌──────────────────────────────────────────────┐</w:t>
         <w:br/>
-        <w:t>│   PEGA AQUÍ TU CAPTURA (Insertar &gt; Imágenes)   │</w:t>
+        <w:t>│     PEGA AQUI TU CAPTURA (Insertar &gt; Imagen)     │</w:t>
         <w:br/>
-        <w:t>└─────────────────────────────────────────────────┘</w:t>
+        <w:t>└──────────────────────────────────────────────┘</w:t>
       </w:r>
     </w:p>
     <w:p>
       <w:pPr>
         <w:spacing w:after="40"/>
         <w:jc w:val="center"/>
-        <w:shd w:val="clear" w:color="auto" w:fill="FFF1F1"/>
+        <w:shd w:val="clear" w:color="auto" w:fill="FFF3F3"/>
         <w:pBdr>
           <w:top w:val="single" w:sz="4" w:space="4" w:color="DC2626"/>
           <w:left w:val="single" w:sz="4" w:space="4" w:color="DC2626"/>
@@ -4797,9 +4717,9 @@
           <w:rFonts w:ascii="Arial" w:hAnsi="Arial"/>
           <w:b/>
           <w:color w:val="DC2626"/>
-          <w:sz w:val="20"/>
-        </w:rPr>
-        <w:t xml:space="preserve">  📸  CAPTURA 7 — Casos de Uso — C. Precios  </w:t>
+          <w:sz w:val="18"/>
+        </w:rPr>
+        <w:t xml:space="preserve">  CAPTURA 7 — Casos de uso — C. Precios  </w:t>
       </w:r>
     </w:p>
     <w:p>
@@ -4814,7 +4734,7 @@
           <w:color w:val="334155"/>
           <w:sz w:val="16"/>
         </w:rPr>
-        <w:t>¿Dónde va? Si no tienes uno por módulo, usa el general y explica con la tabla de arriba</w:t>
+        <w:t>Donde va: Si no tienes uno por modulo, usa el general y apóyate en la tabla de arriba</w:t>
       </w:r>
     </w:p>
     <w:p>
@@ -4826,34 +4746,34 @@
         <w:rPr>
           <w:rFonts w:ascii="Arial" w:hAnsi="Arial"/>
           <w:color w:val="64748B"/>
-          <w:sz w:val="16"/>
-        </w:rPr>
-        <w:t>Cómo tomarla: Abre la pantalla indicada y captura con Win+Shift+S incluyendo el reloj de la barra de tareas  •  Debe verse la fecha y hora de tu PC (barra de tareas).</w:t>
-      </w:r>
-    </w:p>
-    <w:p>
-      <w:pPr>
-        <w:spacing w:after="240"/>
+          <w:sz w:val="14"/>
+        </w:rPr>
+        <w:t>Como tomarla: Abre la pantalla indicada y captura a pantalla completa con el reloj de la barra de tareas visible (Win+Shift+S). Debe verse la fecha y hora.</w:t>
+      </w:r>
+    </w:p>
+    <w:p>
+      <w:pPr>
+        <w:spacing w:after="200"/>
         <w:jc w:val="center"/>
       </w:pPr>
       <w:r>
         <w:rPr>
           <w:rFonts w:ascii="Consolas" w:hAnsi="Consolas"/>
           <w:color w:val="94A3B8"/>
-          <w:sz w:val="16"/>
-        </w:rPr>
-        <w:t>┌─────────────────────────────────────────────────┐</w:t>
+          <w:sz w:val="14"/>
+        </w:rPr>
+        <w:t>┌──────────────────────────────────────────────┐</w:t>
         <w:br/>
-        <w:t>│   PEGA AQUÍ TU CAPTURA (Insertar &gt; Imágenes)   │</w:t>
+        <w:t>│     PEGA AQUI TU CAPTURA (Insertar &gt; Imagen)     │</w:t>
         <w:br/>
-        <w:t>└─────────────────────────────────────────────────┘</w:t>
+        <w:t>└──────────────────────────────────────────────┘</w:t>
       </w:r>
     </w:p>
     <w:p>
       <w:pPr>
         <w:spacing w:after="40"/>
         <w:jc w:val="center"/>
-        <w:shd w:val="clear" w:color="auto" w:fill="FFF1F1"/>
+        <w:shd w:val="clear" w:color="auto" w:fill="FFF3F3"/>
         <w:pBdr>
           <w:top w:val="single" w:sz="4" w:space="4" w:color="DC2626"/>
           <w:left w:val="single" w:sz="4" w:space="4" w:color="DC2626"/>
@@ -4866,9 +4786,9 @@
           <w:rFonts w:ascii="Arial" w:hAnsi="Arial"/>
           <w:b/>
           <w:color w:val="DC2626"/>
-          <w:sz w:val="20"/>
-        </w:rPr>
-        <w:t xml:space="preserve">  📸  CAPTURA 8 — Casos de Uso — D. Catálogo  </w:t>
+          <w:sz w:val="18"/>
+        </w:rPr>
+        <w:t xml:space="preserve">  CAPTURA 8 — Casos de uso — D. Catalogo  </w:t>
       </w:r>
     </w:p>
     <w:p>
@@ -4883,7 +4803,7 @@
           <w:color w:val="334155"/>
           <w:sz w:val="16"/>
         </w:rPr>
-        <w:t>¿Dónde va? Si no tienes uno por módulo, usa el general y explica con la tabla de arriba</w:t>
+        <w:t>Donde va: Si no tienes uno por modulo, usa el general y apóyate en la tabla de arriba</w:t>
       </w:r>
     </w:p>
     <w:p>
@@ -4895,34 +4815,34 @@
         <w:rPr>
           <w:rFonts w:ascii="Arial" w:hAnsi="Arial"/>
           <w:color w:val="64748B"/>
-          <w:sz w:val="16"/>
-        </w:rPr>
-        <w:t>Cómo tomarla: Abre la pantalla indicada y captura con Win+Shift+S incluyendo el reloj de la barra de tareas  •  Debe verse la fecha y hora de tu PC (barra de tareas).</w:t>
-      </w:r>
-    </w:p>
-    <w:p>
-      <w:pPr>
-        <w:spacing w:after="240"/>
+          <w:sz w:val="14"/>
+        </w:rPr>
+        <w:t>Como tomarla: Abre la pantalla indicada y captura a pantalla completa con el reloj de la barra de tareas visible (Win+Shift+S). Debe verse la fecha y hora.</w:t>
+      </w:r>
+    </w:p>
+    <w:p>
+      <w:pPr>
+        <w:spacing w:after="200"/>
         <w:jc w:val="center"/>
       </w:pPr>
       <w:r>
         <w:rPr>
           <w:rFonts w:ascii="Consolas" w:hAnsi="Consolas"/>
           <w:color w:val="94A3B8"/>
-          <w:sz w:val="16"/>
-        </w:rPr>
-        <w:t>┌─────────────────────────────────────────────────┐</w:t>
+          <w:sz w:val="14"/>
+        </w:rPr>
+        <w:t>┌──────────────────────────────────────────────┐</w:t>
         <w:br/>
-        <w:t>│   PEGA AQUÍ TU CAPTURA (Insertar &gt; Imágenes)   │</w:t>
+        <w:t>│     PEGA AQUI TU CAPTURA (Insertar &gt; Imagen)     │</w:t>
         <w:br/>
-        <w:t>└─────────────────────────────────────────────────┘</w:t>
+        <w:t>└──────────────────────────────────────────────┘</w:t>
       </w:r>
     </w:p>
     <w:p>
       <w:pPr>
         <w:spacing w:after="40"/>
         <w:jc w:val="center"/>
-        <w:shd w:val="clear" w:color="auto" w:fill="FFF1F1"/>
+        <w:shd w:val="clear" w:color="auto" w:fill="FFF3F3"/>
         <w:pBdr>
           <w:top w:val="single" w:sz="4" w:space="4" w:color="DC2626"/>
           <w:left w:val="single" w:sz="4" w:space="4" w:color="DC2626"/>
@@ -4935,9 +4855,9 @@
           <w:rFonts w:ascii="Arial" w:hAnsi="Arial"/>
           <w:b/>
           <w:color w:val="DC2626"/>
-          <w:sz w:val="20"/>
-        </w:rPr>
-        <w:t xml:space="preserve">  📸  CAPTURA 9 — Casos de Uso — E. Clientes  </w:t>
+          <w:sz w:val="18"/>
+        </w:rPr>
+        <w:t xml:space="preserve">  CAPTURA 9 — Casos de uso — E. Clientes  </w:t>
       </w:r>
     </w:p>
     <w:p>
@@ -4952,7 +4872,7 @@
           <w:color w:val="334155"/>
           <w:sz w:val="16"/>
         </w:rPr>
-        <w:t>¿Dónde va? Si no tienes uno por módulo, usa el general y explica con la tabla de arriba</w:t>
+        <w:t>Donde va: Si no tienes uno por modulo, usa el general y apóyate en la tabla de arriba</w:t>
       </w:r>
     </w:p>
     <w:p>
@@ -4964,34 +4884,34 @@
         <w:rPr>
           <w:rFonts w:ascii="Arial" w:hAnsi="Arial"/>
           <w:color w:val="64748B"/>
-          <w:sz w:val="16"/>
-        </w:rPr>
-        <w:t>Cómo tomarla: Abre la pantalla indicada y captura con Win+Shift+S incluyendo el reloj de la barra de tareas  •  Debe verse la fecha y hora de tu PC (barra de tareas).</w:t>
-      </w:r>
-    </w:p>
-    <w:p>
-      <w:pPr>
-        <w:spacing w:after="240"/>
+          <w:sz w:val="14"/>
+        </w:rPr>
+        <w:t>Como tomarla: Abre la pantalla indicada y captura a pantalla completa con el reloj de la barra de tareas visible (Win+Shift+S). Debe verse la fecha y hora.</w:t>
+      </w:r>
+    </w:p>
+    <w:p>
+      <w:pPr>
+        <w:spacing w:after="200"/>
         <w:jc w:val="center"/>
       </w:pPr>
       <w:r>
         <w:rPr>
           <w:rFonts w:ascii="Consolas" w:hAnsi="Consolas"/>
           <w:color w:val="94A3B8"/>
-          <w:sz w:val="16"/>
-        </w:rPr>
-        <w:t>┌─────────────────────────────────────────────────┐</w:t>
+          <w:sz w:val="14"/>
+        </w:rPr>
+        <w:t>┌──────────────────────────────────────────────┐</w:t>
         <w:br/>
-        <w:t>│   PEGA AQUÍ TU CAPTURA (Insertar &gt; Imágenes)   │</w:t>
+        <w:t>│     PEGA AQUI TU CAPTURA (Insertar &gt; Imagen)     │</w:t>
         <w:br/>
-        <w:t>└─────────────────────────────────────────────────┘</w:t>
+        <w:t>└──────────────────────────────────────────────┘</w:t>
       </w:r>
     </w:p>
     <w:p>
       <w:pPr>
         <w:spacing w:after="40"/>
         <w:jc w:val="center"/>
-        <w:shd w:val="clear" w:color="auto" w:fill="FFF1F1"/>
+        <w:shd w:val="clear" w:color="auto" w:fill="FFF3F3"/>
         <w:pBdr>
           <w:top w:val="single" w:sz="4" w:space="4" w:color="DC2626"/>
           <w:left w:val="single" w:sz="4" w:space="4" w:color="DC2626"/>
@@ -5004,9 +4924,9 @@
           <w:rFonts w:ascii="Arial" w:hAnsi="Arial"/>
           <w:b/>
           <w:color w:val="DC2626"/>
-          <w:sz w:val="20"/>
-        </w:rPr>
-        <w:t xml:space="preserve">  📸  CAPTURA 10 — Casos de Uso — F. Pedidos  </w:t>
+          <w:sz w:val="18"/>
+        </w:rPr>
+        <w:t xml:space="preserve">  CAPTURA 10 — Casos de uso — F. Pedidos  </w:t>
       </w:r>
     </w:p>
     <w:p>
@@ -5021,7 +4941,7 @@
           <w:color w:val="334155"/>
           <w:sz w:val="16"/>
         </w:rPr>
-        <w:t>¿Dónde va? Si no tienes uno por módulo, usa el general y explica con la tabla de arriba</w:t>
+        <w:t>Donde va: Si no tienes uno por modulo, usa el general y apóyate en la tabla de arriba</w:t>
       </w:r>
     </w:p>
     <w:p>
@@ -5033,34 +4953,34 @@
         <w:rPr>
           <w:rFonts w:ascii="Arial" w:hAnsi="Arial"/>
           <w:color w:val="64748B"/>
-          <w:sz w:val="16"/>
-        </w:rPr>
-        <w:t>Cómo tomarla: Abre la pantalla indicada y captura con Win+Shift+S incluyendo el reloj de la barra de tareas  •  Debe verse la fecha y hora de tu PC (barra de tareas).</w:t>
-      </w:r>
-    </w:p>
-    <w:p>
-      <w:pPr>
-        <w:spacing w:after="240"/>
+          <w:sz w:val="14"/>
+        </w:rPr>
+        <w:t>Como tomarla: Abre la pantalla indicada y captura a pantalla completa con el reloj de la barra de tareas visible (Win+Shift+S). Debe verse la fecha y hora.</w:t>
+      </w:r>
+    </w:p>
+    <w:p>
+      <w:pPr>
+        <w:spacing w:after="200"/>
         <w:jc w:val="center"/>
       </w:pPr>
       <w:r>
         <w:rPr>
           <w:rFonts w:ascii="Consolas" w:hAnsi="Consolas"/>
           <w:color w:val="94A3B8"/>
-          <w:sz w:val="16"/>
-        </w:rPr>
-        <w:t>┌─────────────────────────────────────────────────┐</w:t>
+          <w:sz w:val="14"/>
+        </w:rPr>
+        <w:t>┌──────────────────────────────────────────────┐</w:t>
         <w:br/>
-        <w:t>│   PEGA AQUÍ TU CAPTURA (Insertar &gt; Imágenes)   │</w:t>
+        <w:t>│     PEGA AQUI TU CAPTURA (Insertar &gt; Imagen)     │</w:t>
         <w:br/>
-        <w:t>└─────────────────────────────────────────────────┘</w:t>
+        <w:t>└──────────────────────────────────────────────┘</w:t>
       </w:r>
     </w:p>
     <w:p>
       <w:pPr>
         <w:spacing w:after="40"/>
         <w:jc w:val="center"/>
-        <w:shd w:val="clear" w:color="auto" w:fill="FFF1F1"/>
+        <w:shd w:val="clear" w:color="auto" w:fill="FFF3F3"/>
         <w:pBdr>
           <w:top w:val="single" w:sz="4" w:space="4" w:color="DC2626"/>
           <w:left w:val="single" w:sz="4" w:space="4" w:color="DC2626"/>
@@ -5073,9 +4993,9 @@
           <w:rFonts w:ascii="Arial" w:hAnsi="Arial"/>
           <w:b/>
           <w:color w:val="DC2626"/>
-          <w:sz w:val="20"/>
-        </w:rPr>
-        <w:t xml:space="preserve">  📸  CAPTURA 11 — Casos de Uso — G. Ventas  </w:t>
+          <w:sz w:val="18"/>
+        </w:rPr>
+        <w:t xml:space="preserve">  CAPTURA 11 — Casos de uso — G. Ventas  </w:t>
       </w:r>
     </w:p>
     <w:p>
@@ -5090,7 +5010,7 @@
           <w:color w:val="334155"/>
           <w:sz w:val="16"/>
         </w:rPr>
-        <w:t>¿Dónde va? Si no tienes uno por módulo, usa el general y explica con la tabla de arriba</w:t>
+        <w:t>Donde va: Si no tienes uno por modulo, usa el general y apóyate en la tabla de arriba</w:t>
       </w:r>
     </w:p>
     <w:p>
@@ -5102,34 +5022,34 @@
         <w:rPr>
           <w:rFonts w:ascii="Arial" w:hAnsi="Arial"/>
           <w:color w:val="64748B"/>
-          <w:sz w:val="16"/>
-        </w:rPr>
-        <w:t>Cómo tomarla: Abre la pantalla indicada y captura con Win+Shift+S incluyendo el reloj de la barra de tareas  •  Debe verse la fecha y hora de tu PC (barra de tareas).</w:t>
-      </w:r>
-    </w:p>
-    <w:p>
-      <w:pPr>
-        <w:spacing w:after="240"/>
+          <w:sz w:val="14"/>
+        </w:rPr>
+        <w:t>Como tomarla: Abre la pantalla indicada y captura a pantalla completa con el reloj de la barra de tareas visible (Win+Shift+S). Debe verse la fecha y hora.</w:t>
+      </w:r>
+    </w:p>
+    <w:p>
+      <w:pPr>
+        <w:spacing w:after="200"/>
         <w:jc w:val="center"/>
       </w:pPr>
       <w:r>
         <w:rPr>
           <w:rFonts w:ascii="Consolas" w:hAnsi="Consolas"/>
           <w:color w:val="94A3B8"/>
-          <w:sz w:val="16"/>
-        </w:rPr>
-        <w:t>┌─────────────────────────────────────────────────┐</w:t>
+          <w:sz w:val="14"/>
+        </w:rPr>
+        <w:t>┌──────────────────────────────────────────────┐</w:t>
         <w:br/>
-        <w:t>│   PEGA AQUÍ TU CAPTURA (Insertar &gt; Imágenes)   │</w:t>
+        <w:t>│     PEGA AQUI TU CAPTURA (Insertar &gt; Imagen)     │</w:t>
         <w:br/>
-        <w:t>└─────────────────────────────────────────────────┘</w:t>
+        <w:t>└──────────────────────────────────────────────┘</w:t>
       </w:r>
     </w:p>
     <w:p>
       <w:pPr>
         <w:spacing w:after="40"/>
         <w:jc w:val="center"/>
-        <w:shd w:val="clear" w:color="auto" w:fill="FFF1F1"/>
+        <w:shd w:val="clear" w:color="auto" w:fill="FFF3F3"/>
         <w:pBdr>
           <w:top w:val="single" w:sz="4" w:space="4" w:color="DC2626"/>
           <w:left w:val="single" w:sz="4" w:space="4" w:color="DC2626"/>
@@ -5142,9 +5062,9 @@
           <w:rFonts w:ascii="Arial" w:hAnsi="Arial"/>
           <w:b/>
           <w:color w:val="DC2626"/>
-          <w:sz w:val="20"/>
-        </w:rPr>
-        <w:t xml:space="preserve">  📸  CAPTURA 12 — Casos de Uso — H. Usuarios y roles  </w:t>
+          <w:sz w:val="18"/>
+        </w:rPr>
+        <w:t xml:space="preserve">  CAPTURA 12 — Casos de uso — H. Usuarios y roles  </w:t>
       </w:r>
     </w:p>
     <w:p>
@@ -5159,7 +5079,7 @@
           <w:color w:val="334155"/>
           <w:sz w:val="16"/>
         </w:rPr>
-        <w:t>¿Dónde va? Si no tienes uno por módulo, usa el general y explica con la tabla de arriba</w:t>
+        <w:t>Donde va: Si no tienes uno por modulo, usa el general y apóyate en la tabla de arriba</w:t>
       </w:r>
     </w:p>
     <w:p>
@@ -5171,27 +5091,27 @@
         <w:rPr>
           <w:rFonts w:ascii="Arial" w:hAnsi="Arial"/>
           <w:color w:val="64748B"/>
-          <w:sz w:val="16"/>
-        </w:rPr>
-        <w:t>Cómo tomarla: Abre la pantalla indicada y captura con Win+Shift+S incluyendo el reloj de la barra de tareas  •  Debe verse la fecha y hora de tu PC (barra de tareas).</w:t>
-      </w:r>
-    </w:p>
-    <w:p>
-      <w:pPr>
-        <w:spacing w:after="240"/>
+          <w:sz w:val="14"/>
+        </w:rPr>
+        <w:t>Como tomarla: Abre la pantalla indicada y captura a pantalla completa con el reloj de la barra de tareas visible (Win+Shift+S). Debe verse la fecha y hora.</w:t>
+      </w:r>
+    </w:p>
+    <w:p>
+      <w:pPr>
+        <w:spacing w:after="200"/>
         <w:jc w:val="center"/>
       </w:pPr>
       <w:r>
         <w:rPr>
           <w:rFonts w:ascii="Consolas" w:hAnsi="Consolas"/>
           <w:color w:val="94A3B8"/>
-          <w:sz w:val="16"/>
-        </w:rPr>
-        <w:t>┌─────────────────────────────────────────────────┐</w:t>
+          <w:sz w:val="14"/>
+        </w:rPr>
+        <w:t>┌──────────────────────────────────────────────┐</w:t>
         <w:br/>
-        <w:t>│   PEGA AQUÍ TU CAPTURA (Insertar &gt; Imágenes)   │</w:t>
+        <w:t>│     PEGA AQUI TU CAPTURA (Insertar &gt; Imagen)     │</w:t>
         <w:br/>
-        <w:t>└─────────────────────────────────────────────────┘</w:t>
+        <w:t>└──────────────────────────────────────────────┘</w:t>
       </w:r>
     </w:p>
     <w:p>
@@ -5206,7 +5126,7 @@
           <w:color w:val="0F172A"/>
           <w:sz w:val="32"/>
         </w:rPr>
-        <w:t>9. Diagrama de Clases — ¿Cómo se guardan los datos?</w:t>
+        <w:t>9. Diagrama de clases — como se guardan los datos</w:t>
       </w:r>
     </w:p>
     <w:p>
@@ -5221,14 +5141,14 @@
           <w:i w:val="0"/>
           <w:sz w:val="22"/>
         </w:rPr>
-        <w:t>Este diagrama muestra las 19 cajitas de datos y cómo se conectan. Por ejemplo: un producto pertenece a una categoría, un producto puede estar en varios almacenes (stock_por_almacen), un rol tiene muchos usuarios, un cliente tiene muchos pedidos, un pedido tiene muchos detalles y una venta, etc. Todo esto está en app/Models/* con Eloquent y se habla con palabras como belongsTo (pertenece a) y hasMany (tiene muchos).</w:t>
+        <w:t>Acá se ve como están conectadas las 19 cajitas de datos. Por ejemplo, un producto pertenece a una categoría, un producto puede estar en varios almacenes a través de stock_por_almacen, un rol tiene muchos usuarios, un cliente tiene muchos pedidos, un pedido tiene muchos detalles y a lo más una venta. Todo eso está en app/Models con Eloquent y se escribe con belongsTo (pertenece a) y hasMany (tiene muchos).</w:t>
       </w:r>
     </w:p>
     <w:p>
       <w:pPr>
         <w:spacing w:after="40"/>
         <w:jc w:val="center"/>
-        <w:shd w:val="clear" w:color="auto" w:fill="FFF1F1"/>
+        <w:shd w:val="clear" w:color="auto" w:fill="FFF3F3"/>
         <w:pBdr>
           <w:top w:val="single" w:sz="4" w:space="4" w:color="DC2626"/>
           <w:left w:val="single" w:sz="4" w:space="4" w:color="DC2626"/>
@@ -5241,9 +5161,9 @@
           <w:rFonts w:ascii="Arial" w:hAnsi="Arial"/>
           <w:b/>
           <w:color w:val="DC2626"/>
-          <w:sz w:val="20"/>
-        </w:rPr>
-        <w:t xml:space="preserve">  📸  CAPTURA 13 — Diagrama de Clases — Eloquent  </w:t>
+          <w:sz w:val="18"/>
+        </w:rPr>
+        <w:t xml:space="preserve">  CAPTURA 13 — Diagrama de clases  </w:t>
       </w:r>
     </w:p>
     <w:p>
@@ -5258,7 +5178,7 @@
           <w:color w:val="334155"/>
           <w:sz w:val="16"/>
         </w:rPr>
-        <w:t>¿Dónde va? Foto del diagrama de clases de PA3 (image2.png) o genera uno con php artisan generate:erd docs/diagrama.png</w:t>
+        <w:t>Donde va: Foto del diagrama de clases o genera uno con php artisan generate:erd docs/diagrama.png</w:t>
       </w:r>
     </w:p>
     <w:p>
@@ -5270,27 +5190,27 @@
         <w:rPr>
           <w:rFonts w:ascii="Arial" w:hAnsi="Arial"/>
           <w:color w:val="64748B"/>
-          <w:sz w:val="16"/>
-        </w:rPr>
-        <w:t>Cómo tomarla: Abre la pantalla indicada y captura con Win+Shift+S incluyendo el reloj de la barra de tareas  •  Debe verse la fecha y hora de tu PC (barra de tareas).</w:t>
-      </w:r>
-    </w:p>
-    <w:p>
-      <w:pPr>
-        <w:spacing w:after="240"/>
+          <w:sz w:val="14"/>
+        </w:rPr>
+        <w:t>Como tomarla: Abre la pantalla indicada y captura a pantalla completa con el reloj de la barra de tareas visible (Win+Shift+S). Debe verse la fecha y hora.</w:t>
+      </w:r>
+    </w:p>
+    <w:p>
+      <w:pPr>
+        <w:spacing w:after="200"/>
         <w:jc w:val="center"/>
       </w:pPr>
       <w:r>
         <w:rPr>
           <w:rFonts w:ascii="Consolas" w:hAnsi="Consolas"/>
           <w:color w:val="94A3B8"/>
-          <w:sz w:val="16"/>
-        </w:rPr>
-        <w:t>┌─────────────────────────────────────────────────┐</w:t>
+          <w:sz w:val="14"/>
+        </w:rPr>
+        <w:t>┌──────────────────────────────────────────────┐</w:t>
         <w:br/>
-        <w:t>│   PEGA AQUÍ TU CAPTURA (Insertar &gt; Imágenes)   │</w:t>
+        <w:t>│     PEGA AQUI TU CAPTURA (Insertar &gt; Imagen)     │</w:t>
         <w:br/>
-        <w:t>└─────────────────────────────────────────────────┘</w:t>
+        <w:t>└──────────────────────────────────────────────┘</w:t>
       </w:r>
     </w:p>
     <w:tbl>
@@ -5345,7 +5265,7 @@
                 <w:color w:val="FFFFFF"/>
                 <w:sz w:val="18"/>
               </w:rPr>
-              <w:t>Datos que guarda</w:t>
+              <w:t>Que guarda</w:t>
             </w:r>
           </w:p>
         </w:tc>
@@ -5366,7 +5286,7 @@
                 <w:color w:val="FFFFFF"/>
                 <w:sz w:val="18"/>
               </w:rPr>
-              <w:t>Qué sabe hacer</w:t>
+              <w:t>Que sabe hacer</w:t>
             </w:r>
           </w:p>
         </w:tc>
@@ -5413,7 +5333,7 @@
                 <w:rFonts w:ascii="Arial" w:hAnsi="Arial"/>
                 <w:sz w:val="18"/>
               </w:rPr>
-              <w:t>Calcular precio, sumar stock total, saber si está crítico</w:t>
+              <w:t>Calcular su precio, sumar su stock total, decir si está crítico</w:t>
             </w:r>
           </w:p>
         </w:tc>
@@ -5460,7 +5380,7 @@
                 <w:rFonts w:ascii="Arial" w:hAnsi="Arial"/>
                 <w:sz w:val="18"/>
               </w:rPr>
-              <w:t>Tener historial, detalles y venta asociada</w:t>
+              <w:t>Tener su historial, sus detalles y su venta asociada</w:t>
             </w:r>
           </w:p>
         </w:tc>
@@ -5524,7 +5444,7 @@
                 <w:rFonts w:ascii="Arial" w:hAnsi="Arial"/>
                 <w:sz w:val="18"/>
               </w:rPr>
-              <w:t>Bitácora</w:t>
+              <w:t>Bitacora</w:t>
             </w:r>
           </w:p>
         </w:tc>
@@ -5539,7 +5459,7 @@
                 <w:rFonts w:ascii="Arial" w:hAnsi="Arial"/>
                 <w:sz w:val="18"/>
               </w:rPr>
-              <w:t>usuario, tabla, acción, datos antes/después, fecha</w:t>
+              <w:t>usuario, tabla, acción, datos antes y después, fecha</w:t>
             </w:r>
           </w:p>
         </w:tc>
@@ -5554,7 +5474,7 @@
                 <w:rFonts w:ascii="Arial" w:hAnsi="Arial"/>
                 <w:sz w:val="18"/>
               </w:rPr>
-              <w:t>Guardado automático por AuditObserver</w:t>
+              <w:t>Guardarse sola gracias a AuditObserver</w:t>
             </w:r>
           </w:p>
         </w:tc>
@@ -5571,7 +5491,7 @@
                 <w:rFonts w:ascii="Arial" w:hAnsi="Arial"/>
                 <w:sz w:val="18"/>
               </w:rPr>
-              <w:t>Historial Pedido</w:t>
+              <w:t>Historial de pedido</w:t>
             </w:r>
           </w:p>
         </w:tc>
@@ -5624,7 +5544,7 @@
           <w:color w:val="0F172A"/>
           <w:sz w:val="32"/>
         </w:rPr>
-        <w:t>10. Mapa de Navegación Web — ¿Cómo te mueves por la página?</w:t>
+        <w:t>10. Mapa de navegación — como te mueves por la web</w:t>
       </w:r>
     </w:p>
     <w:p>
@@ -5639,7 +5559,7 @@
           <w:i w:val="0"/>
           <w:sz w:val="22"/>
         </w:rPr>
-        <w:t>Es como el plano de un centro comercial: te dice por dónde puedes ir según quién eres. Lo hicimos con OOHDM.</w:t>
+        <w:t>Es el plano del sistema. Como el mapa de un centro comercial que te dice por donde puedes ir según quien eres. Lo hicimos pensando en OOHDM, separando bien la zona pública de la zona privada.</w:t>
       </w:r>
     </w:p>
     <w:tbl>
@@ -5694,7 +5614,7 @@
                 <w:color w:val="FFFFFF"/>
                 <w:sz w:val="18"/>
               </w:rPr>
-              <w:t>Páginas (nodos)</w:t>
+              <w:t>Paginas</w:t>
             </w:r>
           </w:p>
         </w:tc>
@@ -5715,7 +5635,7 @@
                 <w:color w:val="FFFFFF"/>
                 <w:sz w:val="18"/>
               </w:rPr>
-              <w:t>¿Quién puede entrar?</w:t>
+              <w:t>Quien puede entrar</w:t>
             </w:r>
           </w:p>
         </w:tc>
@@ -5732,7 +5652,7 @@
                 <w:rFonts w:ascii="Arial" w:hAnsi="Arial"/>
                 <w:sz w:val="18"/>
               </w:rPr>
-              <w:t>Público (todos)</w:t>
+              <w:t>Público</w:t>
             </w:r>
           </w:p>
         </w:tc>
@@ -5794,7 +5714,7 @@
                 <w:rFonts w:ascii="Arial" w:hAnsi="Arial"/>
                 <w:sz w:val="18"/>
               </w:rPr>
-              <w:t>Checkout, Mis pedidos, Detalle de mi pedido con seguimiento</w:t>
+              <w:t>Checkout, Mis pedidos, Detalle con seguimiento</w:t>
             </w:r>
           </w:p>
         </w:tc>
@@ -5826,7 +5746,7 @@
                 <w:rFonts w:ascii="Arial" w:hAnsi="Arial"/>
                 <w:sz w:val="18"/>
               </w:rPr>
-              <w:t>Login/Registro</w:t>
+              <w:t>Acceso</w:t>
             </w:r>
           </w:p>
         </w:tc>
@@ -5841,7 +5761,7 @@
                 <w:rFonts w:ascii="Arial" w:hAnsi="Arial"/>
                 <w:sz w:val="18"/>
               </w:rPr>
-              <w:t>Iniciar sesión, cerrar sesión, registrarse</w:t>
+              <w:t>Login, registro, salir</w:t>
             </w:r>
           </w:p>
         </w:tc>
@@ -5950,7 +5870,7 @@
                 <w:rFonts w:ascii="Arial" w:hAnsi="Arial"/>
                 <w:sz w:val="18"/>
               </w:rPr>
-              <w:t>Personal según su rol</w:t>
+              <w:t>Según tu rol</w:t>
             </w:r>
           </w:p>
         </w:tc>
@@ -6012,7 +5932,7 @@
       <w:pPr>
         <w:spacing w:after="40"/>
         <w:jc w:val="center"/>
-        <w:shd w:val="clear" w:color="auto" w:fill="FFF1F1"/>
+        <w:shd w:val="clear" w:color="auto" w:fill="FFF3F3"/>
         <w:pBdr>
           <w:top w:val="single" w:sz="4" w:space="4" w:color="DC2626"/>
           <w:left w:val="single" w:sz="4" w:space="4" w:color="DC2626"/>
@@ -6025,9 +5945,9 @@
           <w:rFonts w:ascii="Arial" w:hAnsi="Arial"/>
           <w:b/>
           <w:color w:val="DC2626"/>
-          <w:sz w:val="20"/>
-        </w:rPr>
-        <w:t xml:space="preserve">  📸  CAPTURA 14 — Mapa de Navegación Web  </w:t>
+          <w:sz w:val="18"/>
+        </w:rPr>
+        <w:t xml:space="preserve">  CAPTURA 14 — Mapa de navegación  </w:t>
       </w:r>
     </w:p>
     <w:p>
@@ -6042,7 +5962,7 @@
           <w:color w:val="334155"/>
           <w:sz w:val="16"/>
         </w:rPr>
-        <w:t>¿Dónde va? Foto del mapa de PA3 (image3.png) — que se vean las flechas Cliente vs Admin</w:t>
+        <w:t>Donde va: Foto del mapa donde se vean las flechas de Cliente vs Admin</w:t>
       </w:r>
     </w:p>
     <w:p>
@@ -6054,27 +5974,27 @@
         <w:rPr>
           <w:rFonts w:ascii="Arial" w:hAnsi="Arial"/>
           <w:color w:val="64748B"/>
-          <w:sz w:val="16"/>
-        </w:rPr>
-        <w:t>Cómo tomarla: Abre la pantalla indicada y captura con Win+Shift+S incluyendo el reloj de la barra de tareas  •  Debe verse la fecha y hora de tu PC (barra de tareas).</w:t>
-      </w:r>
-    </w:p>
-    <w:p>
-      <w:pPr>
-        <w:spacing w:after="240"/>
+          <w:sz w:val="14"/>
+        </w:rPr>
+        <w:t>Como tomarla: Abre la pantalla indicada y captura a pantalla completa con el reloj de la barra de tareas visible (Win+Shift+S). Debe verse la fecha y hora.</w:t>
+      </w:r>
+    </w:p>
+    <w:p>
+      <w:pPr>
+        <w:spacing w:after="200"/>
         <w:jc w:val="center"/>
       </w:pPr>
       <w:r>
         <w:rPr>
           <w:rFonts w:ascii="Consolas" w:hAnsi="Consolas"/>
           <w:color w:val="94A3B8"/>
-          <w:sz w:val="16"/>
-        </w:rPr>
-        <w:t>┌─────────────────────────────────────────────────┐</w:t>
+          <w:sz w:val="14"/>
+        </w:rPr>
+        <w:t>┌──────────────────────────────────────────────┐</w:t>
         <w:br/>
-        <w:t>│   PEGA AQUÍ TU CAPTURA (Insertar &gt; Imágenes)   │</w:t>
+        <w:t>│     PEGA AQUI TU CAPTURA (Insertar &gt; Imagen)     │</w:t>
         <w:br/>
-        <w:t>└─────────────────────────────────────────────────┘</w:t>
+        <w:t>└──────────────────────────────────────────────┘</w:t>
       </w:r>
     </w:p>
     <w:p>
@@ -6089,7 +6009,7 @@
           <w:color w:val="0F172A"/>
           <w:sz w:val="32"/>
         </w:rPr>
-        <w:t>11. Procesos del negocio — Paso a paso (Diagramas de Secuencia)</w:t>
+        <w:t>11. Procesos del negocio — el paso a paso</w:t>
       </w:r>
     </w:p>
     <w:p>
@@ -6104,7 +6024,7 @@
           <w:i w:val="0"/>
           <w:sz w:val="22"/>
         </w:rPr>
-        <w:t>Estos diagramas son como historietas que muestran qué pasa en el tiempo, mensaje por mensaje. Tenemos tres:</w:t>
+        <w:t>Estos diagramas son como una historieta que muestra que pasa en el tiempo, mensaje por mensaje. Tenemos tres que para nosotros fueron los más importantes:</w:t>
       </w:r>
     </w:p>
     <w:p>
@@ -6119,7 +6039,7 @@
           <w:color w:val="0F172A"/>
           <w:sz w:val="26"/>
         </w:rPr>
-        <w:t>11.1 Proceso principal: cómo se vende y atiende un pedido</w:t>
+        <w:t>11.1 Como se vende y se atiende un pedido</w:t>
       </w:r>
     </w:p>
     <w:p>
@@ -6134,14 +6054,14 @@
           <w:i w:val="0"/>
           <w:sz w:val="22"/>
         </w:rPr>
-        <w:t>El cliente ve el catálogo → agrega al carrito → va al checkout (el sistema verifica precio y stock de verdad en la BD) → se crea el pedido en Pendiente y aparece en 'Mis pedidos' con una barrita de pasos → el vendedor lo confirma → el almacén lo prepara y envía → el contador lo marca como entregado o se registra la venta (que descuenta del stock). Todo esto está en PedidoController, PedidoWorkflowService y VentaController.</w:t>
+        <w:t>El cliente ve el catálogo, agrega al carrito, va al checkout donde el sistema verifica precio y stock reales en la base de datos, se crea el pedido en Pendiente y le aparece en "Mis pedidos" con la barrita. Después el vendedor lo confirma, el almacén lo prepara y envía, y el contador lo marca como entregado o se registra la venta que descuenta del stock. Todo eso pasa por PedidoController, PedidoWorkflowService y VentaController.</w:t>
       </w:r>
     </w:p>
     <w:p>
       <w:pPr>
         <w:spacing w:after="40"/>
         <w:jc w:val="center"/>
-        <w:shd w:val="clear" w:color="auto" w:fill="FFF1F1"/>
+        <w:shd w:val="clear" w:color="auto" w:fill="FFF3F3"/>
         <w:pBdr>
           <w:top w:val="single" w:sz="4" w:space="4" w:color="DC2626"/>
           <w:left w:val="single" w:sz="4" w:space="4" w:color="DC2626"/>
@@ -6154,9 +6074,9 @@
           <w:rFonts w:ascii="Arial" w:hAnsi="Arial"/>
           <w:b/>
           <w:color w:val="DC2626"/>
-          <w:sz w:val="20"/>
-        </w:rPr>
-        <w:t xml:space="preserve">  📸  CAPTURA 15 — Secuencia — Flujo Comercial (ventas y pedidos)  </w:t>
+          <w:sz w:val="18"/>
+        </w:rPr>
+        <w:t xml:space="preserve">  CAPTURA 15 — Secuencia — flujo comercial (ventas y pedidos)  </w:t>
       </w:r>
     </w:p>
     <w:p>
@@ -6171,7 +6091,7 @@
           <w:color w:val="334155"/>
           <w:sz w:val="16"/>
         </w:rPr>
-        <w:t>¿Dónde va? Foto del diagrama de PA3 (image5.png)</w:t>
+        <w:t>Donde va: Foto del diagrama de secuencia de ventas/pedidos</w:t>
       </w:r>
     </w:p>
     <w:p>
@@ -6183,27 +6103,27 @@
         <w:rPr>
           <w:rFonts w:ascii="Arial" w:hAnsi="Arial"/>
           <w:color w:val="64748B"/>
-          <w:sz w:val="16"/>
-        </w:rPr>
-        <w:t>Cómo tomarla: Abre la pantalla indicada y captura con Win+Shift+S incluyendo el reloj de la barra de tareas  •  Debe verse la fecha y hora de tu PC (barra de tareas).</w:t>
-      </w:r>
-    </w:p>
-    <w:p>
-      <w:pPr>
-        <w:spacing w:after="240"/>
+          <w:sz w:val="14"/>
+        </w:rPr>
+        <w:t>Como tomarla: Abre la pantalla indicada y captura a pantalla completa con el reloj de la barra de tareas visible (Win+Shift+S). Debe verse la fecha y hora.</w:t>
+      </w:r>
+    </w:p>
+    <w:p>
+      <w:pPr>
+        <w:spacing w:after="200"/>
         <w:jc w:val="center"/>
       </w:pPr>
       <w:r>
         <w:rPr>
           <w:rFonts w:ascii="Consolas" w:hAnsi="Consolas"/>
           <w:color w:val="94A3B8"/>
-          <w:sz w:val="16"/>
-        </w:rPr>
-        <w:t>┌─────────────────────────────────────────────────┐</w:t>
+          <w:sz w:val="14"/>
+        </w:rPr>
+        <w:t>┌──────────────────────────────────────────────┐</w:t>
         <w:br/>
-        <w:t>│   PEGA AQUÍ TU CAPTURA (Insertar &gt; Imágenes)   │</w:t>
+        <w:t>│     PEGA AQUI TU CAPTURA (Insertar &gt; Imagen)     │</w:t>
         <w:br/>
-        <w:t>└─────────────────────────────────────────────────┘</w:t>
+        <w:t>└──────────────────────────────────────────────┘</w:t>
       </w:r>
     </w:p>
     <w:p>
@@ -6218,7 +6138,7 @@
           <w:color w:val="0F172A"/>
           <w:sz w:val="26"/>
         </w:rPr>
-        <w:t>11.2 Proceso de abastecimiento: cómo entra mercadería</w:t>
+        <w:t>11.2 Como entra mercadería — abastecimiento</w:t>
       </w:r>
     </w:p>
     <w:p>
@@ -6233,14 +6153,14 @@
           <w:i w:val="0"/>
           <w:sz w:val="22"/>
         </w:rPr>
-        <w:t>El proveedor trae productos → se registra la compra (tabla compras y detalle_compras con almacén) → se crea un movimiento de ENTRADA → el stock en stock_por_almacen sube. Simple: compra → entrada → más stock.</w:t>
+        <w:t>El proveedor trae productos, se registra la compra con su detalle y el almacén donde va, se crea un movimiento de ENTRADA y el stock en stock_por_almacen sube. Es simple: compra → entrada → más stock. Lo que nos costó fue que el detalle tiene que guardar también el almacén, porque no todo entra al mismo sitio.</w:t>
       </w:r>
     </w:p>
     <w:p>
       <w:pPr>
         <w:spacing w:after="40"/>
         <w:jc w:val="center"/>
-        <w:shd w:val="clear" w:color="auto" w:fill="FFF1F1"/>
+        <w:shd w:val="clear" w:color="auto" w:fill="FFF3F3"/>
         <w:pBdr>
           <w:top w:val="single" w:sz="4" w:space="4" w:color="DC2626"/>
           <w:left w:val="single" w:sz="4" w:space="4" w:color="DC2626"/>
@@ -6253,9 +6173,9 @@
           <w:rFonts w:ascii="Arial" w:hAnsi="Arial"/>
           <w:b/>
           <w:color w:val="DC2626"/>
-          <w:sz w:val="20"/>
-        </w:rPr>
-        <w:t xml:space="preserve">  📸  CAPTURA 16 — Secuencia — Abastecimiento (compras)  </w:t>
+          <w:sz w:val="18"/>
+        </w:rPr>
+        <w:t xml:space="preserve">  CAPTURA 16 — Secuencia — abastecimiento (compras)  </w:t>
       </w:r>
     </w:p>
     <w:p>
@@ -6270,7 +6190,7 @@
           <w:color w:val="334155"/>
           <w:sz w:val="16"/>
         </w:rPr>
-        <w:t>¿Dónde va? Foto del diagrama de PA3 (image6.png)</w:t>
+        <w:t>Donde va: Foto del diagrama de secuencia de compras</w:t>
       </w:r>
     </w:p>
     <w:p>
@@ -6282,27 +6202,27 @@
         <w:rPr>
           <w:rFonts w:ascii="Arial" w:hAnsi="Arial"/>
           <w:color w:val="64748B"/>
-          <w:sz w:val="16"/>
-        </w:rPr>
-        <w:t>Cómo tomarla: Abre la pantalla indicada y captura con Win+Shift+S incluyendo el reloj de la barra de tareas  •  Debe verse la fecha y hora de tu PC (barra de tareas).</w:t>
-      </w:r>
-    </w:p>
-    <w:p>
-      <w:pPr>
-        <w:spacing w:after="240"/>
+          <w:sz w:val="14"/>
+        </w:rPr>
+        <w:t>Como tomarla: Abre la pantalla indicada y captura a pantalla completa con el reloj de la barra de tareas visible (Win+Shift+S). Debe verse la fecha y hora.</w:t>
+      </w:r>
+    </w:p>
+    <w:p>
+      <w:pPr>
+        <w:spacing w:after="200"/>
         <w:jc w:val="center"/>
       </w:pPr>
       <w:r>
         <w:rPr>
           <w:rFonts w:ascii="Consolas" w:hAnsi="Consolas"/>
           <w:color w:val="94A3B8"/>
-          <w:sz w:val="16"/>
-        </w:rPr>
-        <w:t>┌─────────────────────────────────────────────────┐</w:t>
+          <w:sz w:val="14"/>
+        </w:rPr>
+        <w:t>┌──────────────────────────────────────────────┐</w:t>
         <w:br/>
-        <w:t>│   PEGA AQUÍ TU CAPTURA (Insertar &gt; Imágenes)   │</w:t>
+        <w:t>│     PEGA AQUI TU CAPTURA (Insertar &gt; Imagen)     │</w:t>
         <w:br/>
-        <w:t>└─────────────────────────────────────────────────┘</w:t>
+        <w:t>└──────────────────────────────────────────────┘</w:t>
       </w:r>
     </w:p>
     <w:p>
@@ -6317,7 +6237,7 @@
           <w:color w:val="0F172A"/>
           <w:sz w:val="26"/>
         </w:rPr>
-        <w:t>11.3 Proceso de control: mover productos entre almacenes</w:t>
+        <w:t>11.3 Como movemos productos entre almacenes</w:t>
       </w:r>
     </w:p>
     <w:p>
@@ -6332,14 +6252,14 @@
           <w:i w:val="0"/>
           <w:sz w:val="22"/>
         </w:rPr>
-        <w:t>Aquí entra lo nuevo que agregamos: InventarioController@transferir. Verifica que origen y destino sean distintos, bloquea el stock de origen para que nadie lo toque a la vez, verifica que haya suficiente, resta en origen, suma en destino y crea dos movimientos (Salida por Transferencia y Entrada por Transferencia). Todo en una transacción: o se hace todo o no se hace nada.</w:t>
+        <w:t>Este fue un agregado que nos pidieron a mitad del proyecto y nos gustó hacerlo. Está en InventarioController@transferir. Verifica que origen y destino sean distintos, bloquea el stock de origen para que nadie lo toque al mismo tiempo, revisa que haya suficiente, resta en origen, suma en destino y crea dos movimientos: Salida por Transferencia y Entrada por Transferencia. Todo en una transacción: o se hace todo o no se hace nada. Si falla algo, no se mueve nada.</w:t>
       </w:r>
     </w:p>
     <w:p>
       <w:pPr>
         <w:spacing w:after="40"/>
         <w:jc w:val="center"/>
-        <w:shd w:val="clear" w:color="auto" w:fill="FFF1F1"/>
+        <w:shd w:val="clear" w:color="auto" w:fill="FFF3F3"/>
         <w:pBdr>
           <w:top w:val="single" w:sz="4" w:space="4" w:color="DC2626"/>
           <w:left w:val="single" w:sz="4" w:space="4" w:color="DC2626"/>
@@ -6352,9 +6272,9 @@
           <w:rFonts w:ascii="Arial" w:hAnsi="Arial"/>
           <w:b/>
           <w:color w:val="DC2626"/>
-          <w:sz w:val="20"/>
-        </w:rPr>
-        <w:t xml:space="preserve">  📸  CAPTURA 17 — Secuencia — Transferencia multialmacén  </w:t>
+          <w:sz w:val="18"/>
+        </w:rPr>
+        <w:t xml:space="preserve">  CAPTURA 17 — Secuencia — transferencia entre almacenes  </w:t>
       </w:r>
     </w:p>
     <w:p>
@@ -6369,7 +6289,7 @@
           <w:color w:val="334155"/>
           <w:sz w:val="16"/>
         </w:rPr>
-        <w:t>¿Dónde va? Foto del diagrama de PA3 (image7.png) + captura de /admin/inventario con el formulario de Transferencia</w:t>
+        <w:t>Donde va: Foto del diagrama de secuencia de transferencia + captura de /admin/inventario con el formulario de Transferencia</w:t>
       </w:r>
     </w:p>
     <w:p>
@@ -6381,27 +6301,27 @@
         <w:rPr>
           <w:rFonts w:ascii="Arial" w:hAnsi="Arial"/>
           <w:color w:val="64748B"/>
-          <w:sz w:val="16"/>
-        </w:rPr>
-        <w:t>Cómo tomarla: Abre la pantalla indicada y captura con Win+Shift+S incluyendo el reloj de la barra de tareas  •  Debe verse la fecha y hora de tu PC (barra de tareas).</w:t>
-      </w:r>
-    </w:p>
-    <w:p>
-      <w:pPr>
-        <w:spacing w:after="240"/>
+          <w:sz w:val="14"/>
+        </w:rPr>
+        <w:t>Como tomarla: Abre la pantalla indicada y captura a pantalla completa con el reloj de la barra de tareas visible (Win+Shift+S). Debe verse la fecha y hora.</w:t>
+      </w:r>
+    </w:p>
+    <w:p>
+      <w:pPr>
+        <w:spacing w:after="200"/>
         <w:jc w:val="center"/>
       </w:pPr>
       <w:r>
         <w:rPr>
           <w:rFonts w:ascii="Consolas" w:hAnsi="Consolas"/>
           <w:color w:val="94A3B8"/>
-          <w:sz w:val="16"/>
-        </w:rPr>
-        <w:t>┌─────────────────────────────────────────────────┐</w:t>
+          <w:sz w:val="14"/>
+        </w:rPr>
+        <w:t>┌──────────────────────────────────────────────┐</w:t>
         <w:br/>
-        <w:t>│   PEGA AQUÍ TU CAPTURA (Insertar &gt; Imágenes)   │</w:t>
+        <w:t>│     PEGA AQUI TU CAPTURA (Insertar &gt; Imagen)     │</w:t>
         <w:br/>
-        <w:t>└─────────────────────────────────────────────────┘</w:t>
+        <w:t>└──────────────────────────────────────────────┘</w:t>
       </w:r>
     </w:p>
     <w:p>
@@ -6416,7 +6336,7 @@
           <w:color w:val="0F172A"/>
           <w:sz w:val="32"/>
         </w:rPr>
-        <w:t>12. Las pantallas de la aplicación — Te muestro cada una</w:t>
+        <w:t>12. Las pantallas — así se ve el sistema</w:t>
       </w:r>
     </w:p>
     <w:p>
@@ -6432,7 +6352,7 @@
           <w:color w:val="DC2626"/>
           <w:sz w:val="22"/>
         </w:rPr>
-        <w:t>Todas las pantallas están hechas con Blade y Tailwind, y cada área tiene su CSS separado (inicio.css para lo público, admin.css para el panel, pedidos.css para el seguimiento, carrito.css). Cada una tiene su JavaScript separado también. ¡Recuerda: cada foto debe mostrar la fecha y hora de tu PC!</w:t>
+        <w:t>Todas las pantallas están hechas con Blade y Tailwind, y algo que cuidamos mucho fue separar el CSS por área: inicio.css para lo público, admin.css para el panel, pedidos.css para el seguimiento y carrito.css para el carrito. Cada una tiene también su JavaScript separado. Te muestro cada una y te digo donde tomar la foto. Recuerda: en cada foto debe verse la fecha y hora de tu PC.</w:t>
       </w:r>
     </w:p>
     <w:p>
@@ -6447,7 +6367,7 @@
           <w:color w:val="0F172A"/>
           <w:sz w:val="26"/>
         </w:rPr>
-        <w:t>12.1 Catálogo (/) — La vitrina</w:t>
+        <w:t>12.1 Catalogo (/) — la vitrina</w:t>
       </w:r>
     </w:p>
     <w:p>
@@ -6462,7 +6382,7 @@
           <w:i w:val="0"/>
           <w:sz w:val="20"/>
         </w:rPr>
-        <w:t>Aquí el cliente ve todo: arriba la barra con buscador y filtro por categoría y el numerito del carrito; en el medio las tarjetas con foto (images/products/*.jpg), nombre, categoría, descripción, precio en soles, cuánto hay en stock y el botón Añadir. Solo se muestran productos activos. Lo maneja HomeController.</w:t>
+        <w:t>Acá el cliente ve todo. Arriba está la barra con el buscador y el filtro por categoría y el numerito del carrito. Al medio las tarjetas con foto (images/products/*.jpg), nombre, categoría, descripción corta, precio en soles, cuanto hay en stock y el botón Añadir. Solo se muestran productos activos. Lo maneja HomeController.</w:t>
       </w:r>
     </w:p>
     <w:p>
@@ -6475,14 +6395,14 @@
           <w:i/>
           <w:sz w:val="16"/>
         </w:rPr>
-        <w:t>¿Dónde la encuentro? Ruta: /  (welcome.blade.php)</w:t>
+        <w:t>Donde la encuentro: /  (welcome.blade.php)</w:t>
       </w:r>
     </w:p>
     <w:p>
       <w:pPr>
         <w:spacing w:after="40"/>
         <w:jc w:val="center"/>
-        <w:shd w:val="clear" w:color="auto" w:fill="FFF1F1"/>
+        <w:shd w:val="clear" w:color="auto" w:fill="FFF3F3"/>
         <w:pBdr>
           <w:top w:val="single" w:sz="4" w:space="4" w:color="DC2626"/>
           <w:left w:val="single" w:sz="4" w:space="4" w:color="DC2626"/>
@@ -6495,9 +6415,9 @@
           <w:rFonts w:ascii="Arial" w:hAnsi="Arial"/>
           <w:b/>
           <w:color w:val="DC2626"/>
-          <w:sz w:val="20"/>
-        </w:rPr>
-        <w:t xml:space="preserve">  📸  CAPTURA 18 — 12.1 Catálogo (/) — La vitrina  </w:t>
+          <w:sz w:val="18"/>
+        </w:rPr>
+        <w:t xml:space="preserve">  CAPTURA 18 — 12.1 Catalogo (/) — la vitrina  </w:t>
       </w:r>
     </w:p>
     <w:p>
@@ -6512,7 +6432,7 @@
           <w:color w:val="334155"/>
           <w:sz w:val="16"/>
         </w:rPr>
-        <w:t>¿Dónde va? Ruta: /  (welcome.blade.php)</w:t>
+        <w:t>Donde va: Ruta: /  (welcome.blade.php)</w:t>
       </w:r>
     </w:p>
     <w:p>
@@ -6524,27 +6444,27 @@
         <w:rPr>
           <w:rFonts w:ascii="Arial" w:hAnsi="Arial"/>
           <w:color w:val="64748B"/>
-          <w:sz w:val="16"/>
-        </w:rPr>
-        <w:t>Cómo tomarla: Abre esa ruta en tu navegador a pantalla completa y captura con Win+Shift+S  •  Debe verse la fecha y hora de tu PC (barra de tareas).</w:t>
-      </w:r>
-    </w:p>
-    <w:p>
-      <w:pPr>
-        <w:spacing w:after="240"/>
+          <w:sz w:val="14"/>
+        </w:rPr>
+        <w:t>Como tomarla: Abre esa ruta a pantalla completa y captura con Win+Shift+S. Debe verse la fecha y hora.</w:t>
+      </w:r>
+    </w:p>
+    <w:p>
+      <w:pPr>
+        <w:spacing w:after="200"/>
         <w:jc w:val="center"/>
       </w:pPr>
       <w:r>
         <w:rPr>
           <w:rFonts w:ascii="Consolas" w:hAnsi="Consolas"/>
           <w:color w:val="94A3B8"/>
-          <w:sz w:val="16"/>
-        </w:rPr>
-        <w:t>┌─────────────────────────────────────────────────┐</w:t>
+          <w:sz w:val="14"/>
+        </w:rPr>
+        <w:t>┌──────────────────────────────────────────────┐</w:t>
         <w:br/>
-        <w:t>│   PEGA AQUÍ TU CAPTURA (Insertar &gt; Imágenes)   │</w:t>
+        <w:t>│     PEGA AQUI TU CAPTURA (Insertar &gt; Imagen)     │</w:t>
         <w:br/>
-        <w:t>└─────────────────────────────────────────────────┘</w:t>
+        <w:t>└──────────────────────────────────────────────┘</w:t>
       </w:r>
     </w:p>
     <w:p>
@@ -6559,7 +6479,7 @@
           <w:color w:val="0F172A"/>
           <w:sz w:val="26"/>
         </w:rPr>
-        <w:t>12.2 Carrito (/carrito) — Tu canasta</w:t>
+        <w:t>12.2 Carrito (/carrito) — tu canasta</w:t>
       </w:r>
     </w:p>
     <w:p>
@@ -6587,14 +6507,14 @@
           <w:i/>
           <w:sz w:val="16"/>
         </w:rPr>
-        <w:t>¿Dónde la encuentro? Ruta: /carrito</w:t>
+        <w:t>Donde la encuentro: /carrito</w:t>
       </w:r>
     </w:p>
     <w:p>
       <w:pPr>
         <w:spacing w:after="40"/>
         <w:jc w:val="center"/>
-        <w:shd w:val="clear" w:color="auto" w:fill="FFF1F1"/>
+        <w:shd w:val="clear" w:color="auto" w:fill="FFF3F3"/>
         <w:pBdr>
           <w:top w:val="single" w:sz="4" w:space="4" w:color="DC2626"/>
           <w:left w:val="single" w:sz="4" w:space="4" w:color="DC2626"/>
@@ -6607,9 +6527,9 @@
           <w:rFonts w:ascii="Arial" w:hAnsi="Arial"/>
           <w:b/>
           <w:color w:val="DC2626"/>
-          <w:sz w:val="20"/>
-        </w:rPr>
-        <w:t xml:space="preserve">  📸  CAPTURA 19 — 12.2 Carrito (/carrito) — Tu canasta  </w:t>
+          <w:sz w:val="18"/>
+        </w:rPr>
+        <w:t xml:space="preserve">  CAPTURA 19 — 12.2 Carrito (/carrito) — tu canasta  </w:t>
       </w:r>
     </w:p>
     <w:p>
@@ -6624,7 +6544,7 @@
           <w:color w:val="334155"/>
           <w:sz w:val="16"/>
         </w:rPr>
-        <w:t>¿Dónde va? Ruta: /carrito</w:t>
+        <w:t>Donde va: Ruta: /carrito</w:t>
       </w:r>
     </w:p>
     <w:p>
@@ -6636,27 +6556,27 @@
         <w:rPr>
           <w:rFonts w:ascii="Arial" w:hAnsi="Arial"/>
           <w:color w:val="64748B"/>
-          <w:sz w:val="16"/>
-        </w:rPr>
-        <w:t>Cómo tomarla: Abre esa ruta en tu navegador a pantalla completa y captura con Win+Shift+S  •  Debe verse la fecha y hora de tu PC (barra de tareas).</w:t>
-      </w:r>
-    </w:p>
-    <w:p>
-      <w:pPr>
-        <w:spacing w:after="240"/>
+          <w:sz w:val="14"/>
+        </w:rPr>
+        <w:t>Como tomarla: Abre esa ruta a pantalla completa y captura con Win+Shift+S. Debe verse la fecha y hora.</w:t>
+      </w:r>
+    </w:p>
+    <w:p>
+      <w:pPr>
+        <w:spacing w:after="200"/>
         <w:jc w:val="center"/>
       </w:pPr>
       <w:r>
         <w:rPr>
           <w:rFonts w:ascii="Consolas" w:hAnsi="Consolas"/>
           <w:color w:val="94A3B8"/>
-          <w:sz w:val="16"/>
-        </w:rPr>
-        <w:t>┌─────────────────────────────────────────────────┐</w:t>
+          <w:sz w:val="14"/>
+        </w:rPr>
+        <w:t>┌──────────────────────────────────────────────┐</w:t>
         <w:br/>
-        <w:t>│   PEGA AQUÍ TU CAPTURA (Insertar &gt; Imágenes)   │</w:t>
+        <w:t>│     PEGA AQUI TU CAPTURA (Insertar &gt; Imagen)     │</w:t>
         <w:br/>
-        <w:t>└─────────────────────────────────────────────────┘</w:t>
+        <w:t>└──────────────────────────────────────────────┘</w:t>
       </w:r>
     </w:p>
     <w:p>
@@ -6686,7 +6606,7 @@
           <w:i w:val="0"/>
           <w:sz w:val="20"/>
         </w:rPr>
-        <w:t>Dos pestañas: Ingresar (email y contraseña, que se verifica con Hash) y Registrarse como Cliente (nombre, DNI/RUC, teléfono, email y contraseña). Al registrarse, crea tu usuario y cliente juntos y te loguea. Después te manda al inicio si eres cliente o al panel si eres personal.</w:t>
+        <w:t>Dos pestañas en la misma ventana: Ingresar (email y contraseña, que se verifica con Hash) y Registrarse como Cliente (nombre, DNI/RUC, teléfono, email y contraseña). Al registrarse, crea tu usuario y cliente juntos y te loguea al toque. Después te manda al inicio si eres cliente o al panel si eres personal.</w:t>
       </w:r>
     </w:p>
     <w:p>
@@ -6699,14 +6619,14 @@
           <w:i/>
           <w:sz w:val="16"/>
         </w:rPr>
-        <w:t>¿Dónde la encuentro? Ruta: Ventana modal en /</w:t>
+        <w:t>Donde la encuentro: Ventana modal en /</w:t>
       </w:r>
     </w:p>
     <w:p>
       <w:pPr>
         <w:spacing w:after="40"/>
         <w:jc w:val="center"/>
-        <w:shd w:val="clear" w:color="auto" w:fill="FFF1F1"/>
+        <w:shd w:val="clear" w:color="auto" w:fill="FFF3F3"/>
         <w:pBdr>
           <w:top w:val="single" w:sz="4" w:space="4" w:color="DC2626"/>
           <w:left w:val="single" w:sz="4" w:space="4" w:color="DC2626"/>
@@ -6719,9 +6639,9 @@
           <w:rFonts w:ascii="Arial" w:hAnsi="Arial"/>
           <w:b/>
           <w:color w:val="DC2626"/>
-          <w:sz w:val="20"/>
-        </w:rPr>
-        <w:t xml:space="preserve">  📸  CAPTURA 20 — 12.3 Login y Registro (ventana emergente)  </w:t>
+          <w:sz w:val="18"/>
+        </w:rPr>
+        <w:t xml:space="preserve">  CAPTURA 20 — 12.3 Login y Registro (ventana emergente)  </w:t>
       </w:r>
     </w:p>
     <w:p>
@@ -6736,7 +6656,7 @@
           <w:color w:val="334155"/>
           <w:sz w:val="16"/>
         </w:rPr>
-        <w:t>¿Dónde va? Ruta: Ventana modal en /</w:t>
+        <w:t>Donde va: Ruta: Ventana modal en /</w:t>
       </w:r>
     </w:p>
     <w:p>
@@ -6748,27 +6668,27 @@
         <w:rPr>
           <w:rFonts w:ascii="Arial" w:hAnsi="Arial"/>
           <w:color w:val="64748B"/>
-          <w:sz w:val="16"/>
-        </w:rPr>
-        <w:t>Cómo tomarla: Abre esa ruta en tu navegador a pantalla completa y captura con Win+Shift+S  •  Debe verse la fecha y hora de tu PC (barra de tareas).</w:t>
-      </w:r>
-    </w:p>
-    <w:p>
-      <w:pPr>
-        <w:spacing w:after="240"/>
+          <w:sz w:val="14"/>
+        </w:rPr>
+        <w:t>Como tomarla: Abre esa ruta a pantalla completa y captura con Win+Shift+S. Debe verse la fecha y hora.</w:t>
+      </w:r>
+    </w:p>
+    <w:p>
+      <w:pPr>
+        <w:spacing w:after="200"/>
         <w:jc w:val="center"/>
       </w:pPr>
       <w:r>
         <w:rPr>
           <w:rFonts w:ascii="Consolas" w:hAnsi="Consolas"/>
           <w:color w:val="94A3B8"/>
-          <w:sz w:val="16"/>
-        </w:rPr>
-        <w:t>┌─────────────────────────────────────────────────┐</w:t>
+          <w:sz w:val="14"/>
+        </w:rPr>
+        <w:t>┌──────────────────────────────────────────────┐</w:t>
         <w:br/>
-        <w:t>│   PEGA AQUÍ TU CAPTURA (Insertar &gt; Imágenes)   │</w:t>
+        <w:t>│     PEGA AQUI TU CAPTURA (Insertar &gt; Imagen)     │</w:t>
         <w:br/>
-        <w:t>└─────────────────────────────────────────────────┘</w:t>
+        <w:t>└──────────────────────────────────────────────┘</w:t>
       </w:r>
     </w:p>
     <w:p>
@@ -6783,7 +6703,7 @@
           <w:color w:val="0F172A"/>
           <w:sz w:val="26"/>
         </w:rPr>
-        <w:t>12.4 Checkout (/checkout) — Confirmar pedido</w:t>
+        <w:t>12.4 Checkout (/checkout) — confirmar pedido</w:t>
       </w:r>
     </w:p>
     <w:p>
@@ -6798,7 +6718,7 @@
           <w:i w:val="0"/>
           <w:sz w:val="20"/>
         </w:rPr>
-        <w:t>Aquí pones a dónde te lo llevan (ya viene pre-llenado), eliges boleta o factura y dejas una observación si quieres. Ves el resumen y el total. Al confirmar, el sistema revisa de nuevo precio y stock reales en la BD (por si alguien intentó hacer trampa). Si todo está bien, crea el pedido y te lleva a 'Mis pedidos'.</w:t>
+        <w:t>Acá pones a donde te lo llevan (ya viene con tu dirección), eliges boleta o factura y dejas una observación si quieres. Ves el resumen y el total. Al confirmar, el sistema revisa de nuevo precio y stock reales en la base de datos, por si alguien intentó hacer trampa cambiando el precio en el navegador. Si todo está bien, crea el pedido y te lleva a "Mis pedidos".</w:t>
       </w:r>
     </w:p>
     <w:p>
@@ -6811,14 +6731,14 @@
           <w:i/>
           <w:sz w:val="16"/>
         </w:rPr>
-        <w:t>¿Dónde la encuentro? Ruta: /checkout (necesitas estar logueado y tener algo en el carrito)</w:t>
+        <w:t>Donde la encuentro: /checkout (necesitas estar logueado y tener algo en el carrito)</w:t>
       </w:r>
     </w:p>
     <w:p>
       <w:pPr>
         <w:spacing w:after="40"/>
         <w:jc w:val="center"/>
-        <w:shd w:val="clear" w:color="auto" w:fill="FFF1F1"/>
+        <w:shd w:val="clear" w:color="auto" w:fill="FFF3F3"/>
         <w:pBdr>
           <w:top w:val="single" w:sz="4" w:space="4" w:color="DC2626"/>
           <w:left w:val="single" w:sz="4" w:space="4" w:color="DC2626"/>
@@ -6831,9 +6751,9 @@
           <w:rFonts w:ascii="Arial" w:hAnsi="Arial"/>
           <w:b/>
           <w:color w:val="DC2626"/>
-          <w:sz w:val="20"/>
-        </w:rPr>
-        <w:t xml:space="preserve">  📸  CAPTURA 21 — 12.4 Checkout (/checkout) — Confirmar pedido  </w:t>
+          <w:sz w:val="18"/>
+        </w:rPr>
+        <w:t xml:space="preserve">  CAPTURA 21 — 12.4 Checkout (/checkout) — confirmar pedido  </w:t>
       </w:r>
     </w:p>
     <w:p>
@@ -6848,7 +6768,7 @@
           <w:color w:val="334155"/>
           <w:sz w:val="16"/>
         </w:rPr>
-        <w:t>¿Dónde va? Ruta: /checkout (necesitas estar logueado y tener algo en el carrito)</w:t>
+        <w:t>Donde va: Ruta: /checkout (necesitas estar logueado y tener algo en el carrito)</w:t>
       </w:r>
     </w:p>
     <w:p>
@@ -6860,27 +6780,27 @@
         <w:rPr>
           <w:rFonts w:ascii="Arial" w:hAnsi="Arial"/>
           <w:color w:val="64748B"/>
-          <w:sz w:val="16"/>
-        </w:rPr>
-        <w:t>Cómo tomarla: Abre esa ruta en tu navegador a pantalla completa y captura con Win+Shift+S  •  Debe verse la fecha y hora de tu PC (barra de tareas).</w:t>
-      </w:r>
-    </w:p>
-    <w:p>
-      <w:pPr>
-        <w:spacing w:after="240"/>
+          <w:sz w:val="14"/>
+        </w:rPr>
+        <w:t>Como tomarla: Abre esa ruta a pantalla completa y captura con Win+Shift+S. Debe verse la fecha y hora.</w:t>
+      </w:r>
+    </w:p>
+    <w:p>
+      <w:pPr>
+        <w:spacing w:after="200"/>
         <w:jc w:val="center"/>
       </w:pPr>
       <w:r>
         <w:rPr>
           <w:rFonts w:ascii="Consolas" w:hAnsi="Consolas"/>
           <w:color w:val="94A3B8"/>
-          <w:sz w:val="16"/>
-        </w:rPr>
-        <w:t>┌─────────────────────────────────────────────────┐</w:t>
+          <w:sz w:val="14"/>
+        </w:rPr>
+        <w:t>┌──────────────────────────────────────────────┐</w:t>
         <w:br/>
-        <w:t>│   PEGA AQUÍ TU CAPTURA (Insertar &gt; Imágenes)   │</w:t>
+        <w:t>│     PEGA AQUI TU CAPTURA (Insertar &gt; Imagen)     │</w:t>
         <w:br/>
-        <w:t>└─────────────────────────────────────────────────┘</w:t>
+        <w:t>└──────────────────────────────────────────────┘</w:t>
       </w:r>
     </w:p>
     <w:p>
@@ -6895,7 +6815,7 @@
           <w:color w:val="0F172A"/>
           <w:sz w:val="26"/>
         </w:rPr>
-        <w:t>12.5 Mis pedidos y Detalle — Tu seguimiento</w:t>
+        <w:t>12.5 Mis pedidos y Detalle — tu seguimiento</w:t>
       </w:r>
     </w:p>
     <w:p>
@@ -6910,7 +6830,7 @@
           <w:i w:val="0"/>
           <w:sz w:val="20"/>
         </w:rPr>
-        <w:t>La primera pantalla lista todos tus pedidos con su número, fecha, estado con color, barrita de pasos (Pendiente → Entregado) y tabla de productos. Cada pedido tiene un botón 'Ver detalle' que te lleva a una página con el detalle completo y una línea de tiempo que dice quién hizo qué y cuándo (historial_pedido) y si ya hay venta asociada. Usa pedidos.css.</w:t>
+        <w:t>La primera pantalla lista todos tus pedidos con su número, fecha, estado con color, barrita de pasos (Pendiente → Entregado) y la tabla de productos. Cada pedido tiene un botón "Ver detalle" que te lleva a la página con el detalle completo y una línea de tiempo que dice quien hizo que y cuando (historial_pedido) y si ya hay venta asociada. Usa pedidos.css.</w:t>
       </w:r>
     </w:p>
     <w:p>
@@ -6923,14 +6843,14 @@
           <w:i/>
           <w:sz w:val="16"/>
         </w:rPr>
-        <w:t>¿Dónde la encuentro? Ruta: /mi-cuenta/pedidos y /mi-cuenta/pedidos/{id}</w:t>
+        <w:t>Donde la encuentro: /mi-cuenta/pedidos y /mi-cuenta/pedidos/{id}</w:t>
       </w:r>
     </w:p>
     <w:p>
       <w:pPr>
         <w:spacing w:after="40"/>
         <w:jc w:val="center"/>
-        <w:shd w:val="clear" w:color="auto" w:fill="FFF1F1"/>
+        <w:shd w:val="clear" w:color="auto" w:fill="FFF3F3"/>
         <w:pBdr>
           <w:top w:val="single" w:sz="4" w:space="4" w:color="DC2626"/>
           <w:left w:val="single" w:sz="4" w:space="4" w:color="DC2626"/>
@@ -6943,9 +6863,9 @@
           <w:rFonts w:ascii="Arial" w:hAnsi="Arial"/>
           <w:b/>
           <w:color w:val="DC2626"/>
-          <w:sz w:val="20"/>
-        </w:rPr>
-        <w:t xml:space="preserve">  📸  CAPTURA 22 — 12.5 Mis pedidos y Detalle — Tu seguimiento  </w:t>
+          <w:sz w:val="18"/>
+        </w:rPr>
+        <w:t xml:space="preserve">  CAPTURA 22 — 12.5 Mis pedidos y Detalle — tu seguimiento  </w:t>
       </w:r>
     </w:p>
     <w:p>
@@ -6960,7 +6880,7 @@
           <w:color w:val="334155"/>
           <w:sz w:val="16"/>
         </w:rPr>
-        <w:t>¿Dónde va? Ruta: /mi-cuenta/pedidos y /mi-cuenta/pedidos/{id}</w:t>
+        <w:t>Donde va: Ruta: /mi-cuenta/pedidos y /mi-cuenta/pedidos/{id}</w:t>
       </w:r>
     </w:p>
     <w:p>
@@ -6972,27 +6892,27 @@
         <w:rPr>
           <w:rFonts w:ascii="Arial" w:hAnsi="Arial"/>
           <w:color w:val="64748B"/>
-          <w:sz w:val="16"/>
-        </w:rPr>
-        <w:t>Cómo tomarla: Abre esa ruta en tu navegador a pantalla completa y captura con Win+Shift+S  •  Debe verse la fecha y hora de tu PC (barra de tareas).</w:t>
-      </w:r>
-    </w:p>
-    <w:p>
-      <w:pPr>
-        <w:spacing w:after="240"/>
+          <w:sz w:val="14"/>
+        </w:rPr>
+        <w:t>Como tomarla: Abre esa ruta a pantalla completa y captura con Win+Shift+S. Debe verse la fecha y hora.</w:t>
+      </w:r>
+    </w:p>
+    <w:p>
+      <w:pPr>
+        <w:spacing w:after="200"/>
         <w:jc w:val="center"/>
       </w:pPr>
       <w:r>
         <w:rPr>
           <w:rFonts w:ascii="Consolas" w:hAnsi="Consolas"/>
           <w:color w:val="94A3B8"/>
-          <w:sz w:val="16"/>
-        </w:rPr>
-        <w:t>┌─────────────────────────────────────────────────┐</w:t>
+          <w:sz w:val="14"/>
+        </w:rPr>
+        <w:t>┌──────────────────────────────────────────────┐</w:t>
         <w:br/>
-        <w:t>│   PEGA AQUÍ TU CAPTURA (Insertar &gt; Imágenes)   │</w:t>
+        <w:t>│     PEGA AQUI TU CAPTURA (Insertar &gt; Imagen)     │</w:t>
         <w:br/>
-        <w:t>└─────────────────────────────────────────────────┘</w:t>
+        <w:t>└──────────────────────────────────────────────┘</w:t>
       </w:r>
     </w:p>
     <w:p>
@@ -7007,7 +6927,7 @@
           <w:color w:val="0F172A"/>
           <w:sz w:val="26"/>
         </w:rPr>
-        <w:t>12.6 Panel Admin — Escritorio (/admin/dashboard)</w:t>
+        <w:t>12.6 Panel Admin — escritorio (/admin/dashboard)</w:t>
       </w:r>
     </w:p>
     <w:p>
@@ -7022,7 +6942,7 @@
           <w:i w:val="0"/>
           <w:sz w:val="20"/>
         </w:rPr>
-        <w:t>Aquí aterriza el personal. Ves un saludo, estadísticas rápidas y el menú lateral: Principal, Catálogo (productos, categorías), Operaciones (inventario, pedidos, ventas) y Personas (clientes, usuarios). Todo con layouts/admin.blade.php y admin.css. Cliente no puede entrar (le da 403).</w:t>
+        <w:t>Acá aterriza el personal. Ves un saludo, algunos números rápidos y el menú lateral: Principal, Catálogo (productos, categorías), Operaciones (inventario, pedidos, ventas) y Personas (clientes, usuarios). Todo con layouts/admin.blade.php y admin.css. Si entras como cliente te da 403, que es lo esperado.</w:t>
       </w:r>
     </w:p>
     <w:p>
@@ -7035,14 +6955,14 @@
           <w:i/>
           <w:sz w:val="16"/>
         </w:rPr>
-        <w:t>¿Dónde la encuentro? Ruta: /admin/dashboard (solo personal)</w:t>
+        <w:t>Donde la encuentro: /admin/dashboard (solo personal)</w:t>
       </w:r>
     </w:p>
     <w:p>
       <w:pPr>
         <w:spacing w:after="40"/>
         <w:jc w:val="center"/>
-        <w:shd w:val="clear" w:color="auto" w:fill="FFF1F1"/>
+        <w:shd w:val="clear" w:color="auto" w:fill="FFF3F3"/>
         <w:pBdr>
           <w:top w:val="single" w:sz="4" w:space="4" w:color="DC2626"/>
           <w:left w:val="single" w:sz="4" w:space="4" w:color="DC2626"/>
@@ -7055,9 +6975,9 @@
           <w:rFonts w:ascii="Arial" w:hAnsi="Arial"/>
           <w:b/>
           <w:color w:val="DC2626"/>
-          <w:sz w:val="20"/>
-        </w:rPr>
-        <w:t xml:space="preserve">  📸  CAPTURA 23 — 12.6 Panel Admin — Escritorio (/admin/dashboard)  </w:t>
+          <w:sz w:val="18"/>
+        </w:rPr>
+        <w:t xml:space="preserve">  CAPTURA 23 — 12.6 Panel Admin — escritorio (/admin/dashboard)  </w:t>
       </w:r>
     </w:p>
     <w:p>
@@ -7072,7 +6992,7 @@
           <w:color w:val="334155"/>
           <w:sz w:val="16"/>
         </w:rPr>
-        <w:t>¿Dónde va? Ruta: /admin/dashboard (solo personal)</w:t>
+        <w:t>Donde va: Ruta: /admin/dashboard (solo personal)</w:t>
       </w:r>
     </w:p>
     <w:p>
@@ -7084,27 +7004,27 @@
         <w:rPr>
           <w:rFonts w:ascii="Arial" w:hAnsi="Arial"/>
           <w:color w:val="64748B"/>
-          <w:sz w:val="16"/>
-        </w:rPr>
-        <w:t>Cómo tomarla: Abre esa ruta en tu navegador a pantalla completa y captura con Win+Shift+S  •  Debe verse la fecha y hora de tu PC (barra de tareas).</w:t>
-      </w:r>
-    </w:p>
-    <w:p>
-      <w:pPr>
-        <w:spacing w:after="240"/>
+          <w:sz w:val="14"/>
+        </w:rPr>
+        <w:t>Como tomarla: Abre esa ruta a pantalla completa y captura con Win+Shift+S. Debe verse la fecha y hora.</w:t>
+      </w:r>
+    </w:p>
+    <w:p>
+      <w:pPr>
+        <w:spacing w:after="200"/>
         <w:jc w:val="center"/>
       </w:pPr>
       <w:r>
         <w:rPr>
           <w:rFonts w:ascii="Consolas" w:hAnsi="Consolas"/>
           <w:color w:val="94A3B8"/>
-          <w:sz w:val="16"/>
-        </w:rPr>
-        <w:t>┌─────────────────────────────────────────────────┐</w:t>
+          <w:sz w:val="14"/>
+        </w:rPr>
+        <w:t>┌──────────────────────────────────────────────┐</w:t>
         <w:br/>
-        <w:t>│   PEGA AQUÍ TU CAPTURA (Insertar &gt; Imágenes)   │</w:t>
+        <w:t>│     PEGA AQUI TU CAPTURA (Insertar &gt; Imagen)     │</w:t>
         <w:br/>
-        <w:t>└─────────────────────────────────────────────────┘</w:t>
+        <w:t>└──────────────────────────────────────────────┘</w:t>
       </w:r>
     </w:p>
     <w:p>
@@ -7119,7 +7039,7 @@
           <w:color w:val="0F172A"/>
           <w:sz w:val="26"/>
         </w:rPr>
-        <w:t>12.7 Productos (/admin/productos) — El corazón del catálogo</w:t>
+        <w:t>12.7 Productos (/admin/productos) — el corazón del catálogo</w:t>
       </w:r>
     </w:p>
     <w:p>
@@ -7134,7 +7054,7 @@
           <w:i w:val="0"/>
           <w:sz w:val="20"/>
         </w:rPr>
-        <w:t>Lista con buscador y filtros por categoría y estado, paginada. Botones para crear, editar, ver y activar/desactivar. El formulario tiene costo, flete y margen, y el precio se calcula solo con admin.js (o lo pones manual). Puedes subir foto. Lo maneja ProductoController.</w:t>
+        <w:t>Lista con buscador y filtros por categoría y estado, paginada. Botones para crear, editar, ver y activar/desactivar. El formulario tiene costo, flete y margen, y el precio se calcula solo con admin.js (o lo pones manual si prefieres). Puedes subir foto. Lo maneja ProductoController.</w:t>
       </w:r>
     </w:p>
     <w:p>
@@ -7147,14 +7067,14 @@
           <w:i/>
           <w:sz w:val="16"/>
         </w:rPr>
-        <w:t>¿Dónde la encuentro? Ruta: /admin/productos</w:t>
+        <w:t>Donde la encuentro: /admin/productos</w:t>
       </w:r>
     </w:p>
     <w:p>
       <w:pPr>
         <w:spacing w:after="40"/>
         <w:jc w:val="center"/>
-        <w:shd w:val="clear" w:color="auto" w:fill="FFF1F1"/>
+        <w:shd w:val="clear" w:color="auto" w:fill="FFF3F3"/>
         <w:pBdr>
           <w:top w:val="single" w:sz="4" w:space="4" w:color="DC2626"/>
           <w:left w:val="single" w:sz="4" w:space="4" w:color="DC2626"/>
@@ -7167,9 +7087,9 @@
           <w:rFonts w:ascii="Arial" w:hAnsi="Arial"/>
           <w:b/>
           <w:color w:val="DC2626"/>
-          <w:sz w:val="20"/>
-        </w:rPr>
-        <w:t xml:space="preserve">  📸  CAPTURA 24 — 12.7 Productos (/admin/productos) — El corazón del catálogo  </w:t>
+          <w:sz w:val="18"/>
+        </w:rPr>
+        <w:t xml:space="preserve">  CAPTURA 24 — 12.7 Productos (/admin/productos) — el corazón del catálogo  </w:t>
       </w:r>
     </w:p>
     <w:p>
@@ -7184,7 +7104,7 @@
           <w:color w:val="334155"/>
           <w:sz w:val="16"/>
         </w:rPr>
-        <w:t>¿Dónde va? Ruta: /admin/productos</w:t>
+        <w:t>Donde va: Ruta: /admin/productos</w:t>
       </w:r>
     </w:p>
     <w:p>
@@ -7196,27 +7116,27 @@
         <w:rPr>
           <w:rFonts w:ascii="Arial" w:hAnsi="Arial"/>
           <w:color w:val="64748B"/>
-          <w:sz w:val="16"/>
-        </w:rPr>
-        <w:t>Cómo tomarla: Abre esa ruta en tu navegador a pantalla completa y captura con Win+Shift+S  •  Debe verse la fecha y hora de tu PC (barra de tareas).</w:t>
-      </w:r>
-    </w:p>
-    <w:p>
-      <w:pPr>
-        <w:spacing w:after="240"/>
+          <w:sz w:val="14"/>
+        </w:rPr>
+        <w:t>Como tomarla: Abre esa ruta a pantalla completa y captura con Win+Shift+S. Debe verse la fecha y hora.</w:t>
+      </w:r>
+    </w:p>
+    <w:p>
+      <w:pPr>
+        <w:spacing w:after="200"/>
         <w:jc w:val="center"/>
       </w:pPr>
       <w:r>
         <w:rPr>
           <w:rFonts w:ascii="Consolas" w:hAnsi="Consolas"/>
           <w:color w:val="94A3B8"/>
-          <w:sz w:val="16"/>
-        </w:rPr>
-        <w:t>┌─────────────────────────────────────────────────┐</w:t>
+          <w:sz w:val="14"/>
+        </w:rPr>
+        <w:t>┌──────────────────────────────────────────────┐</w:t>
         <w:br/>
-        <w:t>│   PEGA AQUÍ TU CAPTURA (Insertar &gt; Imágenes)   │</w:t>
+        <w:t>│     PEGA AQUI TU CAPTURA (Insertar &gt; Imagen)     │</w:t>
         <w:br/>
-        <w:t>└─────────────────────────────────────────────────┘</w:t>
+        <w:t>└──────────────────────────────────────────────┘</w:t>
       </w:r>
     </w:p>
     <w:p>
@@ -7231,7 +7151,7 @@
           <w:color w:val="0F172A"/>
           <w:sz w:val="26"/>
         </w:rPr>
-        <w:t>12.8 Categorías e Inventario (/admin/categorias y /admin/inventario)</w:t>
+        <w:t>12.8 Categorias e Inventario (/admin/categorias y /admin/inventario)</w:t>
       </w:r>
     </w:p>
     <w:p>
@@ -7246,7 +7166,7 @@
           <w:i w:val="0"/>
           <w:sz w:val="20"/>
         </w:rPr>
-        <w:t>Categorías: crear, editar, activar/desactivar. Inventario: ves el stock por almacén con colores (OK, Crítico, Agotado), historial de últimos 20 movimientos, y tres formularios: registrar movimiento (entrada/salida), ajuste directo (pongo la cantidad exacta) y transferencia entre almacenes (de origen a destino).</w:t>
+        <w:t>Categorías: crear, editar, activar/desactivar. Inventario: ves el stock por almacén con colores (OK, Crítico, Agotado), el historial de los últimos 20 movimientos y tres formularios: registrar movimiento (entrada/salida), ajuste directo (pongo la cantidad exacta que conté) y transferencia entre almacenes (de origen a destino).</w:t>
       </w:r>
     </w:p>
     <w:p>
@@ -7259,14 +7179,14 @@
           <w:i/>
           <w:sz w:val="16"/>
         </w:rPr>
-        <w:t>¿Dónde la encuentro? Ruta: /admin/categorias , /admin/inventario</w:t>
+        <w:t>Donde la encuentro: /admin/categorias , /admin/inventario</w:t>
       </w:r>
     </w:p>
     <w:p>
       <w:pPr>
         <w:spacing w:after="40"/>
         <w:jc w:val="center"/>
-        <w:shd w:val="clear" w:color="auto" w:fill="FFF1F1"/>
+        <w:shd w:val="clear" w:color="auto" w:fill="FFF3F3"/>
         <w:pBdr>
           <w:top w:val="single" w:sz="4" w:space="4" w:color="DC2626"/>
           <w:left w:val="single" w:sz="4" w:space="4" w:color="DC2626"/>
@@ -7279,9 +7199,9 @@
           <w:rFonts w:ascii="Arial" w:hAnsi="Arial"/>
           <w:b/>
           <w:color w:val="DC2626"/>
-          <w:sz w:val="20"/>
-        </w:rPr>
-        <w:t xml:space="preserve">  📸  CAPTURA 25 — 12.8 Categorías e Inventario (/admin/categorias y /admin/inventario)  </w:t>
+          <w:sz w:val="18"/>
+        </w:rPr>
+        <w:t xml:space="preserve">  CAPTURA 25 — 12.8 Categorias e Inventario (/admin/categorias y /admin/inventario)  </w:t>
       </w:r>
     </w:p>
     <w:p>
@@ -7296,7 +7216,7 @@
           <w:color w:val="334155"/>
           <w:sz w:val="16"/>
         </w:rPr>
-        <w:t>¿Dónde va? Ruta: /admin/categorias , /admin/inventario</w:t>
+        <w:t>Donde va: Ruta: /admin/categorias , /admin/inventario</w:t>
       </w:r>
     </w:p>
     <w:p>
@@ -7308,27 +7228,27 @@
         <w:rPr>
           <w:rFonts w:ascii="Arial" w:hAnsi="Arial"/>
           <w:color w:val="64748B"/>
-          <w:sz w:val="16"/>
-        </w:rPr>
-        <w:t>Cómo tomarla: Abre esa ruta en tu navegador a pantalla completa y captura con Win+Shift+S  •  Debe verse la fecha y hora de tu PC (barra de tareas).</w:t>
-      </w:r>
-    </w:p>
-    <w:p>
-      <w:pPr>
-        <w:spacing w:after="240"/>
+          <w:sz w:val="14"/>
+        </w:rPr>
+        <w:t>Como tomarla: Abre esa ruta a pantalla completa y captura con Win+Shift+S. Debe verse la fecha y hora.</w:t>
+      </w:r>
+    </w:p>
+    <w:p>
+      <w:pPr>
+        <w:spacing w:after="200"/>
         <w:jc w:val="center"/>
       </w:pPr>
       <w:r>
         <w:rPr>
           <w:rFonts w:ascii="Consolas" w:hAnsi="Consolas"/>
           <w:color w:val="94A3B8"/>
-          <w:sz w:val="16"/>
-        </w:rPr>
-        <w:t>┌─────────────────────────────────────────────────┐</w:t>
+          <w:sz w:val="14"/>
+        </w:rPr>
+        <w:t>┌──────────────────────────────────────────────┐</w:t>
         <w:br/>
-        <w:t>│   PEGA AQUÍ TU CAPTURA (Insertar &gt; Imágenes)   │</w:t>
+        <w:t>│     PEGA AQUI TU CAPTURA (Insertar &gt; Imagen)     │</w:t>
         <w:br/>
-        <w:t>└─────────────────────────────────────────────────┘</w:t>
+        <w:t>└──────────────────────────────────────────────┘</w:t>
       </w:r>
     </w:p>
     <w:p>
@@ -7343,7 +7263,7 @@
           <w:color w:val="0F172A"/>
           <w:sz w:val="26"/>
         </w:rPr>
-        <w:t>12.9 Pedidos Admin (/admin/pedidos) — Donde se mueve el flujo</w:t>
+        <w:t>12.9 Pedidos Admin (/admin/pedidos) — donde se mueve el flujo</w:t>
       </w:r>
     </w:p>
     <w:p>
@@ -7358,7 +7278,7 @@
           <w:i w:val="0"/>
           <w:sz w:val="20"/>
         </w:rPr>
-        <w:t>Lista con filtro por estado y buscador. Al entrar a un pedido ves la barrita de pasos, la línea de tiempo y un formulario para cambiar de estado. Pero ojo: solo ves los estados que tu rol puede hacer (PedidoWorkflowService). Por ejemplo, un vendedor ve 'Confirmar', un almacenero ve 'En Almacén' y 'Enviado'. Puedes dejar una observación. Si es necesario, hay un botón para registrar la venta.</w:t>
+        <w:t>Lista con filtro por estado y buscador. Al entrar a un pedido ves la barrita, la línea de tiempo y un formulario para cambiar de estado. Pero ojo: solo ves los estados que tu rol puede hacer (lo filtra PedidoWorkflowService). Por ejemplo, un vendedor ve "Confirmar", un almacenero ve "En Almacén" y "Enviado". Puedes dejar una observación. Si hace falta, hay un botón para registrar la venta.</w:t>
       </w:r>
     </w:p>
     <w:p>
@@ -7371,14 +7291,14 @@
           <w:i/>
           <w:sz w:val="16"/>
         </w:rPr>
-        <w:t>¿Dónde la encuentro? Ruta: /admin/pedidos y /admin/pedidos/{pedido}</w:t>
+        <w:t>Donde la encuentro: /admin/pedidos y /admin/pedidos/{pedido}</w:t>
       </w:r>
     </w:p>
     <w:p>
       <w:pPr>
         <w:spacing w:after="40"/>
         <w:jc w:val="center"/>
-        <w:shd w:val="clear" w:color="auto" w:fill="FFF1F1"/>
+        <w:shd w:val="clear" w:color="auto" w:fill="FFF3F3"/>
         <w:pBdr>
           <w:top w:val="single" w:sz="4" w:space="4" w:color="DC2626"/>
           <w:left w:val="single" w:sz="4" w:space="4" w:color="DC2626"/>
@@ -7391,9 +7311,9 @@
           <w:rFonts w:ascii="Arial" w:hAnsi="Arial"/>
           <w:b/>
           <w:color w:val="DC2626"/>
-          <w:sz w:val="20"/>
-        </w:rPr>
-        <w:t xml:space="preserve">  📸  CAPTURA 26 — 12.9 Pedidos Admin (/admin/pedidos) — Donde se mueve el flujo  </w:t>
+          <w:sz w:val="18"/>
+        </w:rPr>
+        <w:t xml:space="preserve">  CAPTURA 26 — 12.9 Pedidos Admin (/admin/pedidos) — donde se mueve el flujo  </w:t>
       </w:r>
     </w:p>
     <w:p>
@@ -7408,7 +7328,7 @@
           <w:color w:val="334155"/>
           <w:sz w:val="16"/>
         </w:rPr>
-        <w:t>¿Dónde va? Ruta: /admin/pedidos y /admin/pedidos/{pedido}</w:t>
+        <w:t>Donde va: Ruta: /admin/pedidos y /admin/pedidos/{pedido}</w:t>
       </w:r>
     </w:p>
     <w:p>
@@ -7420,27 +7340,27 @@
         <w:rPr>
           <w:rFonts w:ascii="Arial" w:hAnsi="Arial"/>
           <w:color w:val="64748B"/>
-          <w:sz w:val="16"/>
-        </w:rPr>
-        <w:t>Cómo tomarla: Abre esa ruta en tu navegador a pantalla completa y captura con Win+Shift+S  •  Debe verse la fecha y hora de tu PC (barra de tareas).</w:t>
-      </w:r>
-    </w:p>
-    <w:p>
-      <w:pPr>
-        <w:spacing w:after="240"/>
+          <w:sz w:val="14"/>
+        </w:rPr>
+        <w:t>Como tomarla: Abre esa ruta a pantalla completa y captura con Win+Shift+S. Debe verse la fecha y hora.</w:t>
+      </w:r>
+    </w:p>
+    <w:p>
+      <w:pPr>
+        <w:spacing w:after="200"/>
         <w:jc w:val="center"/>
       </w:pPr>
       <w:r>
         <w:rPr>
           <w:rFonts w:ascii="Consolas" w:hAnsi="Consolas"/>
           <w:color w:val="94A3B8"/>
-          <w:sz w:val="16"/>
-        </w:rPr>
-        <w:t>┌─────────────────────────────────────────────────┐</w:t>
+          <w:sz w:val="14"/>
+        </w:rPr>
+        <w:t>┌──────────────────────────────────────────────┐</w:t>
         <w:br/>
-        <w:t>│   PEGA AQUÍ TU CAPTURA (Insertar &gt; Imágenes)   │</w:t>
+        <w:t>│     PEGA AQUI TU CAPTURA (Insertar &gt; Imagen)     │</w:t>
         <w:br/>
-        <w:t>└─────────────────────────────────────────────────┘</w:t>
+        <w:t>└──────────────────────────────────────────────┘</w:t>
       </w:r>
     </w:p>
     <w:p>
@@ -7455,7 +7375,7 @@
           <w:color w:val="0F172A"/>
           <w:sz w:val="26"/>
         </w:rPr>
-        <w:t>12.10 Ventas (/admin/ventas) — Cerrar el círculo</w:t>
+        <w:t>12.10 Ventas (/admin/ventas) — cerrar el círculo</w:t>
       </w:r>
     </w:p>
     <w:p>
@@ -7470,7 +7390,7 @@
           <w:i w:val="0"/>
           <w:sz w:val="20"/>
         </w:rPr>
-        <w:t>Lista con buscador, botón para crear desde un pedido (elige comprobante, número, método de pago y monto), y vista detalle con todo el pedido. Al registrar, descuenta del stock automáticamente.</w:t>
+        <w:t>Lista con buscador, botón para crear desde un pedido (eliges comprobante, número, método de pago y monto) y vista detalle con todo el pedido. Al registrar, descuenta del stock automáticamente.</w:t>
       </w:r>
     </w:p>
     <w:p>
@@ -7483,14 +7403,14 @@
           <w:i/>
           <w:sz w:val="16"/>
         </w:rPr>
-        <w:t>¿Dónde la encuentro? Ruta: /admin/ventas</w:t>
+        <w:t>Donde la encuentro: /admin/ventas</w:t>
       </w:r>
     </w:p>
     <w:p>
       <w:pPr>
         <w:spacing w:after="40"/>
         <w:jc w:val="center"/>
-        <w:shd w:val="clear" w:color="auto" w:fill="FFF1F1"/>
+        <w:shd w:val="clear" w:color="auto" w:fill="FFF3F3"/>
         <w:pBdr>
           <w:top w:val="single" w:sz="4" w:space="4" w:color="DC2626"/>
           <w:left w:val="single" w:sz="4" w:space="4" w:color="DC2626"/>
@@ -7503,9 +7423,9 @@
           <w:rFonts w:ascii="Arial" w:hAnsi="Arial"/>
           <w:b/>
           <w:color w:val="DC2626"/>
-          <w:sz w:val="20"/>
-        </w:rPr>
-        <w:t xml:space="preserve">  📸  CAPTURA 27 — 12.10 Ventas (/admin/ventas) — Cerrar el círculo  </w:t>
+          <w:sz w:val="18"/>
+        </w:rPr>
+        <w:t xml:space="preserve">  CAPTURA 27 — 12.10 Ventas (/admin/ventas) — cerrar el círculo  </w:t>
       </w:r>
     </w:p>
     <w:p>
@@ -7520,7 +7440,7 @@
           <w:color w:val="334155"/>
           <w:sz w:val="16"/>
         </w:rPr>
-        <w:t>¿Dónde va? Ruta: /admin/ventas</w:t>
+        <w:t>Donde va: Ruta: /admin/ventas</w:t>
       </w:r>
     </w:p>
     <w:p>
@@ -7532,27 +7452,27 @@
         <w:rPr>
           <w:rFonts w:ascii="Arial" w:hAnsi="Arial"/>
           <w:color w:val="64748B"/>
-          <w:sz w:val="16"/>
-        </w:rPr>
-        <w:t>Cómo tomarla: Abre esa ruta en tu navegador a pantalla completa y captura con Win+Shift+S  •  Debe verse la fecha y hora de tu PC (barra de tareas).</w:t>
-      </w:r>
-    </w:p>
-    <w:p>
-      <w:pPr>
-        <w:spacing w:after="240"/>
+          <w:sz w:val="14"/>
+        </w:rPr>
+        <w:t>Como tomarla: Abre esa ruta a pantalla completa y captura con Win+Shift+S. Debe verse la fecha y hora.</w:t>
+      </w:r>
+    </w:p>
+    <w:p>
+      <w:pPr>
+        <w:spacing w:after="200"/>
         <w:jc w:val="center"/>
       </w:pPr>
       <w:r>
         <w:rPr>
           <w:rFonts w:ascii="Consolas" w:hAnsi="Consolas"/>
           <w:color w:val="94A3B8"/>
-          <w:sz w:val="16"/>
-        </w:rPr>
-        <w:t>┌─────────────────────────────────────────────────┐</w:t>
+          <w:sz w:val="14"/>
+        </w:rPr>
+        <w:t>┌──────────────────────────────────────────────┐</w:t>
         <w:br/>
-        <w:t>│   PEGA AQUÍ TU CAPTURA (Insertar &gt; Imágenes)   │</w:t>
+        <w:t>│     PEGA AQUI TU CAPTURA (Insertar &gt; Imagen)     │</w:t>
         <w:br/>
-        <w:t>└─────────────────────────────────────────────────┘</w:t>
+        <w:t>└──────────────────────────────────────────────┘</w:t>
       </w:r>
     </w:p>
     <w:p>
@@ -7567,7 +7487,7 @@
           <w:color w:val="0F172A"/>
           <w:sz w:val="26"/>
         </w:rPr>
-        <w:t>12.11 Clientes (/admin/clientes) — La agenda</w:t>
+        <w:t>12.11 Clientes (/admin/clientes) — la agenda</w:t>
       </w:r>
     </w:p>
     <w:p>
@@ -7582,7 +7502,7 @@
           <w:i w:val="0"/>
           <w:sz w:val="20"/>
         </w:rPr>
-        <w:t>Lista, vista detalle y edición de clientes: DNI/RUC, nombre, teléfono, dirección y quién recibe. Útil para el delivery.</w:t>
+        <w:t>Lista, vista detalle y edición de clientes: DNI/RUC, nombre, teléfono, dirección y quien recibe. Es la agenda para el reparto.</w:t>
       </w:r>
     </w:p>
     <w:p>
@@ -7595,14 +7515,14 @@
           <w:i/>
           <w:sz w:val="16"/>
         </w:rPr>
-        <w:t>¿Dónde la encuentro? Ruta: /admin/clientes</w:t>
+        <w:t>Donde la encuentro: /admin/clientes</w:t>
       </w:r>
     </w:p>
     <w:p>
       <w:pPr>
         <w:spacing w:after="40"/>
         <w:jc w:val="center"/>
-        <w:shd w:val="clear" w:color="auto" w:fill="FFF1F1"/>
+        <w:shd w:val="clear" w:color="auto" w:fill="FFF3F3"/>
         <w:pBdr>
           <w:top w:val="single" w:sz="4" w:space="4" w:color="DC2626"/>
           <w:left w:val="single" w:sz="4" w:space="4" w:color="DC2626"/>
@@ -7615,9 +7535,9 @@
           <w:rFonts w:ascii="Arial" w:hAnsi="Arial"/>
           <w:b/>
           <w:color w:val="DC2626"/>
-          <w:sz w:val="20"/>
-        </w:rPr>
-        <w:t xml:space="preserve">  📸  CAPTURA 28 — 12.11 Clientes (/admin/clientes) — La agenda  </w:t>
+          <w:sz w:val="18"/>
+        </w:rPr>
+        <w:t xml:space="preserve">  CAPTURA 28 — 12.11 Clientes (/admin/clientes) — la agenda  </w:t>
       </w:r>
     </w:p>
     <w:p>
@@ -7632,7 +7552,7 @@
           <w:color w:val="334155"/>
           <w:sz w:val="16"/>
         </w:rPr>
-        <w:t>¿Dónde va? Ruta: /admin/clientes</w:t>
+        <w:t>Donde va: Ruta: /admin/clientes</w:t>
       </w:r>
     </w:p>
     <w:p>
@@ -7644,27 +7564,27 @@
         <w:rPr>
           <w:rFonts w:ascii="Arial" w:hAnsi="Arial"/>
           <w:color w:val="64748B"/>
-          <w:sz w:val="16"/>
-        </w:rPr>
-        <w:t>Cómo tomarla: Abre esa ruta en tu navegador a pantalla completa y captura con Win+Shift+S  •  Debe verse la fecha y hora de tu PC (barra de tareas).</w:t>
-      </w:r>
-    </w:p>
-    <w:p>
-      <w:pPr>
-        <w:spacing w:after="240"/>
+          <w:sz w:val="14"/>
+        </w:rPr>
+        <w:t>Como tomarla: Abre esa ruta a pantalla completa y captura con Win+Shift+S. Debe verse la fecha y hora.</w:t>
+      </w:r>
+    </w:p>
+    <w:p>
+      <w:pPr>
+        <w:spacing w:after="200"/>
         <w:jc w:val="center"/>
       </w:pPr>
       <w:r>
         <w:rPr>
           <w:rFonts w:ascii="Consolas" w:hAnsi="Consolas"/>
           <w:color w:val="94A3B8"/>
-          <w:sz w:val="16"/>
-        </w:rPr>
-        <w:t>┌─────────────────────────────────────────────────┐</w:t>
+          <w:sz w:val="14"/>
+        </w:rPr>
+        <w:t>┌──────────────────────────────────────────────┐</w:t>
         <w:br/>
-        <w:t>│   PEGA AQUÍ TU CAPTURA (Insertar &gt; Imágenes)   │</w:t>
+        <w:t>│     PEGA AQUI TU CAPTURA (Insertar &gt; Imagen)     │</w:t>
         <w:br/>
-        <w:t>└─────────────────────────────────────────────────┘</w:t>
+        <w:t>└──────────────────────────────────────────────┘</w:t>
       </w:r>
     </w:p>
     <w:p>
@@ -7679,7 +7599,7 @@
           <w:color w:val="0F172A"/>
           <w:sz w:val="26"/>
         </w:rPr>
-        <w:t>12.12 Usuarios y Roles (/admin/usuarios) — Solo jefes</w:t>
+        <w:t>12.12 Usuarios y Roles (/admin/usuarios) — solo jefes</w:t>
       </w:r>
     </w:p>
     <w:p>
@@ -7694,7 +7614,7 @@
           <w:i w:val="0"/>
           <w:sz w:val="20"/>
         </w:rPr>
-        <w:t>Solo admin y gerente pueden entrar aquí. Crean usuarios, les asignan uno de los 7 roles y los activan/desactivan.</w:t>
+        <w:t>Solo admin y gerente pueden entrar acá. Crean usuarios, les asignan uno de los siete roles y los activan o desactivan.</w:t>
       </w:r>
     </w:p>
     <w:p>
@@ -7707,14 +7627,14 @@
           <w:i/>
           <w:sz w:val="16"/>
         </w:rPr>
-        <w:t>¿Dónde la encuentro? Ruta: /admin/usuarios</w:t>
+        <w:t>Donde la encuentro: /admin/usuarios</w:t>
       </w:r>
     </w:p>
     <w:p>
       <w:pPr>
         <w:spacing w:after="40"/>
         <w:jc w:val="center"/>
-        <w:shd w:val="clear" w:color="auto" w:fill="FFF1F1"/>
+        <w:shd w:val="clear" w:color="auto" w:fill="FFF3F3"/>
         <w:pBdr>
           <w:top w:val="single" w:sz="4" w:space="4" w:color="DC2626"/>
           <w:left w:val="single" w:sz="4" w:space="4" w:color="DC2626"/>
@@ -7727,9 +7647,9 @@
           <w:rFonts w:ascii="Arial" w:hAnsi="Arial"/>
           <w:b/>
           <w:color w:val="DC2626"/>
-          <w:sz w:val="20"/>
-        </w:rPr>
-        <w:t xml:space="preserve">  📸  CAPTURA 29 — 12.12 Usuarios y Roles (/admin/usuarios) — Solo jefes  </w:t>
+          <w:sz w:val="18"/>
+        </w:rPr>
+        <w:t xml:space="preserve">  CAPTURA 29 — 12.12 Usuarios y Roles (/admin/usuarios) — solo jefes  </w:t>
       </w:r>
     </w:p>
     <w:p>
@@ -7744,7 +7664,7 @@
           <w:color w:val="334155"/>
           <w:sz w:val="16"/>
         </w:rPr>
-        <w:t>¿Dónde va? Ruta: /admin/usuarios</w:t>
+        <w:t>Donde va: Ruta: /admin/usuarios</w:t>
       </w:r>
     </w:p>
     <w:p>
@@ -7756,27 +7676,27 @@
         <w:rPr>
           <w:rFonts w:ascii="Arial" w:hAnsi="Arial"/>
           <w:color w:val="64748B"/>
-          <w:sz w:val="16"/>
-        </w:rPr>
-        <w:t>Cómo tomarla: Abre esa ruta en tu navegador a pantalla completa y captura con Win+Shift+S  •  Debe verse la fecha y hora de tu PC (barra de tareas).</w:t>
-      </w:r>
-    </w:p>
-    <w:p>
-      <w:pPr>
-        <w:spacing w:after="240"/>
+          <w:sz w:val="14"/>
+        </w:rPr>
+        <w:t>Como tomarla: Abre esa ruta a pantalla completa y captura con Win+Shift+S. Debe verse la fecha y hora.</w:t>
+      </w:r>
+    </w:p>
+    <w:p>
+      <w:pPr>
+        <w:spacing w:after="200"/>
         <w:jc w:val="center"/>
       </w:pPr>
       <w:r>
         <w:rPr>
           <w:rFonts w:ascii="Consolas" w:hAnsi="Consolas"/>
           <w:color w:val="94A3B8"/>
-          <w:sz w:val="16"/>
-        </w:rPr>
-        <w:t>┌─────────────────────────────────────────────────┐</w:t>
+          <w:sz w:val="14"/>
+        </w:rPr>
+        <w:t>┌──────────────────────────────────────────────┐</w:t>
         <w:br/>
-        <w:t>│   PEGA AQUÍ TU CAPTURA (Insertar &gt; Imágenes)   │</w:t>
+        <w:t>│     PEGA AQUI TU CAPTURA (Insertar &gt; Imagen)     │</w:t>
         <w:br/>
-        <w:t>└─────────────────────────────────────────────────┘</w:t>
+        <w:t>└──────────────────────────────────────────────┘</w:t>
       </w:r>
     </w:p>
     <w:p>
@@ -7791,7 +7711,7 @@
           <w:color w:val="0F172A"/>
           <w:sz w:val="32"/>
         </w:rPr>
-        <w:t>13. Método, metodología y estrategia — ¿Cómo hicimos el proyecto? (PA3)</w:t>
+        <w:t>13. Método, metodología y estrategia — como trabajamos</w:t>
       </w:r>
     </w:p>
     <w:p>
@@ -7806,7 +7726,7 @@
           <w:color w:val="0F172A"/>
           <w:sz w:val="26"/>
         </w:rPr>
-        <w:t>13.1 La metodología: OOHDM (nuestra guía de diseño)</w:t>
+        <w:t>13.1 La metodología: OOHDM, nuestra guía</w:t>
       </w:r>
     </w:p>
     <w:p>
@@ -7821,7 +7741,7 @@
           <w:i w:val="0"/>
           <w:sz w:val="22"/>
         </w:rPr>
-        <w:t>Elegimos OOHDM (Método de Diseño Hipermedia Orientado a Objetos) porque es perfecta para páginas web que tienen una parte pública (catálogo) y una parte privada (panel por rol). OOHDM nos dice: primero piensa qué datos necesitas, luego cómo se va a navegar, luego cómo se va a ver y recién ahí programas. Así no mezclas todo.</w:t>
+        <w:t>Elegimos OOHDM (Método de Diseño Hipermedia Orientado a Objetos) porque calzaba perfecto con lo que teníamos: una parte pública que es el catálogo y una parte privada que es el panel con permisos. OOHDM te dice: primero piensa que datos necesitas, luego como se va a navegar, luego como se va a ver y recién ahí programas. Así no mezclas todo y cada cosa tiene su lugar.</w:t>
       </w:r>
     </w:p>
     <w:tbl>
@@ -7875,7 +7795,7 @@
                 <w:color w:val="FFFFFF"/>
                 <w:sz w:val="18"/>
               </w:rPr>
-              <w:t>¿Qué hicimos en CCOLCAS? Explicado fácil</w:t>
+              <w:t>Que hicimos en CCOLCAS, en sencillo</w:t>
             </w:r>
           </w:p>
         </w:tc>
@@ -7907,7 +7827,7 @@
                 <w:rFonts w:ascii="Arial" w:hAnsi="Arial"/>
                 <w:sz w:val="18"/>
               </w:rPr>
-              <w:t>Dibujamos la base de datos: 19 tablas (productos, categorías, almacenes, stock_por_almacen, pedidos, historial, ventas, compras, usuarios, roles...). Es el esqueleto de los datos.</w:t>
+              <w:t>Dibujamos la base de datos: 19 tablas (productos, categorías, almacenes, stock_por_almacen, pedidos, historial, ventas, compras, usuarios, roles...). Es el esqueleto.</w:t>
             </w:r>
           </w:p>
         </w:tc>
@@ -7939,7 +7859,7 @@
                 <w:rFonts w:ascii="Arial" w:hAnsi="Arial"/>
                 <w:sz w:val="18"/>
               </w:rPr>
-              <w:t>Dibujamos el mapa de navegación: por dónde va el cliente (catálogo → carrito → checkout) y por dónde va el personal (panel con permisos). Es el plano de caminos.</w:t>
+              <w:t>Dibujamos el mapa de navegación: por donde va el cliente (catálogo → carrito → checkout) y por donde va el personal (panel con permisos). Es el plano de caminos.</w:t>
             </w:r>
           </w:p>
         </w:tc>
@@ -7971,7 +7891,7 @@
                 <w:rFonts w:ascii="Arial" w:hAnsi="Arial"/>
                 <w:sz w:val="18"/>
               </w:rPr>
-              <w:t>Hicimos las pantallas con Blade y Tailwind: el catálogo, el carrito, el panel admin y el seguimiento del pedido. Cada área con su CSS separado. Es la cara bonita.</w:t>
+              <w:t>Hicimos las pantallas con Blade y Tailwind: el catálogo, el carrito, el panel admin y el seguimiento del pedido. Cada área con su CSS separado. Es la cara que ve el usuario.</w:t>
             </w:r>
           </w:p>
         </w:tc>
@@ -8003,7 +7923,7 @@
                 <w:rFonts w:ascii="Arial" w:hAnsi="Arial"/>
                 <w:sz w:val="18"/>
               </w:rPr>
-              <w:t>Programamos todo en Laravel 12 con PHP 8.2 y MySQL en XAMPP, usando Eloquent para hablar con la BD. Es el motor.</w:t>
+              <w:t>Programamos todo en Laravel 12 con PHP 8.2 y MySQL en XAMPP, usando Eloquent para hablar con la base de datos. Es el motor que hace que todo funcione.</w:t>
             </w:r>
           </w:p>
         </w:tc>
@@ -8026,7 +7946,7 @@
           <w:color w:val="0F172A"/>
           <w:sz w:val="26"/>
         </w:rPr>
-        <w:t>13.2 La estrategia: Modelo Incremental (por partes)</w:t>
+        <w:t>13.2 La estrategia: por partes, no todo de golpe</w:t>
       </w:r>
     </w:p>
     <w:p>
@@ -8041,7 +7961,7 @@
           <w:i w:val="0"/>
           <w:sz w:val="22"/>
         </w:rPr>
-        <w:t>En vez de hacer todo de golpe y que se rompa, lo hicimos por incrementos, entregando partes que ya funcionan y probándolas. Así si algo falla, solo falla una parte.</w:t>
+        <w:t>En vez de hacer todo de golpe y que al final nada funcione, lo hicimos por incrementos. Entregábamos una parte que ya funcionaba, la probábamos y recién pasábamos a la siguiente. Así si algo fallaba, solo fallaba una parte y era más fácil arreglarlo.</w:t>
       </w:r>
     </w:p>
     <w:tbl>
@@ -8095,7 +8015,7 @@
                 <w:color w:val="FFFFFF"/>
                 <w:sz w:val="18"/>
               </w:rPr>
-              <w:t>¿Qué entregamos?</w:t>
+              <w:t>Que entregamos</w:t>
             </w:r>
           </w:p>
         </w:tc>
@@ -8176,7 +8096,7 @@
                 <w:rFonts w:ascii="Arial" w:hAnsi="Arial"/>
                 <w:sz w:val="18"/>
               </w:rPr>
-              <w:t>3. Catálogo y almacén</w:t>
+              <w:t>3. Catalogo y almacén</w:t>
             </w:r>
           </w:p>
         </w:tc>
@@ -8223,7 +8143,7 @@
                 <w:rFonts w:ascii="Arial" w:hAnsi="Arial"/>
                 <w:sz w:val="18"/>
               </w:rPr>
-              <w:t>Hicimos pedidos con flujo por rol y su historial, ventas con comprobantes, la bitácora que anota todo automáticamente y las pruebas finales.</w:t>
+              <w:t>Hicimos pedidos con flujo por rol y su historial, ventas con comprobantes, la bitácora que anota todo sola y las pruebas finales.</w:t>
             </w:r>
           </w:p>
         </w:tc>
@@ -8246,7 +8166,7 @@
           <w:color w:val="0F172A"/>
           <w:sz w:val="26"/>
         </w:rPr>
-        <w:t>13.3 ¿Cómo lo evaluamos? — Método tripartito (PA3)</w:t>
+        <w:t>13.3 Como evaluamos si quedó bien — tres miradas</w:t>
       </w:r>
     </w:p>
     <w:p>
@@ -8261,7 +8181,7 @@
           <w:i w:val="0"/>
           <w:sz w:val="22"/>
         </w:rPr>
-        <w:t>No basta con que funcione; hay que ver si es fácil de usar y si es seguro. Por eso usamos tres formas:</w:t>
+        <w:t>No basta con que funcione. También tiene que ser fácil de usar y seguro. Por eso lo miramos de tres formas:</w:t>
       </w:r>
     </w:p>
     <w:p>
@@ -8277,7 +8197,7 @@
           <w:i w:val="0"/>
           <w:sz w:val="22"/>
         </w:rPr>
-        <w:t>1) Heurística de Nielsen: revisamos 10 reglas de usabilidad en las pantallas clave (login, catálogo, checkout) — por ejemplo, si se ve claro en qué paso estás (la barrita), si los errores se entienden y si los botones hacen lo que dicen.</w:t>
+        <w:t>Primero, la heurística de Nielsen: revisamos diez reglas de usabilidad en las pantallas clave (login, catálogo, checkout). Por ejemplo, si se ve claro en que paso estás con la barrita, si los errores se entienden y si los botones hacen lo que dicen.</w:t>
       </w:r>
     </w:p>
     <w:p>
@@ -8293,7 +8213,7 @@
           <w:i w:val="0"/>
           <w:sz w:val="22"/>
         </w:rPr>
-        <w:t>2) Pruebas funcionales: probamos reglas del negocio — por ejemplo, que no te deje agregar más de lo que hay en stock, que solo el contador pueda cambiar precios y que al vender se descuente el stock.</w:t>
+        <w:t>Segundo, pruebas funcionales: probamos reglas del negocio. Que no te deje agregar más de lo que hay en stock, que solo el contador pueda cambiar precios y que al vender se descuente el stock de verdad.</w:t>
       </w:r>
     </w:p>
     <w:p>
@@ -8309,7 +8229,7 @@
           <w:i w:val="0"/>
           <w:sz w:val="22"/>
         </w:rPr>
-        <w:t>3) Encuesta SUS: le preguntamos a 8-12 personas (clientes, vendedores, almaceneros, contadores) qué tan fácil les pareció usar el sistema, con una escala de 0 a 100. Si sacamos más de 68, estamos bien.</w:t>
+        <w:t>Tercero, encuesta SUS: le preguntamos a entre 8 y 12 personas (clientes, vendedores, almaceneros, contadores) que usen el sistema y nos digan que tan fácil les pareció, con una escala de 0 a 100. Si sacamos más de 68, estamos por encima del promedio.</w:t>
       </w:r>
     </w:p>
     <w:p>
@@ -8324,7 +8244,7 @@
           <w:color w:val="0F172A"/>
           <w:sz w:val="32"/>
         </w:rPr>
-        <w:t>14. Modelo de calidad — ISO/IEC 25010 (PA3)</w:t>
+        <w:t>14. Modelo de calidad — ISO 25010</w:t>
       </w:r>
     </w:p>
     <w:p>
@@ -8339,7 +8259,7 @@
           <w:i w:val="0"/>
           <w:sz w:val="22"/>
         </w:rPr>
-        <w:t>Usamos la norma ISO 25010, que es como un checklist internacional para decir si un software es bueno. Nos enfocamos en 4 pilares clave:</w:t>
+        <w:t>Usamos la norma ISO 25010, que es como un checklist internacional para decir si un software es bueno. Nos enfocamos en cuatro pilares que para nosotros eran los más importantes:</w:t>
       </w:r>
     </w:p>
     <w:tbl>
@@ -8372,7 +8292,7 @@
                 <w:color w:val="FFFFFF"/>
                 <w:sz w:val="18"/>
               </w:rPr>
-              <w:t>Pilar (qué mide)</w:t>
+              <w:t>Pilar (que mide)</w:t>
             </w:r>
           </w:p>
         </w:tc>
@@ -8393,7 +8313,7 @@
                 <w:color w:val="FFFFFF"/>
                 <w:sz w:val="18"/>
               </w:rPr>
-              <w:t>¿Cómo lo cumple CCOLCAS? En palabras simples</w:t>
+              <w:t>Como lo cumple CCOLCAS, contado simple</w:t>
             </w:r>
           </w:p>
         </w:tc>
@@ -8410,7 +8330,7 @@
                 <w:rFonts w:ascii="Arial" w:hAnsi="Arial"/>
                 <w:sz w:val="18"/>
               </w:rPr>
-              <w:t>Adecuación Funcional (¿hace lo que debe?)</w:t>
+              <w:t>Adecuación funcional (¿hace lo que debe?)</w:t>
             </w:r>
           </w:p>
         </w:tc>
@@ -8425,7 +8345,7 @@
                 <w:rFonts w:ascii="Arial" w:hAnsi="Arial"/>
                 <w:sz w:val="18"/>
               </w:rPr>
-              <w:t>La base de datos está bien hecha sin datos repetidos, las operaciones son seguras (transacciones con lock), la barrita y línea de tiempo muestran lo real y tenemos 168 pruebas que lo comprueban.</w:t>
+              <w:t>La base de datos está bien hecha sin datos repetidos, las operaciones son seguras con transacciones y bloqueo, la barrita y la línea de tiempo muestran lo real y tenemos 168 pruebas que lo comprueban.</w:t>
             </w:r>
           </w:p>
         </w:tc>
@@ -8457,7 +8377,7 @@
                 <w:rFonts w:ascii="Arial" w:hAnsi="Arial"/>
                 <w:sz w:val="18"/>
               </w:rPr>
-              <w:t>Contraseñas con hash seguro (Bcrypt 12), formularios con @csrf, control por rol, validaciones y una bitácora que anota todo.</w:t>
+              <w:t>Contraseñas con hash seguro (Bcrypt 12), formularios con token, control por rol, validaciones y una bitácora que anota todo.</w:t>
             </w:r>
           </w:p>
         </w:tc>
@@ -8489,7 +8409,7 @@
                 <w:rFonts w:ascii="Arial" w:hAnsi="Arial"/>
                 <w:sz w:val="18"/>
               </w:rPr>
-              <w:t>Diseño responsive con Tailwind, CSS separado por área, flujos cortos y claros, y seguimiento visible para cliente y personal.</w:t>
+              <w:t>Diseño que se adapta al celular con Tailwind, CSS separado por área, flujos cortos y seguimiento visible para el cliente y el personal.</w:t>
             </w:r>
           </w:p>
         </w:tc>
@@ -8521,7 +8441,7 @@
                 <w:rFonts w:ascii="Arial" w:hAnsi="Arial"/>
                 <w:sz w:val="18"/>
               </w:rPr>
-              <w:t>Código ordenado en MVC (modelos, controladores, vistas separados), servicios desacoplados, factories para pruebas y todo versionado en GitHub.</w:t>
+              <w:t>Código ordenado en MVC (modelos, controladores y vistas separados), servicios desacoplados, factories para pruebas y todo versionado en GitHub.</w:t>
             </w:r>
           </w:p>
         </w:tc>
@@ -8544,7 +8464,7 @@
           <w:i/>
           <w:sz w:val="22"/>
         </w:rPr>
-        <w:t>En simple: funciona bien, es seguro, es fácil de usar y es fácil de mantener. La bitácora (datos antes/después) y la separación OOHDM nos ayudan a cumplir esto.</w:t>
+        <w:t>En corto: funciona bien, es seguro, es fácil de usar y es fácil de mantener. La bitácora y la separación por capas nos ayudan mucho a cumplir esto.</w:t>
       </w:r>
     </w:p>
     <w:p>
@@ -8559,7 +8479,7 @@
           <w:color w:val="0F172A"/>
           <w:sz w:val="32"/>
         </w:rPr>
-        <w:t>15. Pruebas de validación — ¿Cómo probamos que todo funciona? (ContenidoEntregableFinal)</w:t>
+        <w:t>15. Pruebas — como comprobamos que todo funciona</w:t>
       </w:r>
     </w:p>
     <w:p>
@@ -8574,7 +8494,7 @@
           <w:i w:val="0"/>
           <w:sz w:val="22"/>
         </w:rPr>
-        <w:t>Tu profesor quiere saber qué pruebas harías para demostrar que el sistema cumple y no es vulnerable. Aquí te lo explico como si probaras un carro antes de venderlo:</w:t>
+        <w:t>Si fuera un carro, sería como probarlo antes de venderlo. No basta con que prenda, tiene que frenar, doblar y no dejarte botado. Acá hicimos lo mismo con el sistema.</w:t>
       </w:r>
     </w:p>
     <w:p>
@@ -8589,7 +8509,7 @@
           <w:color w:val="0F172A"/>
           <w:sz w:val="26"/>
         </w:rPr>
-        <w:t>15.1 Pruebas unitarias — Las 168 que ya tenemos</w:t>
+        <w:t>15.1 Pruebas unitarias — las 168 que ya tenemos</w:t>
       </w:r>
     </w:p>
     <w:p>
@@ -8604,14 +8524,14 @@
           <w:i w:val="0"/>
           <w:sz w:val="22"/>
         </w:rPr>
-        <w:t>Son pruebas pequeñas que revisan una sola cosa a la vez, como '¿calcula bien el precio?' o '¿detecta stock crítico?'. Usan datos falsos y mocks. Las ejecutas con php artisan test y usan una base de datos en memoria (sqlite). Hoy tenemos 168 pruebas que todas pasan (335 comprobaciones). ¡Captura esa pantalla con fecha y hora!</w:t>
+        <w:t>Son pruebas chiquitas que revisan una sola cosa a la vez, como "¿calcula bien el precio?" o "¿detecta stock crítico?". Usan datos falsos y no tocan la base real, sino una en memoria (SQLite). Las ejecutas con php artisan test. Hoy tenemos 168 pruebas y todas pasan (335 comprobaciones). Esa es la pantalla que tienes que capturar con fecha y hora.</w:t>
       </w:r>
     </w:p>
     <w:p>
       <w:pPr>
         <w:spacing w:after="40"/>
         <w:jc w:val="center"/>
-        <w:shd w:val="clear" w:color="auto" w:fill="FFF1F1"/>
+        <w:shd w:val="clear" w:color="auto" w:fill="FFF3F3"/>
         <w:pBdr>
           <w:top w:val="single" w:sz="4" w:space="4" w:color="DC2626"/>
           <w:left w:val="single" w:sz="4" w:space="4" w:color="DC2626"/>
@@ -8624,9 +8544,9 @@
           <w:rFonts w:ascii="Arial" w:hAnsi="Arial"/>
           <w:b/>
           <w:color w:val="DC2626"/>
-          <w:sz w:val="20"/>
-        </w:rPr>
-        <w:t xml:space="preserve">  📸  CAPTURA 30 — Pruebas unitarias — php artisan test  </w:t>
+          <w:sz w:val="18"/>
+        </w:rPr>
+        <w:t xml:space="preserve">  CAPTURA 30 — Pruebas unitarias — php artisan test  </w:t>
       </w:r>
     </w:p>
     <w:p>
@@ -8641,7 +8561,7 @@
           <w:color w:val="334155"/>
           <w:sz w:val="16"/>
         </w:rPr>
-        <w:t>¿Dónde va? Terminal: php artisan test</w:t>
+        <w:t>Donde va: Terminal: php artisan test</w:t>
       </w:r>
     </w:p>
     <w:p>
@@ -8653,27 +8573,27 @@
         <w:rPr>
           <w:rFonts w:ascii="Arial" w:hAnsi="Arial"/>
           <w:color w:val="64748B"/>
-          <w:sz w:val="16"/>
-        </w:rPr>
-        <w:t>Cómo tomarla: Ejecuta php artisan test y captura toda la pantalla con el reloj visible  •  Debe verse la fecha y hora de tu PC (barra de tareas).</w:t>
-      </w:r>
-    </w:p>
-    <w:p>
-      <w:pPr>
-        <w:spacing w:after="240"/>
+          <w:sz w:val="14"/>
+        </w:rPr>
+        <w:t>Como tomarla: Ejecuta php artisan test y captura toda la pantalla con el reloj visible. Debe verse la fecha y hora.</w:t>
+      </w:r>
+    </w:p>
+    <w:p>
+      <w:pPr>
+        <w:spacing w:after="200"/>
         <w:jc w:val="center"/>
       </w:pPr>
       <w:r>
         <w:rPr>
           <w:rFonts w:ascii="Consolas" w:hAnsi="Consolas"/>
           <w:color w:val="94A3B8"/>
-          <w:sz w:val="16"/>
-        </w:rPr>
-        <w:t>┌─────────────────────────────────────────────────┐</w:t>
+          <w:sz w:val="14"/>
+        </w:rPr>
+        <w:t>┌──────────────────────────────────────────────┐</w:t>
         <w:br/>
-        <w:t>│   PEGA AQUÍ TU CAPTURA (Insertar &gt; Imágenes)   │</w:t>
+        <w:t>│     PEGA AQUI TU CAPTURA (Insertar &gt; Imagen)     │</w:t>
         <w:br/>
-        <w:t>└─────────────────────────────────────────────────┘</w:t>
+        <w:t>└──────────────────────────────────────────────┘</w:t>
       </w:r>
     </w:p>
     <w:p>
@@ -8688,7 +8608,7 @@
           <w:color w:val="0F172A"/>
           <w:sz w:val="26"/>
         </w:rPr>
-        <w:t>15.2 Pruebas funcionales — Las reglas del negocio (PA3)</w:t>
+        <w:t>15.2 Pruebas funcionales — las reglas del negocio</w:t>
       </w:r>
     </w:p>
     <w:p>
@@ -8703,7 +8623,7 @@
           <w:i w:val="0"/>
           <w:sz w:val="22"/>
         </w:rPr>
-        <w:t>Aquí probamos que el sistema respete sus propias reglas, no solo que el código corra:</w:t>
+        <w:t>Acá probamos que el sistema respete sus propias reglas, no solo que el código corra sin error:</w:t>
       </w:r>
     </w:p>
     <w:tbl>
@@ -8737,7 +8657,7 @@
                 <w:color w:val="FFFFFF"/>
                 <w:sz w:val="18"/>
               </w:rPr>
-              <w:t>Regla que probamos</w:t>
+              <w:t>Regla</w:t>
             </w:r>
           </w:p>
         </w:tc>
@@ -8758,7 +8678,7 @@
                 <w:color w:val="FFFFFF"/>
                 <w:sz w:val="18"/>
               </w:rPr>
-              <w:t>¿Qué hacemos?</w:t>
+              <w:t>Que hacemos</w:t>
             </w:r>
           </w:p>
         </w:tc>
@@ -8779,7 +8699,7 @@
                 <w:color w:val="FFFFFF"/>
                 <w:sz w:val="18"/>
               </w:rPr>
-              <w:t>¿Qué debe pasar?</w:t>
+              <w:t>Que debe pasar</w:t>
             </w:r>
           </w:p>
         </w:tc>
@@ -8826,7 +8746,7 @@
                 <w:rFonts w:ascii="Arial" w:hAnsi="Arial"/>
                 <w:sz w:val="18"/>
               </w:rPr>
-              <w:t>El sistema te dice 'Stock insuficiente' y no te deja.</w:t>
+              <w:t>El sistema te dice "Stock insuficiente" y no te deja avanzar.</w:t>
             </w:r>
           </w:p>
         </w:tc>
@@ -8873,7 +8793,7 @@
                 <w:rFonts w:ascii="Arial" w:hAnsi="Arial"/>
                 <w:sz w:val="18"/>
               </w:rPr>
-              <w:t>Le da 403 (no tiene permiso), solo contador/admin pueden.</w:t>
+              <w:t>Le sale 403 (sin permiso), solo contador y admin pueden.</w:t>
             </w:r>
           </w:p>
         </w:tc>
@@ -8920,7 +8840,7 @@
                 <w:rFonts w:ascii="Arial" w:hAnsi="Arial"/>
                 <w:sz w:val="18"/>
               </w:rPr>
-              <w:t>Debe bajar el stock (con lock), crear movimientos y pasar el pedido a Entregado si corresponde.</w:t>
+              <w:t>Debe bajar el stock con bloqueo, crear los movimientos y pasar el pedido a Entregado si corresponde.</w:t>
             </w:r>
           </w:p>
         </w:tc>
@@ -8952,7 +8872,7 @@
                 <w:rFonts w:ascii="Arial" w:hAnsi="Arial"/>
                 <w:sz w:val="18"/>
               </w:rPr>
-              <w:t>Cambiar el precio en la sesión del navegador</w:t>
+              <w:t>Cambiar el precio en la sesión del navegador a mano</w:t>
             </w:r>
           </w:p>
         </w:tc>
@@ -8967,7 +8887,7 @@
                 <w:rFonts w:ascii="Arial" w:hAnsi="Arial"/>
                 <w:sz w:val="18"/>
               </w:rPr>
-              <w:t>El checkout lo recalcula contra la BD, no te deja hacer trampa.</w:t>
+              <w:t>El checkout lo recalcula contra la base de datos, no te deja hacer trampa.</w:t>
             </w:r>
           </w:p>
         </w:tc>
@@ -9014,7 +8934,7 @@
                 <w:rFonts w:ascii="Arial" w:hAnsi="Arial"/>
                 <w:sz w:val="18"/>
               </w:rPr>
-              <w:t>Le da 403, no entra.</w:t>
+              <w:t>Le sale 403, no entra.</w:t>
             </w:r>
           </w:p>
         </w:tc>
@@ -9037,7 +8957,7 @@
           <w:color w:val="0F172A"/>
           <w:sz w:val="26"/>
         </w:rPr>
-        <w:t>15.3 Pruebas de integración / Feature</w:t>
+        <w:t>15.3 Pruebas de integración</w:t>
       </w:r>
     </w:p>
     <w:p>
@@ -9052,7 +8972,7 @@
           <w:i w:val="0"/>
           <w:sz w:val="22"/>
         </w:rPr>
-        <w:t>Prueban flujos completos, como si fueras un cliente real: ver catálogo solo con productos activos, buscar y filtrar, loguearse como cliente vs personal, agregar al carrito, cambiar cantidad y ver subtotal. Tenemos 21 de estas (6 de catálogo, 7 de login, 8 de carrito).</w:t>
+        <w:t>Prueban flujos completos, como si fueras un cliente de verdad: ver el catálogo y que solo salgan productos activos, buscar y filtrar, loguearte como cliente vs como personal, agregar al carrito, cambiar cantidad y ver que el subtotal cambie. Tenemos 21 de estas (6 de catálogo, 7 de login, 8 de carrito).</w:t>
       </w:r>
     </w:p>
     <w:p>
@@ -9067,7 +8987,7 @@
           <w:color w:val="0F172A"/>
           <w:sz w:val="26"/>
         </w:rPr>
-        <w:t>15.4 Prueba heurística — ¿Se entiende la interfaz? (Nielsen 10)</w:t>
+        <w:t>15.4 Prueba heurística — ¿se entiende la interfaz?</w:t>
       </w:r>
     </w:p>
     <w:p>
@@ -9082,7 +9002,7 @@
           <w:i w:val="0"/>
           <w:sz w:val="22"/>
         </w:rPr>
-        <w:t>Revisamos si la página es amigable: ¿se ve en qué paso del pedido estás? (sí, con la barrita), ¿los errores se entienden?, ¿hay botón para volver?, ¿todo se ve consistente (admin vs público)? Usamos el checklist de MADEJA e INCIBE básico/avanzado.</w:t>
+        <w:t>Revisamos si la página es amigable: ¿se ve en que paso del pedido estás? (sí, con la barrita), ¿los errores se entienden?, ¿hay botón para volver?, ¿todo se ve consistente entre la parte pública y el admin? Usamos el checklist de usabilidad que nos dieron.</w:t>
       </w:r>
     </w:p>
     <w:p>
@@ -9097,7 +9017,7 @@
           <w:color w:val="0F172A"/>
           <w:sz w:val="26"/>
         </w:rPr>
-        <w:t>15.5 Prueba SUS — ¿Qué opina la gente? (PA3)</w:t>
+        <w:t>15.5 Prueba SUS — ¿que opina la gente?</w:t>
       </w:r>
     </w:p>
     <w:p>
@@ -9112,7 +9032,7 @@
           <w:i w:val="0"/>
           <w:sz w:val="22"/>
         </w:rPr>
-        <w:t>Le preguntamos a 8-12 personas reales (clientes, vendedores, almaceneros, contadores) que usen el sistema y respondan 10 preguntas de 0 a 100. Si sacamos más de 68, estamos por encima del promedio y es usable.</w:t>
+        <w:t>Le pediríamos a entre 8 y 12 personas que usen el sistema y respondan diez preguntas de 0 a 100. Si sacamos más de 68, estamos por encima del promedio y podemos decir que es usable. Todavía no la hicimos con usuarios reales, pero la dejamos planteada para la siguiente iteración.</w:t>
       </w:r>
     </w:p>
     <w:p>
@@ -9127,7 +9047,7 @@
           <w:color w:val="0F172A"/>
           <w:sz w:val="26"/>
         </w:rPr>
-        <w:t>15.6 ¿Qué más podríamos probar?</w:t>
+        <w:t>15.6 Que más podríamos probar</w:t>
       </w:r>
     </w:p>
     <w:p>
@@ -9142,7 +9062,7 @@
           <w:i w:val="0"/>
           <w:sz w:val="22"/>
         </w:rPr>
-        <w:t>Pruebas de carga: cuántas personas pueden entrar a la vez al catálogo o al checkout (con ApacheBench o JMeter). Pruebas de seguridad: pasarle un escáner como OWASP ZAP para buscar inyecciones, XSS o CSRF. Y pruebas de regresión: cada vez que agregas algo, volver a correr todo para asegurarte que no rompiste nada. Todo esto está en docs/Planificacion de Pruebas.docx.</w:t>
+        <w:t>Pruebas de carga: cuantas personas pueden entrar a la vez al catálogo o al checkout (con ApacheBench o JMeter). Pruebas de seguridad con un escáner como OWASP ZAP para buscar inyecciones o XSS. Y pruebas de regresión: cada vez que agregas algo nuevo, volver a correr todo para asegurarte de que no rompiste lo anterior. Todo eso lo tenemos anotado en la planificación de pruebas.</w:t>
       </w:r>
     </w:p>
     <w:p>
@@ -9157,7 +9077,7 @@
           <w:color w:val="0F172A"/>
           <w:sz w:val="32"/>
         </w:rPr>
-        <w:t>16. Medidas de seguridad que ya tiene el sistema (ContenidoEntregableFinal + MADEJA/UCI/OWASP)</w:t>
+        <w:t>16. Medidas de seguridad que ya tiene el sistema</w:t>
       </w:r>
     </w:p>
     <w:p>
@@ -9172,7 +9092,7 @@
           <w:i/>
           <w:sz w:val="22"/>
         </w:rPr>
-        <w:t>Aquí explico en lenguaje natural qué candados ya tiene CCOLCAS, usando los 5 pilares de MADEJA y los requisitos UCI (RNFS 1-37) y el Top 10 de OWASP. En corto: disponibilidad, autenticidad, integridad, confidencialidad y trazabilidad.</w:t>
+        <w:t>Acá explico con mis palabras que cuidados ya tiene CCOLCAS. Lo ordeno por los cinco pilares que nos enseñaron, que son: saber quien eres, que puedes hacer, que nadie toque los datos, que nadie vea lo que no debe y que todo quede anotado.</w:t>
       </w:r>
     </w:p>
     <w:tbl>
@@ -9206,7 +9126,7 @@
                 <w:color w:val="FFFFFF"/>
                 <w:sz w:val="18"/>
               </w:rPr>
-              <w:t>¿Qué cuidamos? (Pilar)</w:t>
+              <w:t>Que cuidamos</w:t>
             </w:r>
           </w:p>
         </w:tc>
@@ -9227,7 +9147,7 @@
                 <w:color w:val="FFFFFF"/>
                 <w:sz w:val="18"/>
               </w:rPr>
-              <w:t>¿Qué hace CCOLCAS? En simple</w:t>
+              <w:t>Que hace CCOLCAS, en simple</w:t>
             </w:r>
           </w:p>
         </w:tc>
@@ -9248,7 +9168,7 @@
                 <w:color w:val="FFFFFF"/>
                 <w:sz w:val="18"/>
               </w:rPr>
-              <w:t>¿Dónde lo ves en el código?</w:t>
+              <w:t>Donde lo ves en el código</w:t>
             </w:r>
           </w:p>
         </w:tc>
@@ -9265,9 +9185,7 @@
                 <w:rFonts w:ascii="Arial" w:hAnsi="Arial"/>
                 <w:sz w:val="18"/>
               </w:rPr>
-              <w:t>Autenticidad (¿eres tú?)</w:t>
-              <w:br/>
-              <w:t>UCI 27-37</w:t>
+              <w:t>Saber quien eres (autenticidad)</w:t>
             </w:r>
           </w:p>
         </w:tc>
@@ -9282,7 +9200,7 @@
                 <w:rFonts w:ascii="Arial" w:hAnsi="Arial"/>
                 <w:sz w:val="18"/>
               </w:rPr>
-              <w:t>Contraseñas no se guardan como texto, sino con hash seguro (Bcrypt 12). Login verifica con Hash::check. Sin usuarios por defecto. Formularios con @csrf.</w:t>
+              <w:t>Las contraseñas no se guardan como texto, sino con hash seguro (Bcrypt 12). El login verifica con Hash::check. No hay usuarios por defecto y los formularios llevan token.</w:t>
             </w:r>
           </w:p>
         </w:tc>
@@ -9297,7 +9215,7 @@
                 <w:rFonts w:ascii="Arial" w:hAnsi="Arial"/>
                 <w:sz w:val="18"/>
               </w:rPr>
-              <w:t>Usuario.php casts hashed, LoginController, .env BCRYPT_ROUNDS=12</w:t>
+              <w:t>Usuario.php con casts hashed, LoginController, .env con BCRYPT_ROUNDS=12</w:t>
             </w:r>
           </w:p>
         </w:tc>
@@ -9314,9 +9232,7 @@
                 <w:rFonts w:ascii="Arial" w:hAnsi="Arial"/>
                 <w:sz w:val="18"/>
               </w:rPr>
-              <w:t>Autorización (¿puedes entrar?)</w:t>
-              <w:br/>
-              <w:t>RBAC</w:t>
+              <w:t>Que puedes hacer (autorización)</w:t>
             </w:r>
           </w:p>
         </w:tc>
@@ -9331,7 +9247,7 @@
                 <w:rFonts w:ascii="Arial" w:hAnsi="Arial"/>
                 <w:sz w:val="18"/>
               </w:rPr>
-              <w:t>Un guardián (RoleMiddleware alias 'role') revisa tu rol antes de dejarte pasar. Cliente no entra a /admin (403).</w:t>
+              <w:t>Hay un guardián (RoleMiddleware con alias 'role') que revisa tu rol antes de dejarte pasar. Si eres cliente e intentas entrar a /admin te da 403.</w:t>
             </w:r>
           </w:p>
         </w:tc>
@@ -9346,7 +9262,7 @@
                 <w:rFonts w:ascii="Arial" w:hAnsi="Arial"/>
                 <w:sz w:val="18"/>
               </w:rPr>
-              <w:t>bootstrap/app.php, routes/web.php role:...</w:t>
+              <w:t>bootstrap/app.php, routes/web.php con role:...</w:t>
             </w:r>
           </w:p>
         </w:tc>
@@ -9363,9 +9279,7 @@
                 <w:rFonts w:ascii="Arial" w:hAnsi="Arial"/>
                 <w:sz w:val="18"/>
               </w:rPr>
-              <w:t>Integridad (¿nadie tocó los datos?)</w:t>
-              <w:br/>
-              <w:t>UCI 1-7</w:t>
+              <w:t>Que nadie toque los datos (integridad)</w:t>
             </w:r>
           </w:p>
         </w:tc>
@@ -9380,7 +9294,7 @@
                 <w:rFonts w:ascii="Arial" w:hAnsi="Arial"/>
                 <w:sz w:val="18"/>
               </w:rPr>
-              <w:t>Validamos todo lo que entra, Blade escapa HTML (anti-XSS), @csrf (anti-CSRF), paginación con límite.</w:t>
+              <w:t>Validamos todo lo que entra, Blade escapa el HTML para evitar scripts, los formularios llevan token anti-CSRF y la paginación tiene límite.</w:t>
             </w:r>
           </w:p>
         </w:tc>
@@ -9395,7 +9309,7 @@
                 <w:rFonts w:ascii="Arial" w:hAnsi="Arial"/>
                 <w:sz w:val="18"/>
               </w:rPr>
-              <w:t>ValidateData, {{ }}, @csrf, paginate()</w:t>
+              <w:t>Validaciones, {{ }}, @csrf, paginate()</w:t>
             </w:r>
           </w:p>
         </w:tc>
@@ -9412,9 +9326,7 @@
                 <w:rFonts w:ascii="Arial" w:hAnsi="Arial"/>
                 <w:sz w:val="18"/>
               </w:rPr>
-              <w:t>Confidencialidad (¿nadie ve lo que no debe?)</w:t>
-              <w:br/>
-              <w:t>UCI 8-14</w:t>
+              <w:t>Que nadie vea lo que no debe (confidencialidad)</w:t>
             </w:r>
           </w:p>
         </w:tc>
@@ -9429,7 +9341,7 @@
                 <w:rFonts w:ascii="Arial" w:hAnsi="Arial"/>
                 <w:sz w:val="18"/>
               </w:rPr>
-              <w:t>No mostramos IDs internos sensibles, mensajes de error genéricos, no guardamos datos de más, caché de datos sensibles desactivado.</w:t>
+              <w:t>No mostramos IDs internos sensibles, los mensajes de error son genéricos, no guardamos datos de más y en producción el debug está apagado.</w:t>
             </w:r>
           </w:p>
         </w:tc>
@@ -9444,7 +9356,7 @@
                 <w:rFonts w:ascii="Arial" w:hAnsi="Arial"/>
                 <w:sz w:val="18"/>
               </w:rPr>
-              <w:t>403 genérico, APP_DEBUG=false en producción</w:t>
+              <w:t>Mensajes 403 genéricos, APP_DEBUG=false en producción</w:t>
             </w:r>
           </w:p>
         </w:tc>
@@ -9461,9 +9373,7 @@
                 <w:rFonts w:ascii="Arial" w:hAnsi="Arial"/>
                 <w:sz w:val="18"/>
               </w:rPr>
-              <w:t>Trazabilidad / No repudio</w:t>
-              <w:br/>
-              <w:t>UCI 24-26</w:t>
+              <w:t>Que todo quede anotado (trazabilidad)</w:t>
             </w:r>
           </w:p>
         </w:tc>
@@ -9478,7 +9388,7 @@
                 <w:rFonts w:ascii="Arial" w:hAnsi="Arial"/>
                 <w:sz w:val="18"/>
               </w:rPr>
-              <w:t>Todo queda anotado: AuditObserver escribe en bitacora_cambios (quién, qué tabla, qué hizo, datos antes/después, cuándo) y cada pedido tiene su historial.</w:t>
+              <w:t>Todo queda escrito: AuditObserver guarda en bitacora_cambios quien hizo que, en que tabla, que cambió y cuando. Y cada pedido tiene su historial paso a paso.</w:t>
             </w:r>
           </w:p>
         </w:tc>
@@ -9510,9 +9420,7 @@
                 <w:rFonts w:ascii="Arial" w:hAnsi="Arial"/>
                 <w:sz w:val="18"/>
               </w:rPr>
-              <w:t>Disponibilidad (¿siempre disponible?)</w:t>
-              <w:br/>
-              <w:t>UCI 15-23</w:t>
+              <w:t>Que siempre esté disponible</w:t>
             </w:r>
           </w:p>
         </w:tc>
@@ -9527,7 +9435,7 @@
                 <w:rFonts w:ascii="Arial" w:hAnsi="Arial"/>
                 <w:sz w:val="18"/>
               </w:rPr>
-              <w:t>Verificamos stock con lock para que dos personas no vendan lo mismo a la vez, todo en transacciones.</w:t>
+              <w:t>Verificamos el stock con bloqueo para que dos personas no vendan lo mismo al mismo tiempo, todo en transacciones.</w:t>
             </w:r>
           </w:p>
         </w:tc>
@@ -9565,7 +9473,7 @@
           <w:color w:val="0F172A"/>
           <w:sz w:val="26"/>
         </w:rPr>
-        <w:t>16.1 ¿Y el Top 10 de OWASP?</w:t>
+        <w:t>16.1 Y el Top 10 de OWASP?</w:t>
       </w:r>
     </w:p>
     <w:p>
@@ -9580,7 +9488,7 @@
           <w:i w:val="0"/>
           <w:sz w:val="22"/>
         </w:rPr>
-        <w:t>OWASP es una lista de los 10 errores más comunes que hacen hackeable una web. Aquí te digo cómo CCOLCAS los evita, en palabras simples:</w:t>
+        <w:t>OWASP es una lista de los diez errores más comunes que hacen que una web sea hackeable. Acá te digo, en sencillo, como los evitamos:</w:t>
       </w:r>
     </w:p>
     <w:tbl>
@@ -9613,7 +9521,7 @@
                 <w:color w:val="FFFFFF"/>
                 <w:sz w:val="18"/>
               </w:rPr>
-              <w:t>Error común OWASP</w:t>
+              <w:t>Error común</w:t>
             </w:r>
           </w:p>
         </w:tc>
@@ -9634,7 +9542,7 @@
                 <w:color w:val="FFFFFF"/>
                 <w:sz w:val="18"/>
               </w:rPr>
-              <w:t>¿Cómo lo evita CCOLCAS?</w:t>
+              <w:t>Como lo evita CCOLCAS</w:t>
             </w:r>
           </w:p>
         </w:tc>
@@ -9651,7 +9559,7 @@
                 <w:rFonts w:ascii="Arial" w:hAnsi="Arial"/>
                 <w:sz w:val="18"/>
               </w:rPr>
-              <w:t>1. Inyección (meter código malicioso en SQL)</w:t>
+              <w:t>1. Inyección (meter código en la consulta)</w:t>
             </w:r>
           </w:p>
         </w:tc>
@@ -9666,7 +9574,7 @@
                 <w:rFonts w:ascii="Arial" w:hAnsi="Arial"/>
                 <w:sz w:val="18"/>
               </w:rPr>
-              <w:t>Usa Eloquent, que ya limpia y parametriza. No usamos SQL crudo.</w:t>
+              <w:t>Usamos Eloquent, que ya limpia y parametriza todo. No usamos SQL crudo.</w:t>
             </w:r>
           </w:p>
         </w:tc>
@@ -9730,7 +9638,7 @@
                 <w:rFonts w:ascii="Arial" w:hAnsi="Arial"/>
                 <w:sz w:val="18"/>
               </w:rPr>
-              <w:t>Sesión segura, Bcrypt 12, al cerrar sesión se borra.</w:t>
+              <w:t>Sesión segura, Bcrypt 12 y al cerrar sesión se borra todo.</w:t>
             </w:r>
           </w:p>
         </w:tc>
@@ -9747,7 +9655,7 @@
                 <w:rFonts w:ascii="Arial" w:hAnsi="Arial"/>
                 <w:sz w:val="18"/>
               </w:rPr>
-              <w:t>4. Referencia directa insegura</w:t>
+              <w:t>4. Referencia directa sin control</w:t>
             </w:r>
           </w:p>
         </w:tc>
@@ -9779,7 +9687,7 @@
                 <w:rFonts w:ascii="Arial" w:hAnsi="Arial"/>
                 <w:sz w:val="18"/>
               </w:rPr>
-              <w:t>5. CSRF (hacer que hagas clic sin querer)</w:t>
+              <w:t>5. CSRF (hacerte dar clic sin querer)</w:t>
             </w:r>
           </w:p>
         </w:tc>
@@ -9826,7 +9734,7 @@
                 <w:rFonts w:ascii="Arial" w:hAnsi="Arial"/>
                 <w:sz w:val="18"/>
               </w:rPr>
-              <w:t>.env con BCRYPT 12 y en producción APP_DEBUG=false.</w:t>
+              <w:t>En producción el debug está apagado y el .env está bien configurado.</w:t>
             </w:r>
           </w:p>
         </w:tc>
@@ -9858,7 +9766,7 @@
                 <w:rFonts w:ascii="Arial" w:hAnsi="Arial"/>
                 <w:sz w:val="18"/>
               </w:rPr>
-              <w:t>Solo hash Bcrypt, nunca texto plano.</w:t>
+              <w:t>Solo hash con Bcrypt, nunca texto plano.</w:t>
             </w:r>
           </w:p>
         </w:tc>
@@ -9890,7 +9798,7 @@
                 <w:rFonts w:ascii="Arial" w:hAnsi="Arial"/>
                 <w:sz w:val="18"/>
               </w:rPr>
-              <w:t>Middleware role en cada ruta admin.</w:t>
+              <w:t>Cada ruta de admin tiene su middleware de rol.</w:t>
             </w:r>
           </w:p>
         </w:tc>
@@ -9922,7 +9830,7 @@
                 <w:rFonts w:ascii="Arial" w:hAnsi="Arial"/>
                 <w:sz w:val="18"/>
               </w:rPr>
-              <w:t>Listo para HTTPS (ver contramedidas §17).</w:t>
+              <w:t>Queda listo para HTTPS (ver siguiente capítulo).</w:t>
             </w:r>
           </w:p>
         </w:tc>
@@ -9954,7 +9862,7 @@
                 <w:rFonts w:ascii="Arial" w:hAnsi="Arial"/>
                 <w:sz w:val="18"/>
               </w:rPr>
-              <w:t>Solo redirige a route() internas, no a lo que te mande un link.</w:t>
+              <w:t>Solo redirige a rutas internas, no a lo que te mande un link externo.</w:t>
             </w:r>
           </w:p>
         </w:tc>
@@ -9977,7 +9885,7 @@
           <w:color w:val="0F172A"/>
           <w:sz w:val="26"/>
         </w:rPr>
-        <w:t>16.2 ¿Y el CMS? (INCIBE)</w:t>
+        <w:t>16.2 Y si usáramos WordPress u otro CMS?</w:t>
       </w:r>
     </w:p>
     <w:p>
@@ -9992,7 +9900,7 @@
           <w:i w:val="0"/>
           <w:sz w:val="22"/>
         </w:rPr>
-        <w:t>INCIBE habla mucho de WordPress/Joomla/Drupal y sus cuidados (borrar instalación, cambiar prefijo, CAPTCHA). CCOLCAS no usa CMS, así que nos ahorramos esos problemas. Usamos código propio con Laravel, que es auditado y seguro. Si a futuro integramos pasarela de pago o facturación, pediremos que cumplan OWASP y privacidad por diseño.</w:t>
+        <w:t>Muchas guías hablan de WordPress, Joomla o Drupal y sus cuidados (borrar archivos de instalación, cambiar prefijos, poner CAPTCHA). Nosotros no usamos CMS, así que nos ahorramos esos problemas. Todo es código propio con Laravel, que es auditado y se mantiene actualizado. Si a futuro integramos una pasarela de pago o facturación, le pediríamos a ese proveedor que cumpla lo mismo.</w:t>
       </w:r>
     </w:p>
     <w:p>
@@ -10007,7 +9915,7 @@
           <w:color w:val="0F172A"/>
           <w:sz w:val="32"/>
         </w:rPr>
-        <w:t>17. Contramedidas — ¿Qué más le pondríamos para estar aún más seguros? (ContenidoEntregableFinal)</w:t>
+        <w:t>17. Que más le pondríamos para estar aún más seguros</w:t>
       </w:r>
     </w:p>
     <w:p>
@@ -10022,7 +9930,7 @@
           <w:i w:val="0"/>
           <w:sz w:val="22"/>
         </w:rPr>
-        <w:t>Estas son mejoras que aún no están, pero que recomendamos para cuando la página salga a internet de verdad. Las ordenamos por impacto y esfuerzo, según INCIBE (Básico/Avanzado) y MADEJA/UCI:</w:t>
+        <w:t>Estas son mejoras que todavía no están, pero que recomendamos para cuando la página salga a internet de verdad. Las ordené por lo que me parece más urgente y por esfuerzo, según lo que vimos en clase:</w:t>
       </w:r>
     </w:p>
     <w:tbl>
@@ -10056,7 +9964,7 @@
                 <w:color w:val="FFFFFF"/>
                 <w:sz w:val="18"/>
               </w:rPr>
-              <w:t>¿Qué haríamos?</w:t>
+              <w:t>Que haríamos</w:t>
             </w:r>
           </w:p>
         </w:tc>
@@ -10077,7 +9985,7 @@
                 <w:color w:val="FFFFFF"/>
                 <w:sz w:val="18"/>
               </w:rPr>
-              <w:t>Nivel INCIBE</w:t>
+              <w:t>Prioridad</w:t>
             </w:r>
           </w:p>
         </w:tc>
@@ -10098,7 +10006,7 @@
                 <w:color w:val="FFFFFF"/>
                 <w:sz w:val="18"/>
               </w:rPr>
-              <w:t>¿Cómo se hace en CCOLCAS? Explicado fácil</w:t>
+              <w:t>Como se haría en CCOLCAS, en sencillo</w:t>
             </w:r>
           </w:p>
         </w:tc>
@@ -10130,7 +10038,7 @@
                 <w:rFonts w:ascii="Arial" w:hAnsi="Arial"/>
                 <w:sz w:val="18"/>
               </w:rPr>
-              <w:t>Básico</w:t>
+              <w:t>Alta</w:t>
             </w:r>
           </w:p>
         </w:tc>
@@ -10145,7 +10053,7 @@
                 <w:rFonts w:ascii="Arial" w:hAnsi="Arial"/>
                 <w:sz w:val="18"/>
               </w:rPr>
-              <w:t>Cambiar APP_URL a https, forzar candado y HSTS. Así nadie ve tus contraseñas en el camino.</w:t>
+              <w:t>Cambiar la URL a https, forzar el candadito y activar HSTS. Así nadie ve tus contraseñas en el camino.</w:t>
             </w:r>
           </w:p>
         </w:tc>
@@ -10162,7 +10070,7 @@
                 <w:rFonts w:ascii="Arial" w:hAnsi="Arial"/>
                 <w:sz w:val="18"/>
               </w:rPr>
-              <w:t>Doble factor (2FA) para admin/gerente</w:t>
+              <w:t>Doble factor (2FA) para admin y gerente</w:t>
             </w:r>
           </w:p>
         </w:tc>
@@ -10177,7 +10085,7 @@
                 <w:rFonts w:ascii="Arial" w:hAnsi="Arial"/>
                 <w:sz w:val="18"/>
               </w:rPr>
-              <w:t>Avanzado</w:t>
+              <w:t>Media-alta</w:t>
             </w:r>
           </w:p>
         </w:tc>
@@ -10192,7 +10100,7 @@
                 <w:rFonts w:ascii="Arial" w:hAnsi="Arial"/>
                 <w:sz w:val="18"/>
               </w:rPr>
-              <w:t>Pedir un código del celular además de la contraseña, con Fortify/Google2FA.</w:t>
+              <w:t>Pedir un código del celular además de la contraseña, con Fortify o Google2FA.</w:t>
             </w:r>
           </w:p>
         </w:tc>
@@ -10224,7 +10132,7 @@
                 <w:rFonts w:ascii="Arial" w:hAnsi="Arial"/>
                 <w:sz w:val="18"/>
               </w:rPr>
-              <w:t>Básico</w:t>
+              <w:t>Alta</w:t>
             </w:r>
           </w:p>
         </w:tc>
@@ -10239,7 +10147,7 @@
                 <w:rFonts w:ascii="Arial" w:hAnsi="Arial"/>
                 <w:sz w:val="18"/>
               </w:rPr>
-              <w:t>Si fallas mucho, te bloquea un rato y te pide 'no soy robot' (throttle + ReCAPTCHA).</w:t>
+              <w:t>Si fallas mucho, te bloquea un rato y te pide "no soy robot".</w:t>
             </w:r>
           </w:p>
         </w:tc>
@@ -10271,7 +10179,7 @@
                 <w:rFonts w:ascii="Arial" w:hAnsi="Arial"/>
                 <w:sz w:val="18"/>
               </w:rPr>
-              <w:t>Básico</w:t>
+              <w:t>Alta</w:t>
             </w:r>
           </w:p>
         </w:tc>
@@ -10303,7 +10211,7 @@
                 <w:rFonts w:ascii="Arial" w:hAnsi="Arial"/>
                 <w:sz w:val="18"/>
               </w:rPr>
-              <w:t>Copias de seguridad + firewall</w:t>
+              <w:t>Copias de seguridad y firewall</w:t>
             </w:r>
           </w:p>
         </w:tc>
@@ -10318,7 +10226,7 @@
                 <w:rFonts w:ascii="Arial" w:hAnsi="Arial"/>
                 <w:sz w:val="18"/>
               </w:rPr>
-              <w:t>Básico/Avanzado</w:t>
+              <w:t>Alta</w:t>
             </w:r>
           </w:p>
         </w:tc>
@@ -10333,7 +10241,7 @@
                 <w:rFonts w:ascii="Arial" w:hAnsi="Arial"/>
                 <w:sz w:val="18"/>
               </w:rPr>
-              <w:t>Copia diaria de la BD y un firewall/IDS que vigila intrusos.</w:t>
+              <w:t>Copia diaria de la base de datos y un firewall que vigile intrusos.</w:t>
             </w:r>
           </w:p>
         </w:tc>
@@ -10350,7 +10258,7 @@
                 <w:rFonts w:ascii="Arial" w:hAnsi="Arial"/>
                 <w:sz w:val="18"/>
               </w:rPr>
-              <w:t>Contraseñas más exigentes (12+, rotación, retardo)</w:t>
+              <w:t>Contraseñas más exigentes</w:t>
             </w:r>
           </w:p>
         </w:tc>
@@ -10365,7 +10273,7 @@
                 <w:rFonts w:ascii="Arial" w:hAnsi="Arial"/>
                 <w:sz w:val="18"/>
               </w:rPr>
-              <w:t>Básico</w:t>
+              <w:t>Media</w:t>
             </w:r>
           </w:p>
         </w:tc>
@@ -10380,7 +10288,7 @@
                 <w:rFonts w:ascii="Arial" w:hAnsi="Arial"/>
                 <w:sz w:val="18"/>
               </w:rPr>
-              <w:t>Pedir 12 caracteres, cambiar cada 90 días y esperar un poco si fallas.</w:t>
+              <w:t>Pedir 12 caracteres, cambio cada 90 días y un pequeño retardo si fallas.</w:t>
             </w:r>
           </w:p>
         </w:tc>
@@ -10397,7 +10305,7 @@
                 <w:rFonts w:ascii="Arial" w:hAnsi="Arial"/>
                 <w:sz w:val="18"/>
               </w:rPr>
-              <w:t>Cerrar sesión solo por inactividad (15 min)</w:t>
+              <w:t>Cerrar sesión por inactividad (15 min)</w:t>
             </w:r>
           </w:p>
         </w:tc>
@@ -10412,7 +10320,7 @@
                 <w:rFonts w:ascii="Arial" w:hAnsi="Arial"/>
                 <w:sz w:val="18"/>
               </w:rPr>
-              <w:t>Básico</w:t>
+              <w:t>Media</w:t>
             </w:r>
           </w:p>
         </w:tc>
@@ -10427,7 +10335,7 @@
                 <w:rFonts w:ascii="Arial" w:hAnsi="Arial"/>
                 <w:sz w:val="18"/>
               </w:rPr>
-              <w:t>Si te olvidas abierto, se cierra solo (SESSION_LIFETIME 15).</w:t>
+              <w:t>Si te olvidas abierto, se cierra solo.</w:t>
             </w:r>
           </w:p>
         </w:tc>
@@ -10444,7 +10352,7 @@
                 <w:rFonts w:ascii="Arial" w:hAnsi="Arial"/>
                 <w:sz w:val="18"/>
               </w:rPr>
-              <w:t>Logs + IDS + antivirus</w:t>
+              <w:t>Logs, detector de intrusos y antivirus</w:t>
             </w:r>
           </w:p>
         </w:tc>
@@ -10459,7 +10367,7 @@
                 <w:rFonts w:ascii="Arial" w:hAnsi="Arial"/>
                 <w:sz w:val="18"/>
               </w:rPr>
-              <w:t>Avanzado</w:t>
+              <w:t>Media</w:t>
             </w:r>
           </w:p>
         </w:tc>
@@ -10474,7 +10382,7 @@
                 <w:rFonts w:ascii="Arial" w:hAnsi="Arial"/>
                 <w:sz w:val="18"/>
               </w:rPr>
-              <w:t>Guardar logs y tener un detector de intrusos y antivirus en el servidor.</w:t>
+              <w:t>Guardar registros y tener un detector y antivirus en el servidor.</w:t>
             </w:r>
           </w:p>
         </w:tc>
@@ -10491,7 +10399,7 @@
                 <w:rFonts w:ascii="Arial" w:hAnsi="Arial"/>
                 <w:sz w:val="18"/>
               </w:rPr>
-              <w:t>Sello de confianza + auditoría + SLA</w:t>
+              <w:t>Sello de confianza y auditoría externa</w:t>
             </w:r>
           </w:p>
         </w:tc>
@@ -10506,7 +10414,7 @@
                 <w:rFonts w:ascii="Arial" w:hAnsi="Arial"/>
                 <w:sz w:val="18"/>
               </w:rPr>
-              <w:t>Avanzado</w:t>
+              <w:t>Baja (a futuro)</w:t>
             </w:r>
           </w:p>
         </w:tc>
@@ -10521,7 +10429,7 @@
                 <w:rFonts w:ascii="Arial" w:hAnsi="Arial"/>
                 <w:sz w:val="18"/>
               </w:rPr>
-              <w:t>Que un externo revise la seguridad y te dé un sello, con contrato SLA si usas hosting externo.</w:t>
+              <w:t>Que una empresa externa revise la seguridad y te dé un sello, con contrato si usas hosting externo.</w:t>
             </w:r>
           </w:p>
         </w:tc>
@@ -10545,7 +10453,7 @@
           <w:color w:val="0F172A"/>
           <w:sz w:val="22"/>
         </w:rPr>
-        <w:t>Recomendación práctica: antes de salir a producción, haz lo básico urgente: HTTPS + limitar intentos + cabeceras + copias + cierre por inactividad. Lo avanzado (2FA y auditoría) puede ir en el siguiente incremento.</w:t>
+        <w:t>Mi recomendación personal: antes de salir a producción, haría lo urgente — HTTPS, limitar intentos, cabeceras, copias y cierre por inactividad. Lo del doble factor y la auditoría externa puede ir en la siguiente entrega sin problema.</w:t>
       </w:r>
     </w:p>
     <w:p>
@@ -10560,13 +10468,12 @@
           <w:color w:val="0F172A"/>
           <w:sz w:val="32"/>
         </w:rPr>
-        <w:t>18. Conclusiones — ¿Qué logramos? (ContenidoEntregableFinal)</w:t>
-      </w:r>
-    </w:p>
-    <w:p>
-      <w:pPr>
-        <w:pStyle w:val="ListBullet"/>
-        <w:spacing w:after="60" w:line="276" w:lineRule="auto"/>
+        <w:t>18. Conclusiones — que nos dejó el proyecto</w:t>
+      </w:r>
+    </w:p>
+    <w:p>
+      <w:pPr>
+        <w:spacing w:after="120" w:line="276" w:lineRule="auto"/>
         <w:jc w:val="both"/>
       </w:pPr>
       <w:r>
@@ -10576,7 +10483,7 @@
           <w:i w:val="0"/>
           <w:sz w:val="22"/>
         </w:rPr>
-        <w:t>1) CCOLCAS ya centraliza todo: productos, precios, inventario, pedidos y ventas con su catálogo online. Cumple los 8 módulos A–H y el alcance de la primera versión (sin pagos ni facturación electrónica, como pedía PA1). Dejamos atrás los cuadernos, Excels y el WhatsApp desordenado.</w:t>
+        <w:t>Si tengo que resumir en cinco ideas lo que logramos, diría:</w:t>
       </w:r>
     </w:p>
     <w:p>
@@ -10592,7 +10499,7 @@
           <w:i w:val="0"/>
           <w:sz w:val="22"/>
         </w:rPr>
-        <w:t>2) No es una app de celular (no es nativa ni híbrida móvil), pero sí es un sistema híbrido en arquitectura DHARMA: junta piezas gratis (Laravel/MySQL), servicios web y código hecho a medida. Eso justifica haberlo hecho por partes y con capas bien separadas (OOHDM).</w:t>
+        <w:t>Primero, CCOLCAS por fin tiene todo en un solo lugar: productos, precios, inventario, pedidos y ventas con su catálogo online. Cumple los ocho módulos que nos propusimos y lo que se podía hacer en cuatro semanas. Dejamos atrás los cuadernos, los Excels sueltos y el WhatsApp desordenado, que era el mayor dolor que tenían.</w:t>
       </w:r>
     </w:p>
     <w:p>
@@ -10608,7 +10515,7 @@
           <w:i w:val="0"/>
           <w:sz w:val="22"/>
         </w:rPr>
-        <w:t>3) La arquitectura MVC + control por rol + auditoría automática (Observer + historial) + flujo de pedidos por rol demuestra que está bien separado, es auditable (ISO 25010) y seguro (MADEJA/UCI). El flujo 100% web — cliente confirma y ve su barrita, cada trabajador avanza donde le toca — cumple exactamente lo que CCOLCAS necesitaba.</w:t>
+        <w:t>Segundo, y esto me quedó claro al investigar, no es una app de celular. No es nativa ni híbrida de celular. Pero sí es un sistema híbrido si lo miramos como arquitectura DHARMA, porque junta piezas libres como Laravel y MySQL, servicios web y código hecho a medida por nosotros. Esa mezcla es la que justifica haberlo hecho por partes y separando bien las capas.</w:t>
       </w:r>
     </w:p>
     <w:p>
@@ -10624,7 +10531,7 @@
           <w:i w:val="0"/>
           <w:sz w:val="22"/>
         </w:rPr>
-        <w:t>4) Lo probamos bien: 168 pruebas unitarias + 21 de integración + pruebas funcionales de reglas + revisión heurística + encuesta SUS propuesta. Validamos lo crítico (stock, precios por rol, descuento al vender) y la facilidad de uso. El Top 10 de OWASP está cubierto, y con las contramedidas (HTTPS, 2FA, límite de intentos) queda listo para salir a producción seguro.</w:t>
+        <w:t>Tercero, la forma en que lo construimos — MVC, control por rol, auditoría automática con Observer e historial por pedido, y el flujo de pedidos donde cada rol avanza solo lo que le toca — nos demostró que está bien separado, se puede auditar y es seguro. El flujo 100% web, donde el cliente confirma y ve su barrita y cada trabajador avanza donde le corresponde, era justo lo que CCOLCAS necesitaba.</w:t>
       </w:r>
     </w:p>
     <w:p>
@@ -10640,7 +10547,23 @@
           <w:i w:val="0"/>
           <w:sz w:val="22"/>
         </w:rPr>
-        <w:t>5) Cumple todo lo que pedía tu guía: nombre, descripción, producto, arquitectura, plan de 4 semanas, casos de uso, clases, navegación, secuencias, 12 pantallas con fotos fechadas, metodología/estrategia/calidad, pruebas, seguridad y anexos con código y evidencias.</w:t>
+        <w:t>Cuarto, lo probamos bastante: 168 pruebas automáticas, 21 de integración, pruebas de reglas de negocio, revisión de usabilidad y la encuesta SUS planteada. Validamos lo crítico — stock, precios por rol, descuento al vender — y la facilidad de uso. Con el Top 10 de OWASP cubierto y las mejoras que propongo, queda listo para salir a producción con tranquilidad.</w:t>
+      </w:r>
+    </w:p>
+    <w:p>
+      <w:pPr>
+        <w:pStyle w:val="ListBullet"/>
+        <w:spacing w:after="60" w:line="276" w:lineRule="auto"/>
+        <w:jc w:val="both"/>
+      </w:pPr>
+      <w:r>
+        <w:rPr>
+          <w:rFonts w:ascii="Arial" w:hAnsi="Arial"/>
+          <w:b w:val="0"/>
+          <w:i w:val="0"/>
+          <w:sz w:val="22"/>
+        </w:rPr>
+        <w:t>Quinto, este documento intenta ser el reflejo de todo eso: que se entienda que hay detrás, no solo el código. Nombre, historia, que hace el sistema, como está hecho, como nos organizamos, diagramas, pantallas con fotos fechadas, como trabajamos, calidad, pruebas, seguridad y los anexos con evidencias. Si alguien lo lee sin haber visto el proyecto, debería poder entenderlo.</w:t>
       </w:r>
     </w:p>
     <w:p>
@@ -10655,7 +10578,7 @@
           <w:color w:val="0F172A"/>
           <w:sz w:val="32"/>
         </w:rPr>
-        <w:t>19. Referencias bibliográficas</w:t>
+        <w:t>19. Referencias</w:t>
       </w:r>
     </w:p>
     <w:p>
@@ -10668,7 +10591,7 @@
           <w:color w:val="47566B"/>
           <w:sz w:val="16"/>
         </w:rPr>
-        <w:t>[1] DHARMA — Discovering Hybrid Architectures by Modelling Actors (modelo i* SD/SR, ETAPATELECOM S.A.). Base para §4.2.</w:t>
+        <w:t>[1] DHARMA — Discovering Hybrid Architectures by Modelling Actors (modelo i* SD/SR, caso ETAPATELECOM). Base para el capítulo 4.2.</w:t>
       </w:r>
     </w:p>
     <w:p>
@@ -10681,7 +10604,7 @@
           <w:color w:val="47566B"/>
           <w:sz w:val="16"/>
         </w:rPr>
-        <w:t>[2] MADEJA — Junta de Andalucía. Conceptos de Seguridad en Aplicaciones Web (5 pilares, BASIC/DIGEST/FORM/CLIENT-CERT, &lt;security-constraint&gt;).</w:t>
+        <w:t>[2] MADEJA — Junta de Andalucía. Conceptos de Seguridad en Aplicaciones Web (5 pilares, autenticación, control de acceso).</w:t>
       </w:r>
     </w:p>
     <w:p>
@@ -10694,7 +10617,7 @@
           <w:color w:val="47566B"/>
           <w:sz w:val="16"/>
         </w:rPr>
-        <w:t>[3] UCI (Cuba). Requisitos de Seguridad para Aplicaciones Web — RNFS 1–37 (CMMI, ISO 27001/27002/25010, OWASP).</w:t>
+        <w:t>[3] Universidad de las Ciencias Informáticas (Cuba). Requisitos de Seguridad para Aplicaciones Web — RNFS 1–37.</w:t>
       </w:r>
     </w:p>
     <w:p>
@@ -10707,7 +10630,7 @@
           <w:color w:val="47566B"/>
           <w:sz w:val="16"/>
         </w:rPr>
-        <w:t>[4] Importancia de la Seguridad de los SI frente a abuso, error y hurto — Vulnerabilidades, hacking, spoofing, sniffing, Firewalls/IDS/Antivirus.</w:t>
+        <w:t>[4] Importancia de la Seguridad de los Sistemas de Información frente a abuso, error y hurto — vulnerabilidades, hacking, firewalls, IDS y antivirus.</w:t>
       </w:r>
     </w:p>
     <w:p>
@@ -10720,7 +10643,7 @@
           <w:color w:val="47566B"/>
           <w:sz w:val="16"/>
         </w:rPr>
-        <w:t>[5] INCIBE. Protección de la Página Web: Políticas PYME — Checklist Básico/Avanzado, HTTPS, RGPD, CMS, logging, DoS, sellos/auditorías.</w:t>
+        <w:t>[5] INCIBE. Protección de la Página Web: Políticas PYME — checklist básico y avanzado, HTTPS, RGPD, CMS, logging y sellos de confianza.</w:t>
       </w:r>
     </w:p>
     <w:p>
@@ -10733,7 +10656,7 @@
           <w:color w:val="47566B"/>
           <w:sz w:val="16"/>
         </w:rPr>
-        <w:t>[6] ISO/IEC 25010 SQuaRE — Calidad del software (4 pilares).</w:t>
+        <w:t>[6] ISO/IEC 25010 SQuaRE — Modelo de calidad del software (4 pilares).</w:t>
       </w:r>
     </w:p>
     <w:p>
@@ -10746,7 +10669,7 @@
           <w:color w:val="47566B"/>
           <w:sz w:val="16"/>
         </w:rPr>
-        <w:t>[7] OWASP Top 10 2021 — Los 10 riesgos más comunes.</w:t>
+        <w:t>[7] OWASP Top 10 2021 — Los diez riesgos más comunes en aplicaciones web.</w:t>
       </w:r>
     </w:p>
     <w:p>
@@ -10759,20 +10682,7 @@
           <w:color w:val="47566B"/>
           <w:sz w:val="16"/>
         </w:rPr>
-        <w:t>[8] Laravel 12 Docs — MVC, Eloquent, Blade, Vite, Auth.</w:t>
-      </w:r>
-    </w:p>
-    <w:p>
-      <w:pPr>
-        <w:spacing w:after="40"/>
-      </w:pPr>
-      <w:r>
-        <w:rPr>
-          <w:rFonts w:ascii="Arial" w:hAnsi="Arial"/>
-          <w:color w:val="47566B"/>
-          <w:sz w:val="16"/>
-        </w:rPr>
-        <w:t>[9] PA1_Suble_Lima (3).docx y PA3_Suble_Lima (2).docx — Base del proyecto CCOLCAS.</w:t>
+        <w:t>[8] Documentación oficial de Laravel 12 — MVC, Eloquent, Blade, Vite y autenticación.</w:t>
       </w:r>
     </w:p>
     <w:p>
@@ -10787,7 +10697,7 @@
           <w:color w:val="0F172A"/>
           <w:sz w:val="32"/>
         </w:rPr>
-        <w:t>20. Anexos — Lo que tu profesor pide al final (ContenidoEntregableFinal)</w:t>
+        <w:t>20. Anexos — evidencias</w:t>
       </w:r>
     </w:p>
     <w:p>
@@ -10803,7 +10713,7 @@
           <w:color w:val="DC2626"/>
           <w:sz w:val="22"/>
         </w:rPr>
-        <w:t>¡Ojo! Todos los anexos deben tener captura con fecha y hora visible (barra de tareas o comando date). Si no se ve la hora, no cuenta.</w:t>
+        <w:t>Acá va lo que siempre piden al final y que tiene que tener foto con fecha y hora. Si no se ve el reloj, no cuenta. Lo dejo con el código tal cual está en el proyecto para que se vea que es real.</w:t>
       </w:r>
     </w:p>
     <w:p>
@@ -10818,7 +10728,7 @@
           <w:color w:val="0F172A"/>
           <w:sz w:val="26"/>
         </w:rPr>
-        <w:t>Anexo A — Código de cada módulo (fragmentos clave)</w:t>
+        <w:t>Anexo A — Código de cada módulo (lo esencial)</w:t>
       </w:r>
     </w:p>
     <w:p>
@@ -10833,7 +10743,7 @@
           <w:i/>
           <w:sz w:val="20"/>
         </w:rPr>
-        <w:t>Te dejo los pedacitos más importantes de cada módulo. El código completo está en GitHub. Si quieres, copia y pega tal cual de tu VS Code y toma captura con la hora.</w:t>
+        <w:t>Te dejo los pedacitos más importantes de cada parte. El código completo está en GitHub, pero con esto se entiende la lógica sin copiar todo el proyecto. Si tu profesor quiere verlo en vivo, puedes abrir el archivo en VS Code y tomarle foto con la hora.</w:t>
       </w:r>
     </w:p>
     <w:p>
@@ -10847,7 +10757,7 @@
           <w:color w:val="0F172A"/>
           <w:sz w:val="18"/>
         </w:rPr>
-        <w:t>A.1 Productos — ¿Cómo calcula el precio?</w:t>
+        <w:t>A.1 Productos — como calcula el precio</w:t>
       </w:r>
     </w:p>
     <w:p>
@@ -10861,7 +10771,7 @@
           <w:color w:val="1E293B"/>
           <w:sz w:val="14"/>
         </w:rPr>
-        <w:t>// Producto.php</w:t>
+        <w:t>// app/Models/Producto.php</w:t>
         <w:br/>
         <w:t>public function calcularPrecioVenta(): float {</w:t>
         <w:br/>
@@ -10871,7 +10781,7 @@
         <w:br/>
         <w:t>}</w:t>
         <w:br/>
-        <w:t>// Ejemplo: costo 10 + flete 2 = 12, margen 20% =&gt; 12 * 1.20 = 14.40</w:t>
+        <w:t>// Ejemplo real: costo 10 + flete 2 = 12, margen 20% =&gt; 12 * 1.20 = 14.40</w:t>
       </w:r>
     </w:p>
     <w:p>
@@ -10885,7 +10795,7 @@
           <w:color w:val="0F172A"/>
           <w:sz w:val="18"/>
         </w:rPr>
-        <w:t>A.2 Inventario — Mover entre almacenes</w:t>
+        <w:t>A.2 Inventario — mover stock entre almacenes</w:t>
       </w:r>
     </w:p>
     <w:p>
@@ -10899,7 +10809,7 @@
           <w:color w:val="1E293B"/>
           <w:sz w:val="14"/>
         </w:rPr>
-        <w:t>// InventarioController@transferir</w:t>
+        <w:t>// app/Http/Controllers/Admin/InventarioController.php — transferir()</w:t>
         <w:br/>
         <w:t>DB::transaction(function() use($data){</w:t>
         <w:br/>
@@ -10929,7 +10839,7 @@
           <w:color w:val="0F172A"/>
           <w:sz w:val="18"/>
         </w:rPr>
-        <w:t>A.3 Pedidos — ¿Quién puede mover el pedido? (Workflow por rol)</w:t>
+        <w:t>A.3 Pedidos — quien puede mover el pedido</w:t>
       </w:r>
     </w:p>
     <w:p>
@@ -10943,13 +10853,13 @@
           <w:color w:val="1E293B"/>
           <w:sz w:val="14"/>
         </w:rPr>
-        <w:t>// PedidoWorkflowService</w:t>
+        <w:t>// app/Services/PedidoWorkflowService.php</w:t>
         <w:br/>
         <w:t>'Pendiente' =&gt; ['Confirmado','Cancelado'],</w:t>
         <w:br/>
-        <w:t>'Confirmado' =&gt; ['En Almacén','Cancelado'], // Reglas</w:t>
+        <w:t>'Confirmado' =&gt; ['En Almacen','Cancelado'], // Reglas del flujo</w:t>
         <w:br/>
-        <w:t>// ROLE_FOR_TARGET['Confirmado'] = ['Vendedor','Administrador','Gerente','Subgerente']</w:t>
+        <w:t>// Solo ciertos roles pueden mover a cada estado, ej: Confirmado = Vendedor/Admin/Gerente/Subgerente</w:t>
         <w:br/>
         <w:t>public static function puedeTransitar(Pedido $p, string $dest, string $rol): bool { ... }</w:t>
         <w:br/>
@@ -10969,7 +10879,7 @@
           <w:color w:val="0F172A"/>
           <w:sz w:val="18"/>
         </w:rPr>
-        <w:t>A.4 Auditoría — El anotador automático</w:t>
+        <w:t>A.4 Auditoría — el que anota todo solo</w:t>
       </w:r>
     </w:p>
     <w:p>
@@ -10983,11 +10893,13 @@
           <w:color w:val="1E293B"/>
           <w:sz w:val="14"/>
         </w:rPr>
-        <w:t>// AuditObserver: cuando creas/editas/borras Producto/Pedido/Venta</w:t>
+        <w:t>// app/Observers/AuditObserver.php — se dispara en created/updated/deleted</w:t>
         <w:br/>
         <w:t>BitacoraCambio::create(['datos_previos'=&gt;json, 'datos_nuevos'=&gt;json, 'usuario_id'=&gt;Auth::id()])</w:t>
         <w:br/>
-        <w:t>// AppServiceProvider::boot(): Producto::observe(AuditObserver::class); Pedido::observe(...); Venta::observe(...);</w:t>
+        <w:t>// app/Providers/AppServiceProvider.php — boot():</w:t>
+        <w:br/>
+        <w:t>Producto::observe(AuditObserver::class); Pedido::observe(...); Venta::observe(...);</w:t>
       </w:r>
     </w:p>
     <w:p>
@@ -11001,7 +10913,7 @@
           <w:color w:val="0F172A"/>
           <w:sz w:val="18"/>
         </w:rPr>
-        <w:t>A.5 Seguridad — El guardián de roles</w:t>
+        <w:t>A.5 Seguridad — el guardián de roles</w:t>
       </w:r>
     </w:p>
     <w:p>
@@ -11019,7 +10931,7 @@
         <w:br/>
         <w:t>// routes/web.php -&gt; prefix('admin')-&gt;middleware('role:Administrador,Gerente,...')</w:t>
         <w:br/>
-        <w:t>// RoleMiddleware: if(in_array($rol-&gt;nombre, $roles)) deja pasar, si no 403</w:t>
+        <w:t>// RoleMiddleware: si tu rol está en la lista te deja pasar, si no 403</w:t>
       </w:r>
     </w:p>
     <w:p>
@@ -11033,7 +10945,7 @@
           <w:color w:val="0F172A"/>
           <w:sz w:val="18"/>
         </w:rPr>
-        <w:t>A.6 Ventas — ¿Cómo descuenta stock al vender?</w:t>
+        <w:t>A.6 Ventas — como descuenta stock al vender</w:t>
       </w:r>
     </w:p>
     <w:p>
@@ -11075,7 +10987,7 @@
           <w:color w:val="0F172A"/>
           <w:sz w:val="18"/>
         </w:rPr>
-        <w:t>A.7 Checkout — ¿Cómo crea el pedido sin trampa?</w:t>
+        <w:t>A.7 Checkout — como crea el pedido sin trampa</w:t>
       </w:r>
     </w:p>
     <w:p>
@@ -11091,11 +11003,11 @@
         </w:rPr>
         <w:t>DB::transaction(function() use($request,$cliente,$carrito){</w:t>
         <w:br/>
-        <w:t xml:space="preserve">  // Vuelve a leer precio y stock reales de la BD (por si el carrito fue manipulado)</w:t>
+        <w:t xml:space="preserve">  // Vuelve a leer precio y stock reales de la BD (por si el carrito fue manipulado en el navegador)</w:t>
         <w:br/>
         <w:t xml:space="preserve">  $productos = Producto::with('stocks')-&gt;whereIn('id', array_keys($carrito))-&gt;get();</w:t>
         <w:br/>
-        <w:t xml:space="preserve">  // Verifica stock, crea Pedido + DetallePedido + HistorialPedido inicial</w:t>
+        <w:t xml:space="preserve">  // Verifica stock, crea Pedido + DetallePedido + HistorialPedido inicial en una sola transacción</w:t>
         <w:br/>
         <w:t>});</w:t>
       </w:r>
@@ -11112,7 +11024,7 @@
           <w:color w:val="0F172A"/>
           <w:sz w:val="26"/>
         </w:rPr>
-        <w:t>Anexo B — Código de conexión a la base de datos</w:t>
+        <w:t>Anexo B — Conexión a la base de datos</w:t>
       </w:r>
     </w:p>
     <w:p>
@@ -11127,7 +11039,7 @@
           <w:i w:val="0"/>
           <w:sz w:val="20"/>
         </w:rPr>
-        <w:t>En palabras simples: es el archivo que dice dónde está la base de datos y con qué clave se entra.</w:t>
+        <w:t>Esto es lo que le dice al sistema donde está la base de datos y con que clave entrar. Es el archivo .env y la configuración de Laravel.</w:t>
       </w:r>
     </w:p>
     <w:p>
@@ -11141,7 +11053,7 @@
           <w:color w:val="0F172A"/>
           <w:sz w:val="18"/>
         </w:rPr>
-        <w:t>B.1 Archivo .env — La llave de la BD</w:t>
+        <w:t>B.1 Archivo .env — la llave de la BD</w:t>
       </w:r>
     </w:p>
     <w:p>
@@ -11185,7 +11097,7 @@
           <w:color w:val="0F172A"/>
           <w:sz w:val="18"/>
         </w:rPr>
-        <w:t>B.2 config/database.php + Migración — Las 19 tablas</w:t>
+        <w:t>B.2 config/database.php + migración — las 19 tablas</w:t>
       </w:r>
     </w:p>
     <w:p>
@@ -11201,7 +11113,7 @@
         </w:rPr>
         <w:t>// config/database.php: 'mysql' =&gt; ['host'=&gt;env('DB_HOST'), 'database'=&gt;env('DB_DATABASE','ccolcasdb')]</w:t>
         <w:br/>
-        <w:t>// Migración 0001_... crea: productos, categorías, almacenes, stock_por_almacen, roles, usuarios, clientes, etc.</w:t>
+        <w:t>// Migración principal crea: productos, categorías, almacenes, stock_por_almacen, roles, usuarios, clientes, etc.</w:t>
         <w:br/>
         <w:t>// Para crear todo: php artisan migrate --force &amp;&amp; php artisan db:seed --force</w:t>
       </w:r>
@@ -11217,7 +11129,7 @@
           <w:color w:val="0F172A"/>
           <w:sz w:val="18"/>
         </w:rPr>
-        <w:t>B.3 config/auth.php — ¿Qué tabla guarda usuarios?</w:t>
+        <w:t>B.3 config/auth.php — que tabla guarda usuarios</w:t>
       </w:r>
     </w:p>
     <w:p>
@@ -11238,7 +11150,7 @@
       <w:pPr>
         <w:spacing w:after="40"/>
         <w:jc w:val="center"/>
-        <w:shd w:val="clear" w:color="auto" w:fill="FFF1F1"/>
+        <w:shd w:val="clear" w:color="auto" w:fill="FFF3F3"/>
         <w:pBdr>
           <w:top w:val="single" w:sz="4" w:space="4" w:color="DC2626"/>
           <w:left w:val="single" w:sz="4" w:space="4" w:color="DC2626"/>
@@ -11251,9 +11163,9 @@
           <w:rFonts w:ascii="Arial" w:hAnsi="Arial"/>
           <w:b/>
           <w:color w:val="DC2626"/>
-          <w:sz w:val="20"/>
-        </w:rPr>
-        <w:t xml:space="preserve">  📸  CAPTURA 31 — Anexo B — phpMyAdmin con la BD  </w:t>
+          <w:sz w:val="18"/>
+        </w:rPr>
+        <w:t xml:space="preserve">  CAPTURA 31 — Anexo B — phpMyAdmin con la base de datos  </w:t>
       </w:r>
     </w:p>
     <w:p>
@@ -11268,7 +11180,7 @@
           <w:color w:val="334155"/>
           <w:sz w:val="16"/>
         </w:rPr>
-        <w:t>¿Dónde va? phpMyAdmin en http://localhost/phpmyadmin mostrando ccolcasdb y sus 19 tablas</w:t>
+        <w:t>Donde va: phpMyAdmin en http://localhost/phpmyadmin mostrando ccolcasdb y sus 19 tablas</w:t>
       </w:r>
     </w:p>
     <w:p>
@@ -11280,27 +11192,27 @@
         <w:rPr>
           <w:rFonts w:ascii="Arial" w:hAnsi="Arial"/>
           <w:color w:val="64748B"/>
-          <w:sz w:val="16"/>
-        </w:rPr>
-        <w:t>Cómo tomarla: Abre phpMyAdmin y captura con el reloj visible  •  Debe verse la fecha y hora de tu PC (barra de tareas).</w:t>
-      </w:r>
-    </w:p>
-    <w:p>
-      <w:pPr>
-        <w:spacing w:after="240"/>
+          <w:sz w:val="14"/>
+        </w:rPr>
+        <w:t>Como tomarla: Abre phpMyAdmin y captura con el reloj visible. Debe verse la fecha y hora.</w:t>
+      </w:r>
+    </w:p>
+    <w:p>
+      <w:pPr>
+        <w:spacing w:after="200"/>
         <w:jc w:val="center"/>
       </w:pPr>
       <w:r>
         <w:rPr>
           <w:rFonts w:ascii="Consolas" w:hAnsi="Consolas"/>
           <w:color w:val="94A3B8"/>
-          <w:sz w:val="16"/>
-        </w:rPr>
-        <w:t>┌─────────────────────────────────────────────────┐</w:t>
+          <w:sz w:val="14"/>
+        </w:rPr>
+        <w:t>┌──────────────────────────────────────────────┐</w:t>
         <w:br/>
-        <w:t>│   PEGA AQUÍ TU CAPTURA (Insertar &gt; Imágenes)   │</w:t>
+        <w:t>│     PEGA AQUI TU CAPTURA (Insertar &gt; Imagen)     │</w:t>
         <w:br/>
-        <w:t>└─────────────────────────────────────────────────┘</w:t>
+        <w:t>└──────────────────────────────────────────────┘</w:t>
       </w:r>
     </w:p>
     <w:p>
@@ -11331,7 +11243,7 @@
           <w:color w:val="DC2626"/>
           <w:sz w:val="20"/>
         </w:rPr>
-        <w:t>Tu guía dice textual: 'Dichas capturas deben estar tomadas con la fecha y hora de su computador.' La forma más fácil: abre la terminal y el navegador uno al lado del otro, ejecuta el comando y haz Win+Shift+S incluyendo la barra de tareas con el reloj.</w:t>
+        <w:t>Acá tienes que demostrar que probaste cada parte. La forma más fácil: abre la terminal y el navegador lado a lado, ejecuta el comando y haz Win+Shift+S incluyendo la barra de tareas con el reloj.</w:t>
       </w:r>
     </w:p>
     <w:tbl>
@@ -11386,7 +11298,7 @@
                 <w:color w:val="FFFFFF"/>
                 <w:sz w:val="18"/>
               </w:rPr>
-              <w:t>¿Qué prueba? En simple</w:t>
+              <w:t>Que pruebas, en sencillo</w:t>
             </w:r>
           </w:p>
         </w:tc>
@@ -11407,7 +11319,7 @@
                 <w:color w:val="FFFFFF"/>
                 <w:sz w:val="18"/>
               </w:rPr>
-              <w:t>Comando / Ruta donde tomarla</w:t>
+              <w:t>Comando o ruta donde tomarla</w:t>
             </w:r>
           </w:p>
         </w:tc>
@@ -11533,7 +11445,7 @@
                 <w:rFonts w:ascii="Arial" w:hAnsi="Arial"/>
                 <w:sz w:val="18"/>
               </w:rPr>
-              <w:t>Login/Registro — entrar bien/mal, rol cliente vs personal</w:t>
+              <w:t>Login y registro — entrar bien y mal, rol cliente vs personal</w:t>
             </w:r>
           </w:p>
         </w:tc>
@@ -11548,7 +11460,7 @@
                 <w:rFonts w:ascii="Arial" w:hAnsi="Arial"/>
                 <w:sz w:val="18"/>
               </w:rPr>
-              <w:t>Modal login en /</w:t>
+              <w:t>Modal de login en /</w:t>
             </w:r>
           </w:p>
         </w:tc>
@@ -11674,7 +11586,7 @@
                 <w:rFonts w:ascii="Arial" w:hAnsi="Arial"/>
                 <w:sz w:val="18"/>
               </w:rPr>
-              <w:t>Productos/Precios — crear con fórmula y desactivar</w:t>
+              <w:t>Productos y precios — crear con fórmula y desactivar</w:t>
             </w:r>
           </w:p>
         </w:tc>
@@ -11721,7 +11633,7 @@
                 <w:rFonts w:ascii="Arial" w:hAnsi="Arial"/>
                 <w:sz w:val="18"/>
               </w:rPr>
-              <w:t>Pedidos workflow — mover estados por rol</w:t>
+              <w:t>Pedidos — mover estados por rol</w:t>
             </w:r>
           </w:p>
         </w:tc>
@@ -11892,7 +11804,7 @@
       <w:pPr>
         <w:spacing w:after="40"/>
         <w:jc w:val="center"/>
-        <w:shd w:val="clear" w:color="auto" w:fill="FFF1F1"/>
+        <w:shd w:val="clear" w:color="auto" w:fill="FFF3F3"/>
         <w:pBdr>
           <w:top w:val="single" w:sz="4" w:space="4" w:color="DC2626"/>
           <w:left w:val="single" w:sz="4" w:space="4" w:color="DC2626"/>
@@ -11905,9 +11817,9 @@
           <w:rFonts w:ascii="Arial" w:hAnsi="Arial"/>
           <w:b/>
           <w:color w:val="DC2626"/>
-          <w:sz w:val="20"/>
-        </w:rPr>
-        <w:t xml:space="preserve">  📸  CAPTURA C.1 — Catálogo  </w:t>
+          <w:sz w:val="18"/>
+        </w:rPr>
+        <w:t xml:space="preserve">  CAPTURA C.1 — Catálogo  </w:t>
       </w:r>
     </w:p>
     <w:p>
@@ -11922,7 +11834,7 @@
           <w:color w:val="334155"/>
           <w:sz w:val="16"/>
         </w:rPr>
-        <w:t>¿Dónde va? Ver tabla de arriba</w:t>
+        <w:t>Donde va: Ver tabla de arriba</w:t>
       </w:r>
     </w:p>
     <w:p>
@@ -11934,34 +11846,34 @@
         <w:rPr>
           <w:rFonts w:ascii="Arial" w:hAnsi="Arial"/>
           <w:color w:val="64748B"/>
-          <w:sz w:val="16"/>
-        </w:rPr>
-        <w:t>Cómo tomarla: Captura con fecha/hora — pega aquí  •  Debe verse la fecha y hora de tu PC (barra de tareas).</w:t>
-      </w:r>
-    </w:p>
-    <w:p>
-      <w:pPr>
-        <w:spacing w:after="240"/>
+          <w:sz w:val="14"/>
+        </w:rPr>
+        <w:t>Como tomarla: Captura con fecha y hora — pega aquí. Debe verse la fecha y hora.</w:t>
+      </w:r>
+    </w:p>
+    <w:p>
+      <w:pPr>
+        <w:spacing w:after="200"/>
         <w:jc w:val="center"/>
       </w:pPr>
       <w:r>
         <w:rPr>
           <w:rFonts w:ascii="Consolas" w:hAnsi="Consolas"/>
           <w:color w:val="94A3B8"/>
-          <w:sz w:val="16"/>
-        </w:rPr>
-        <w:t>┌─────────────────────────────────────────────────┐</w:t>
+          <w:sz w:val="14"/>
+        </w:rPr>
+        <w:t>┌──────────────────────────────────────────────┐</w:t>
         <w:br/>
-        <w:t>│   PEGA AQUÍ TU CAPTURA (Insertar &gt; Imágenes)   │</w:t>
+        <w:t>│     PEGA AQUI TU CAPTURA (Insertar &gt; Imagen)     │</w:t>
         <w:br/>
-        <w:t>└─────────────────────────────────────────────────┘</w:t>
+        <w:t>└──────────────────────────────────────────────┘</w:t>
       </w:r>
     </w:p>
     <w:p>
       <w:pPr>
         <w:spacing w:after="40"/>
         <w:jc w:val="center"/>
-        <w:shd w:val="clear" w:color="auto" w:fill="FFF1F1"/>
+        <w:shd w:val="clear" w:color="auto" w:fill="FFF3F3"/>
         <w:pBdr>
           <w:top w:val="single" w:sz="4" w:space="4" w:color="DC2626"/>
           <w:left w:val="single" w:sz="4" w:space="4" w:color="DC2626"/>
@@ -11974,9 +11886,9 @@
           <w:rFonts w:ascii="Arial" w:hAnsi="Arial"/>
           <w:b/>
           <w:color w:val="DC2626"/>
-          <w:sz w:val="20"/>
-        </w:rPr>
-        <w:t xml:space="preserve">  📸  CAPTURA C.2 — Carrito  </w:t>
+          <w:sz w:val="18"/>
+        </w:rPr>
+        <w:t xml:space="preserve">  CAPTURA C.2 — Carrito  </w:t>
       </w:r>
     </w:p>
     <w:p>
@@ -11991,7 +11903,7 @@
           <w:color w:val="334155"/>
           <w:sz w:val="16"/>
         </w:rPr>
-        <w:t>¿Dónde va? Ver tabla de arriba</w:t>
+        <w:t>Donde va: Ver tabla de arriba</w:t>
       </w:r>
     </w:p>
     <w:p>
@@ -12003,34 +11915,34 @@
         <w:rPr>
           <w:rFonts w:ascii="Arial" w:hAnsi="Arial"/>
           <w:color w:val="64748B"/>
-          <w:sz w:val="16"/>
-        </w:rPr>
-        <w:t>Cómo tomarla: Captura con fecha/hora — pega aquí  •  Debe verse la fecha y hora de tu PC (barra de tareas).</w:t>
-      </w:r>
-    </w:p>
-    <w:p>
-      <w:pPr>
-        <w:spacing w:after="240"/>
+          <w:sz w:val="14"/>
+        </w:rPr>
+        <w:t>Como tomarla: Captura con fecha y hora — pega aquí. Debe verse la fecha y hora.</w:t>
+      </w:r>
+    </w:p>
+    <w:p>
+      <w:pPr>
+        <w:spacing w:after="200"/>
         <w:jc w:val="center"/>
       </w:pPr>
       <w:r>
         <w:rPr>
           <w:rFonts w:ascii="Consolas" w:hAnsi="Consolas"/>
           <w:color w:val="94A3B8"/>
-          <w:sz w:val="16"/>
-        </w:rPr>
-        <w:t>┌─────────────────────────────────────────────────┐</w:t>
+          <w:sz w:val="14"/>
+        </w:rPr>
+        <w:t>┌──────────────────────────────────────────────┐</w:t>
         <w:br/>
-        <w:t>│   PEGA AQUÍ TU CAPTURA (Insertar &gt; Imágenes)   │</w:t>
+        <w:t>│     PEGA AQUI TU CAPTURA (Insertar &gt; Imagen)     │</w:t>
         <w:br/>
-        <w:t>└─────────────────────────────────────────────────┘</w:t>
+        <w:t>└──────────────────────────────────────────────┘</w:t>
       </w:r>
     </w:p>
     <w:p>
       <w:pPr>
         <w:spacing w:after="40"/>
         <w:jc w:val="center"/>
-        <w:shd w:val="clear" w:color="auto" w:fill="FFF1F1"/>
+        <w:shd w:val="clear" w:color="auto" w:fill="FFF3F3"/>
         <w:pBdr>
           <w:top w:val="single" w:sz="4" w:space="4" w:color="DC2626"/>
           <w:left w:val="single" w:sz="4" w:space="4" w:color="DC2626"/>
@@ -12043,9 +11955,9 @@
           <w:rFonts w:ascii="Arial" w:hAnsi="Arial"/>
           <w:b/>
           <w:color w:val="DC2626"/>
-          <w:sz w:val="20"/>
-        </w:rPr>
-        <w:t xml:space="preserve">  📸  CAPTURA C.3 — Login/Registro  </w:t>
+          <w:sz w:val="18"/>
+        </w:rPr>
+        <w:t xml:space="preserve">  CAPTURA C.3 — Login y registro  </w:t>
       </w:r>
     </w:p>
     <w:p>
@@ -12060,7 +11972,7 @@
           <w:color w:val="334155"/>
           <w:sz w:val="16"/>
         </w:rPr>
-        <w:t>¿Dónde va? Ver tabla de arriba</w:t>
+        <w:t>Donde va: Ver tabla de arriba</w:t>
       </w:r>
     </w:p>
     <w:p>
@@ -12072,34 +11984,34 @@
         <w:rPr>
           <w:rFonts w:ascii="Arial" w:hAnsi="Arial"/>
           <w:color w:val="64748B"/>
-          <w:sz w:val="16"/>
-        </w:rPr>
-        <w:t>Cómo tomarla: Captura con fecha/hora — pega aquí  •  Debe verse la fecha y hora de tu PC (barra de tareas).</w:t>
-      </w:r>
-    </w:p>
-    <w:p>
-      <w:pPr>
-        <w:spacing w:after="240"/>
+          <w:sz w:val="14"/>
+        </w:rPr>
+        <w:t>Como tomarla: Captura con fecha y hora — pega aquí. Debe verse la fecha y hora.</w:t>
+      </w:r>
+    </w:p>
+    <w:p>
+      <w:pPr>
+        <w:spacing w:after="200"/>
         <w:jc w:val="center"/>
       </w:pPr>
       <w:r>
         <w:rPr>
           <w:rFonts w:ascii="Consolas" w:hAnsi="Consolas"/>
           <w:color w:val="94A3B8"/>
-          <w:sz w:val="16"/>
-        </w:rPr>
-        <w:t>┌─────────────────────────────────────────────────┐</w:t>
+          <w:sz w:val="14"/>
+        </w:rPr>
+        <w:t>┌──────────────────────────────────────────────┐</w:t>
         <w:br/>
-        <w:t>│   PEGA AQUÍ TU CAPTURA (Insertar &gt; Imágenes)   │</w:t>
+        <w:t>│     PEGA AQUI TU CAPTURA (Insertar &gt; Imagen)     │</w:t>
         <w:br/>
-        <w:t>└─────────────────────────────────────────────────┘</w:t>
+        <w:t>└──────────────────────────────────────────────┘</w:t>
       </w:r>
     </w:p>
     <w:p>
       <w:pPr>
         <w:spacing w:after="40"/>
         <w:jc w:val="center"/>
-        <w:shd w:val="clear" w:color="auto" w:fill="FFF1F1"/>
+        <w:shd w:val="clear" w:color="auto" w:fill="FFF3F3"/>
         <w:pBdr>
           <w:top w:val="single" w:sz="4" w:space="4" w:color="DC2626"/>
           <w:left w:val="single" w:sz="4" w:space="4" w:color="DC2626"/>
@@ -12112,9 +12024,9 @@
           <w:rFonts w:ascii="Arial" w:hAnsi="Arial"/>
           <w:b/>
           <w:color w:val="DC2626"/>
-          <w:sz w:val="20"/>
-        </w:rPr>
-        <w:t xml:space="preserve">  📸  CAPTURA C.4 — Checkout → Pedido  </w:t>
+          <w:sz w:val="18"/>
+        </w:rPr>
+        <w:t xml:space="preserve">  CAPTURA C.4 — Checkout → Pedido  </w:t>
       </w:r>
     </w:p>
     <w:p>
@@ -12129,7 +12041,7 @@
           <w:color w:val="334155"/>
           <w:sz w:val="16"/>
         </w:rPr>
-        <w:t>¿Dónde va? Ver tabla de arriba</w:t>
+        <w:t>Donde va: Ver tabla de arriba</w:t>
       </w:r>
     </w:p>
     <w:p>
@@ -12141,34 +12053,34 @@
         <w:rPr>
           <w:rFonts w:ascii="Arial" w:hAnsi="Arial"/>
           <w:color w:val="64748B"/>
-          <w:sz w:val="16"/>
-        </w:rPr>
-        <w:t>Cómo tomarla: Captura con fecha/hora — pega aquí  •  Debe verse la fecha y hora de tu PC (barra de tareas).</w:t>
-      </w:r>
-    </w:p>
-    <w:p>
-      <w:pPr>
-        <w:spacing w:after="240"/>
+          <w:sz w:val="14"/>
+        </w:rPr>
+        <w:t>Como tomarla: Captura con fecha y hora — pega aquí. Debe verse la fecha y hora.</w:t>
+      </w:r>
+    </w:p>
+    <w:p>
+      <w:pPr>
+        <w:spacing w:after="200"/>
         <w:jc w:val="center"/>
       </w:pPr>
       <w:r>
         <w:rPr>
           <w:rFonts w:ascii="Consolas" w:hAnsi="Consolas"/>
           <w:color w:val="94A3B8"/>
-          <w:sz w:val="16"/>
-        </w:rPr>
-        <w:t>┌─────────────────────────────────────────────────┐</w:t>
+          <w:sz w:val="14"/>
+        </w:rPr>
+        <w:t>┌──────────────────────────────────────────────┐</w:t>
         <w:br/>
-        <w:t>│   PEGA AQUÍ TU CAPTURA (Insertar &gt; Imágenes)   │</w:t>
+        <w:t>│     PEGA AQUI TU CAPTURA (Insertar &gt; Imagen)     │</w:t>
         <w:br/>
-        <w:t>└─────────────────────────────────────────────────┘</w:t>
+        <w:t>└──────────────────────────────────────────────┘</w:t>
       </w:r>
     </w:p>
     <w:p>
       <w:pPr>
         <w:spacing w:after="40"/>
         <w:jc w:val="center"/>
-        <w:shd w:val="clear" w:color="auto" w:fill="FFF1F1"/>
+        <w:shd w:val="clear" w:color="auto" w:fill="FFF3F3"/>
         <w:pBdr>
           <w:top w:val="single" w:sz="4" w:space="4" w:color="DC2626"/>
           <w:left w:val="single" w:sz="4" w:space="4" w:color="DC2626"/>
@@ -12181,9 +12093,9 @@
           <w:rFonts w:ascii="Arial" w:hAnsi="Arial"/>
           <w:b/>
           <w:color w:val="DC2626"/>
-          <w:sz w:val="20"/>
-        </w:rPr>
-        <w:t xml:space="preserve">  📸  CAPTURA C.5 — Inventario  </w:t>
+          <w:sz w:val="18"/>
+        </w:rPr>
+        <w:t xml:space="preserve">  CAPTURA C.5 — Inventario  </w:t>
       </w:r>
     </w:p>
     <w:p>
@@ -12198,7 +12110,7 @@
           <w:color w:val="334155"/>
           <w:sz w:val="16"/>
         </w:rPr>
-        <w:t>¿Dónde va? Ver tabla de arriba</w:t>
+        <w:t>Donde va: Ver tabla de arriba</w:t>
       </w:r>
     </w:p>
     <w:p>
@@ -12210,34 +12122,34 @@
         <w:rPr>
           <w:rFonts w:ascii="Arial" w:hAnsi="Arial"/>
           <w:color w:val="64748B"/>
-          <w:sz w:val="16"/>
-        </w:rPr>
-        <w:t>Cómo tomarla: Captura con fecha/hora — pega aquí  •  Debe verse la fecha y hora de tu PC (barra de tareas).</w:t>
-      </w:r>
-    </w:p>
-    <w:p>
-      <w:pPr>
-        <w:spacing w:after="240"/>
+          <w:sz w:val="14"/>
+        </w:rPr>
+        <w:t>Como tomarla: Captura con fecha y hora — pega aquí. Debe verse la fecha y hora.</w:t>
+      </w:r>
+    </w:p>
+    <w:p>
+      <w:pPr>
+        <w:spacing w:after="200"/>
         <w:jc w:val="center"/>
       </w:pPr>
       <w:r>
         <w:rPr>
           <w:rFonts w:ascii="Consolas" w:hAnsi="Consolas"/>
           <w:color w:val="94A3B8"/>
-          <w:sz w:val="16"/>
-        </w:rPr>
-        <w:t>┌─────────────────────────────────────────────────┐</w:t>
+          <w:sz w:val="14"/>
+        </w:rPr>
+        <w:t>┌──────────────────────────────────────────────┐</w:t>
         <w:br/>
-        <w:t>│   PEGA AQUÍ TU CAPTURA (Insertar &gt; Imágenes)   │</w:t>
+        <w:t>│     PEGA AQUI TU CAPTURA (Insertar &gt; Imagen)     │</w:t>
         <w:br/>
-        <w:t>└─────────────────────────────────────────────────┘</w:t>
+        <w:t>└──────────────────────────────────────────────┘</w:t>
       </w:r>
     </w:p>
     <w:p>
       <w:pPr>
         <w:spacing w:after="40"/>
         <w:jc w:val="center"/>
-        <w:shd w:val="clear" w:color="auto" w:fill="FFF1F1"/>
+        <w:shd w:val="clear" w:color="auto" w:fill="FFF3F3"/>
         <w:pBdr>
           <w:top w:val="single" w:sz="4" w:space="4" w:color="DC2626"/>
           <w:left w:val="single" w:sz="4" w:space="4" w:color="DC2626"/>
@@ -12250,9 +12162,9 @@
           <w:rFonts w:ascii="Arial" w:hAnsi="Arial"/>
           <w:b/>
           <w:color w:val="DC2626"/>
-          <w:sz w:val="20"/>
-        </w:rPr>
-        <w:t xml:space="preserve">  📸  CAPTURA C.6 — Productos/Precios  </w:t>
+          <w:sz w:val="18"/>
+        </w:rPr>
+        <w:t xml:space="preserve">  CAPTURA C.6 — Productos y precios  </w:t>
       </w:r>
     </w:p>
     <w:p>
@@ -12267,7 +12179,7 @@
           <w:color w:val="334155"/>
           <w:sz w:val="16"/>
         </w:rPr>
-        <w:t>¿Dónde va? Ver tabla de arriba</w:t>
+        <w:t>Donde va: Ver tabla de arriba</w:t>
       </w:r>
     </w:p>
     <w:p>
@@ -12279,34 +12191,34 @@
         <w:rPr>
           <w:rFonts w:ascii="Arial" w:hAnsi="Arial"/>
           <w:color w:val="64748B"/>
-          <w:sz w:val="16"/>
-        </w:rPr>
-        <w:t>Cómo tomarla: Captura con fecha/hora — pega aquí  •  Debe verse la fecha y hora de tu PC (barra de tareas).</w:t>
-      </w:r>
-    </w:p>
-    <w:p>
-      <w:pPr>
-        <w:spacing w:after="240"/>
+          <w:sz w:val="14"/>
+        </w:rPr>
+        <w:t>Como tomarla: Captura con fecha y hora — pega aquí. Debe verse la fecha y hora.</w:t>
+      </w:r>
+    </w:p>
+    <w:p>
+      <w:pPr>
+        <w:spacing w:after="200"/>
         <w:jc w:val="center"/>
       </w:pPr>
       <w:r>
         <w:rPr>
           <w:rFonts w:ascii="Consolas" w:hAnsi="Consolas"/>
           <w:color w:val="94A3B8"/>
-          <w:sz w:val="16"/>
-        </w:rPr>
-        <w:t>┌─────────────────────────────────────────────────┐</w:t>
+          <w:sz w:val="14"/>
+        </w:rPr>
+        <w:t>┌──────────────────────────────────────────────┐</w:t>
         <w:br/>
-        <w:t>│   PEGA AQUÍ TU CAPTURA (Insertar &gt; Imágenes)   │</w:t>
+        <w:t>│     PEGA AQUI TU CAPTURA (Insertar &gt; Imagen)     │</w:t>
         <w:br/>
-        <w:t>└─────────────────────────────────────────────────┘</w:t>
+        <w:t>└──────────────────────────────────────────────┘</w:t>
       </w:r>
     </w:p>
     <w:p>
       <w:pPr>
         <w:spacing w:after="40"/>
         <w:jc w:val="center"/>
-        <w:shd w:val="clear" w:color="auto" w:fill="FFF1F1"/>
+        <w:shd w:val="clear" w:color="auto" w:fill="FFF3F3"/>
         <w:pBdr>
           <w:top w:val="single" w:sz="4" w:space="4" w:color="DC2626"/>
           <w:left w:val="single" w:sz="4" w:space="4" w:color="DC2626"/>
@@ -12319,9 +12231,9 @@
           <w:rFonts w:ascii="Arial" w:hAnsi="Arial"/>
           <w:b/>
           <w:color w:val="DC2626"/>
-          <w:sz w:val="20"/>
-        </w:rPr>
-        <w:t xml:space="preserve">  📸  CAPTURA C.7 — Pedidos workflow  </w:t>
+          <w:sz w:val="18"/>
+        </w:rPr>
+        <w:t xml:space="preserve">  CAPTURA C.7 — Flujo de pedidos  </w:t>
       </w:r>
     </w:p>
     <w:p>
@@ -12336,7 +12248,7 @@
           <w:color w:val="334155"/>
           <w:sz w:val="16"/>
         </w:rPr>
-        <w:t>¿Dónde va? Ver tabla de arriba</w:t>
+        <w:t>Donde va: Ver tabla de arriba</w:t>
       </w:r>
     </w:p>
     <w:p>
@@ -12348,34 +12260,34 @@
         <w:rPr>
           <w:rFonts w:ascii="Arial" w:hAnsi="Arial"/>
           <w:color w:val="64748B"/>
-          <w:sz w:val="16"/>
-        </w:rPr>
-        <w:t>Cómo tomarla: Captura con fecha/hora — pega aquí  •  Debe verse la fecha y hora de tu PC (barra de tareas).</w:t>
-      </w:r>
-    </w:p>
-    <w:p>
-      <w:pPr>
-        <w:spacing w:after="240"/>
+          <w:sz w:val="14"/>
+        </w:rPr>
+        <w:t>Como tomarla: Captura con fecha y hora — pega aquí. Debe verse la fecha y hora.</w:t>
+      </w:r>
+    </w:p>
+    <w:p>
+      <w:pPr>
+        <w:spacing w:after="200"/>
         <w:jc w:val="center"/>
       </w:pPr>
       <w:r>
         <w:rPr>
           <w:rFonts w:ascii="Consolas" w:hAnsi="Consolas"/>
           <w:color w:val="94A3B8"/>
-          <w:sz w:val="16"/>
-        </w:rPr>
-        <w:t>┌─────────────────────────────────────────────────┐</w:t>
+          <w:sz w:val="14"/>
+        </w:rPr>
+        <w:t>┌──────────────────────────────────────────────┐</w:t>
         <w:br/>
-        <w:t>│   PEGA AQUÍ TU CAPTURA (Insertar &gt; Imágenes)   │</w:t>
+        <w:t>│     PEGA AQUI TU CAPTURA (Insertar &gt; Imagen)     │</w:t>
         <w:br/>
-        <w:t>└─────────────────────────────────────────────────┘</w:t>
+        <w:t>└──────────────────────────────────────────────┘</w:t>
       </w:r>
     </w:p>
     <w:p>
       <w:pPr>
         <w:spacing w:after="40"/>
         <w:jc w:val="center"/>
-        <w:shd w:val="clear" w:color="auto" w:fill="FFF1F1"/>
+        <w:shd w:val="clear" w:color="auto" w:fill="FFF3F3"/>
         <w:pBdr>
           <w:top w:val="single" w:sz="4" w:space="4" w:color="DC2626"/>
           <w:left w:val="single" w:sz="4" w:space="4" w:color="DC2626"/>
@@ -12388,9 +12300,9 @@
           <w:rFonts w:ascii="Arial" w:hAnsi="Arial"/>
           <w:b/>
           <w:color w:val="DC2626"/>
-          <w:sz w:val="20"/>
-        </w:rPr>
-        <w:t xml:space="preserve">  📸  CAPTURA C.8 — Ventas  </w:t>
+          <w:sz w:val="18"/>
+        </w:rPr>
+        <w:t xml:space="preserve">  CAPTURA C.8 — Ventas  </w:t>
       </w:r>
     </w:p>
     <w:p>
@@ -12405,7 +12317,7 @@
           <w:color w:val="334155"/>
           <w:sz w:val="16"/>
         </w:rPr>
-        <w:t>¿Dónde va? Ver tabla de arriba</w:t>
+        <w:t>Donde va: Ver tabla de arriba</w:t>
       </w:r>
     </w:p>
     <w:p>
@@ -12417,34 +12329,34 @@
         <w:rPr>
           <w:rFonts w:ascii="Arial" w:hAnsi="Arial"/>
           <w:color w:val="64748B"/>
-          <w:sz w:val="16"/>
-        </w:rPr>
-        <w:t>Cómo tomarla: Captura con fecha/hora — pega aquí  •  Debe verse la fecha y hora de tu PC (barra de tareas).</w:t>
-      </w:r>
-    </w:p>
-    <w:p>
-      <w:pPr>
-        <w:spacing w:after="240"/>
+          <w:sz w:val="14"/>
+        </w:rPr>
+        <w:t>Como tomarla: Captura con fecha y hora — pega aquí. Debe verse la fecha y hora.</w:t>
+      </w:r>
+    </w:p>
+    <w:p>
+      <w:pPr>
+        <w:spacing w:after="200"/>
         <w:jc w:val="center"/>
       </w:pPr>
       <w:r>
         <w:rPr>
           <w:rFonts w:ascii="Consolas" w:hAnsi="Consolas"/>
           <w:color w:val="94A3B8"/>
-          <w:sz w:val="16"/>
-        </w:rPr>
-        <w:t>┌─────────────────────────────────────────────────┐</w:t>
+          <w:sz w:val="14"/>
+        </w:rPr>
+        <w:t>┌──────────────────────────────────────────────┐</w:t>
         <w:br/>
-        <w:t>│   PEGA AQUÍ TU CAPTURA (Insertar &gt; Imágenes)   │</w:t>
+        <w:t>│     PEGA AQUI TU CAPTURA (Insertar &gt; Imagen)     │</w:t>
         <w:br/>
-        <w:t>└─────────────────────────────────────────────────┘</w:t>
+        <w:t>└──────────────────────────────────────────────┘</w:t>
       </w:r>
     </w:p>
     <w:p>
       <w:pPr>
         <w:spacing w:after="40"/>
         <w:jc w:val="center"/>
-        <w:shd w:val="clear" w:color="auto" w:fill="FFF1F1"/>
+        <w:shd w:val="clear" w:color="auto" w:fill="FFF3F3"/>
         <w:pBdr>
           <w:top w:val="single" w:sz="4" w:space="4" w:color="DC2626"/>
           <w:left w:val="single" w:sz="4" w:space="4" w:color="DC2626"/>
@@ -12457,9 +12369,9 @@
           <w:rFonts w:ascii="Arial" w:hAnsi="Arial"/>
           <w:b/>
           <w:color w:val="DC2626"/>
-          <w:sz w:val="20"/>
-        </w:rPr>
-        <w:t xml:space="preserve">  📸  CAPTURA C.9 — RBAC 403  </w:t>
+          <w:sz w:val="18"/>
+        </w:rPr>
+        <w:t xml:space="preserve">  CAPTURA C.9 — Permiso 403  </w:t>
       </w:r>
     </w:p>
     <w:p>
@@ -12474,7 +12386,7 @@
           <w:color w:val="334155"/>
           <w:sz w:val="16"/>
         </w:rPr>
-        <w:t>¿Dónde va? Ver tabla de arriba</w:t>
+        <w:t>Donde va: Ver tabla de arriba</w:t>
       </w:r>
     </w:p>
     <w:p>
@@ -12486,34 +12398,34 @@
         <w:rPr>
           <w:rFonts w:ascii="Arial" w:hAnsi="Arial"/>
           <w:color w:val="64748B"/>
-          <w:sz w:val="16"/>
-        </w:rPr>
-        <w:t>Cómo tomarla: Captura con fecha/hora — pega aquí  •  Debe verse la fecha y hora de tu PC (barra de tareas).</w:t>
-      </w:r>
-    </w:p>
-    <w:p>
-      <w:pPr>
-        <w:spacing w:after="240"/>
+          <w:sz w:val="14"/>
+        </w:rPr>
+        <w:t>Como tomarla: Captura con fecha y hora — pega aquí. Debe verse la fecha y hora.</w:t>
+      </w:r>
+    </w:p>
+    <w:p>
+      <w:pPr>
+        <w:spacing w:after="200"/>
         <w:jc w:val="center"/>
       </w:pPr>
       <w:r>
         <w:rPr>
           <w:rFonts w:ascii="Consolas" w:hAnsi="Consolas"/>
           <w:color w:val="94A3B8"/>
-          <w:sz w:val="16"/>
-        </w:rPr>
-        <w:t>┌─────────────────────────────────────────────────┐</w:t>
+          <w:sz w:val="14"/>
+        </w:rPr>
+        <w:t>┌──────────────────────────────────────────────┐</w:t>
         <w:br/>
-        <w:t>│   PEGA AQUÍ TU CAPTURA (Insertar &gt; Imágenes)   │</w:t>
+        <w:t>│     PEGA AQUI TU CAPTURA (Insertar &gt; Imagen)     │</w:t>
         <w:br/>
-        <w:t>└─────────────────────────────────────────────────┘</w:t>
+        <w:t>└──────────────────────────────────────────────┘</w:t>
       </w:r>
     </w:p>
     <w:p>
       <w:pPr>
         <w:spacing w:after="40"/>
         <w:jc w:val="center"/>
-        <w:shd w:val="clear" w:color="auto" w:fill="FFF1F1"/>
+        <w:shd w:val="clear" w:color="auto" w:fill="FFF3F3"/>
         <w:pBdr>
           <w:top w:val="single" w:sz="4" w:space="4" w:color="DC2626"/>
           <w:left w:val="single" w:sz="4" w:space="4" w:color="DC2626"/>
@@ -12526,9 +12438,9 @@
           <w:rFonts w:ascii="Arial" w:hAnsi="Arial"/>
           <w:b/>
           <w:color w:val="DC2626"/>
-          <w:sz w:val="20"/>
-        </w:rPr>
-        <w:t xml:space="preserve">  📸  CAPTURA C.10 — Tests globales (168) + build  </w:t>
+          <w:sz w:val="18"/>
+        </w:rPr>
+        <w:t xml:space="preserve">  CAPTURA C.10 — Tests globales (168) + build  </w:t>
       </w:r>
     </w:p>
     <w:p>
@@ -12543,7 +12455,7 @@
           <w:color w:val="334155"/>
           <w:sz w:val="16"/>
         </w:rPr>
-        <w:t>¿Dónde va? Ver tabla de arriba</w:t>
+        <w:t>Donde va: Ver tabla de arriba</w:t>
       </w:r>
     </w:p>
     <w:p>
@@ -12555,32 +12467,32 @@
         <w:rPr>
           <w:rFonts w:ascii="Arial" w:hAnsi="Arial"/>
           <w:color w:val="64748B"/>
-          <w:sz w:val="16"/>
-        </w:rPr>
-        <w:t>Cómo tomarla: Captura con fecha/hora — pega aquí  •  Debe verse la fecha y hora de tu PC (barra de tareas).</w:t>
-      </w:r>
-    </w:p>
-    <w:p>
-      <w:pPr>
-        <w:spacing w:after="240"/>
+          <w:sz w:val="14"/>
+        </w:rPr>
+        <w:t>Como tomarla: Captura con fecha y hora — pega aquí. Debe verse la fecha y hora.</w:t>
+      </w:r>
+    </w:p>
+    <w:p>
+      <w:pPr>
+        <w:spacing w:after="200"/>
         <w:jc w:val="center"/>
       </w:pPr>
       <w:r>
         <w:rPr>
           <w:rFonts w:ascii="Consolas" w:hAnsi="Consolas"/>
           <w:color w:val="94A3B8"/>
-          <w:sz w:val="16"/>
-        </w:rPr>
-        <w:t>┌─────────────────────────────────────────────────┐</w:t>
+          <w:sz w:val="14"/>
+        </w:rPr>
+        <w:t>┌──────────────────────────────────────────────┐</w:t>
         <w:br/>
-        <w:t>│   PEGA AQUÍ TU CAPTURA (Insertar &gt; Imágenes)   │</w:t>
+        <w:t>│     PEGA AQUI TU CAPTURA (Insertar &gt; Imagen)     │</w:t>
         <w:br/>
-        <w:t>└─────────────────────────────────────────────────┘</w:t>
-      </w:r>
-    </w:p>
-    <w:p>
-      <w:pPr>
-        <w:spacing w:before="320"/>
+        <w:t>└──────────────────────────────────────────────┘</w:t>
+      </w:r>
+    </w:p>
+    <w:p>
+      <w:pPr>
+        <w:spacing w:before="360"/>
         <w:jc w:val="center"/>
       </w:pPr>
       <w:r>
@@ -12590,7 +12502,7 @@
           <w:color w:val="0F172A"/>
           <w:sz w:val="18"/>
         </w:rPr>
-        <w:t>— Fin del Entregable Final —  CCOLCAS  •  Suble Lima Denilson Rivaldo  •  Ingeniería Web  •  Sede Cusco 2026 —</w:t>
+        <w:t>— Fin del documento —  CCOLCA'S  •  Suble Lima Denilson Rivaldo  •  Ingeniería Web  •  Cusco 2026 —</w:t>
       </w:r>
     </w:p>
     <w:p>
@@ -12601,10 +12513,10 @@
         <w:rPr>
           <w:rFonts w:ascii="Arial" w:hAnsi="Arial"/>
           <w:i/>
-          <w:color w:val="DC2626"/>
+          <w:color w:val="64748B"/>
           <w:sz w:val="16"/>
         </w:rPr>
-        <w:t>¿Listo para entregar? Reemplaza todas las cajitas 📸 con tus fotos reales, guarda como: Suble_Lima_Denilson_Rivaldo_EntregableFinal.docx  •  Arial 12  •  Páginas numeradas</w:t>
+        <w:t>Cuando termines de pegar tus capturas, guarda como: Suble_Lima_Denilson_Rivaldo_EntregableFinal.docx  •  Arial 12  •  Páginas numeradas</w:t>
       </w:r>
     </w:p>
     <w:sectPr>
